--- a/homework_07.docx
+++ b/homework_07.docx
@@ -895,7 +895,7 @@
           <w:lang w:eastAsia="zh-CN"/>
         </w:rPr>
         <w:drawing>
-          <wp:inline distT="0" distB="0" distL="0" distR="0" wp14:anchorId="5794E757" wp14:editId="0DED6AE5">
+          <wp:inline distT="0" distB="0" distL="0" distR="0" wp14:anchorId="5794E757" wp14:editId="30ED9AA0">
             <wp:extent cx="5486400" cy="2757805"/>
             <wp:effectExtent l="0" t="0" r="0" b="0"/>
             <wp:docPr id="5" name="图片 5"/>
@@ -1495,7 +1495,7 @@
           <w:lang w:eastAsia="zh-CN"/>
         </w:rPr>
         <w:drawing>
-          <wp:inline distT="0" distB="0" distL="0" distR="0" wp14:anchorId="59F8D710" wp14:editId="36B6627F">
+          <wp:inline distT="0" distB="0" distL="0" distR="0" wp14:anchorId="59F8D710" wp14:editId="015EE7C1">
             <wp:extent cx="2836964" cy="3335731"/>
             <wp:effectExtent l="0" t="0" r="0" b="0"/>
             <wp:docPr id="7" name="图片 7"/>
@@ -1924,6 +1924,9 @@
         <w:t>。</w:t>
       </w:r>
     </w:p>
+    <w:bookmarkEnd w:id="0"/>
+    <w:bookmarkEnd w:id="1"/>
+    <w:bookmarkEnd w:id="2"/>
     <w:bookmarkEnd w:id="3"/>
     <w:p>
       <w:pPr>
@@ -1955,7 +1958,21 @@
         <w:rPr>
           <w:rStyle w:val="NormalTok"/>
         </w:rPr>
-        <w:t>(readr)</w:t>
+        <w:t>(</w:t>
+      </w:r>
+      <w:proofErr w:type="spellStart"/>
+      <w:r>
+        <w:rPr>
+          <w:rStyle w:val="NormalTok"/>
+        </w:rPr>
+        <w:t>readr</w:t>
+      </w:r>
+      <w:proofErr w:type="spellEnd"/>
+      <w:r>
+        <w:rPr>
+          <w:rStyle w:val="NormalTok"/>
+        </w:rPr>
+        <w:t>)</w:t>
       </w:r>
       <w:r>
         <w:br/>
@@ -1970,17 +1987,33 @@
         <w:rPr>
           <w:rStyle w:val="NormalTok"/>
         </w:rPr>
-        <w:t>(knitr)</w:t>
+        <w:t>(</w:t>
+      </w:r>
+      <w:proofErr w:type="spellStart"/>
+      <w:r>
+        <w:rPr>
+          <w:rStyle w:val="NormalTok"/>
+        </w:rPr>
+        <w:t>knitr</w:t>
+      </w:r>
+      <w:proofErr w:type="spellEnd"/>
+      <w:r>
+        <w:rPr>
+          <w:rStyle w:val="NormalTok"/>
+        </w:rPr>
+        <w:t>)</w:t>
       </w:r>
       <w:r>
         <w:br/>
       </w:r>
+      <w:proofErr w:type="spellStart"/>
       <w:r>
         <w:rPr>
           <w:rStyle w:val="FunctionTok"/>
         </w:rPr>
         <w:t>setwd</w:t>
       </w:r>
+      <w:proofErr w:type="spellEnd"/>
       <w:r>
         <w:rPr>
           <w:rStyle w:val="NormalTok"/>
@@ -2002,11 +2035,19 @@
       <w:r>
         <w:br/>
       </w:r>
-      <w:r>
-        <w:rPr>
-          <w:rStyle w:val="NormalTok"/>
-        </w:rPr>
-        <w:t xml:space="preserve">doubs_site_coords </w:t>
+      <w:proofErr w:type="spellStart"/>
+      <w:r>
+        <w:rPr>
+          <w:rStyle w:val="NormalTok"/>
+        </w:rPr>
+        <w:t>doubs_site_coords</w:t>
+      </w:r>
+      <w:proofErr w:type="spellEnd"/>
+      <w:r>
+        <w:rPr>
+          <w:rStyle w:val="NormalTok"/>
+        </w:rPr>
+        <w:t xml:space="preserve"> </w:t>
       </w:r>
       <w:r>
         <w:rPr>
@@ -2020,12 +2061,14 @@
         </w:rPr>
         <w:t xml:space="preserve"> </w:t>
       </w:r>
+      <w:proofErr w:type="spellStart"/>
       <w:r>
         <w:rPr>
           <w:rStyle w:val="FunctionTok"/>
         </w:rPr>
         <w:t>read_csv</w:t>
       </w:r>
+      <w:proofErr w:type="spellEnd"/>
       <w:r>
         <w:rPr>
           <w:rStyle w:val="NormalTok"/>
@@ -2036,7 +2079,21 @@
         <w:rPr>
           <w:rStyle w:val="StringTok"/>
         </w:rPr>
-        <w:t>"data//gisdata/pointcoord_geo.csv"</w:t>
+        <w:t>"data//</w:t>
+      </w:r>
+      <w:proofErr w:type="spellStart"/>
+      <w:r>
+        <w:rPr>
+          <w:rStyle w:val="StringTok"/>
+        </w:rPr>
+        <w:t>gisdata</w:t>
+      </w:r>
+      <w:proofErr w:type="spellEnd"/>
+      <w:r>
+        <w:rPr>
+          <w:rStyle w:val="StringTok"/>
+        </w:rPr>
+        <w:t>/pointcoord_geo.csv"</w:t>
       </w:r>
       <w:r>
         <w:rPr>
@@ -2050,18 +2107,22 @@
       <w:r>
         <w:br/>
       </w:r>
+      <w:proofErr w:type="spellStart"/>
+      <w:proofErr w:type="gramStart"/>
       <w:r>
         <w:rPr>
           <w:rStyle w:val="FunctionTok"/>
         </w:rPr>
         <w:t>kable</w:t>
       </w:r>
+      <w:proofErr w:type="spellEnd"/>
       <w:r>
         <w:rPr>
           <w:rStyle w:val="NormalTok"/>
         </w:rPr>
         <w:t>(</w:t>
       </w:r>
+      <w:proofErr w:type="gramEnd"/>
       <w:r>
         <w:br/>
       </w:r>
@@ -2069,7 +2130,21 @@
         <w:rPr>
           <w:rStyle w:val="NormalTok"/>
         </w:rPr>
-        <w:t xml:space="preserve">  doubs_site_coords,</w:t>
+        <w:t xml:space="preserve">  </w:t>
+      </w:r>
+      <w:proofErr w:type="spellStart"/>
+      <w:r>
+        <w:rPr>
+          <w:rStyle w:val="NormalTok"/>
+        </w:rPr>
+        <w:t>doubs_site_coords</w:t>
+      </w:r>
+      <w:proofErr w:type="spellEnd"/>
+      <w:r>
+        <w:rPr>
+          <w:rStyle w:val="NormalTok"/>
+        </w:rPr>
+        <w:t>,</w:t>
       </w:r>
       <w:r>
         <w:br/>
@@ -2098,24 +2173,28 @@
         </w:rPr>
         <w:t xml:space="preserve">"QGIS </w:t>
       </w:r>
+      <w:proofErr w:type="spellStart"/>
       <w:r>
         <w:rPr>
           <w:rStyle w:val="StringTok"/>
         </w:rPr>
         <w:t>地理配准后导出的</w:t>
       </w:r>
+      <w:proofErr w:type="spellEnd"/>
       <w:r>
         <w:rPr>
           <w:rStyle w:val="StringTok"/>
         </w:rPr>
         <w:t xml:space="preserve"> Doubs </w:t>
       </w:r>
+      <w:proofErr w:type="spellStart"/>
       <w:r>
         <w:rPr>
           <w:rStyle w:val="StringTok"/>
         </w:rPr>
         <w:t>样点经纬度坐标</w:t>
       </w:r>
+      <w:proofErr w:type="spellEnd"/>
       <w:r>
         <w:rPr>
           <w:rStyle w:val="StringTok"/>
@@ -2175,8 +2254,8 @@
       </w:tblPr>
       <w:tblGrid>
         <w:gridCol w:w="473"/>
-        <w:gridCol w:w="1182"/>
-        <w:gridCol w:w="1182"/>
+        <w:gridCol w:w="928"/>
+        <w:gridCol w:w="931"/>
       </w:tblGrid>
       <w:tr>
         <w:trPr>
@@ -2206,9 +2285,11 @@
               <w:pStyle w:val="Compact"/>
               <w:jc w:val="right"/>
             </w:pPr>
+            <w:proofErr w:type="spellStart"/>
             <w:r>
               <w:t>xcoord</w:t>
             </w:r>
+            <w:proofErr w:type="spellEnd"/>
           </w:p>
         </w:tc>
         <w:tc>
@@ -2220,9 +2301,11 @@
               <w:pStyle w:val="Compact"/>
               <w:jc w:val="right"/>
             </w:pPr>
+            <w:proofErr w:type="spellStart"/>
             <w:r>
               <w:t>ycoord</w:t>
             </w:r>
+            <w:proofErr w:type="spellEnd"/>
           </w:p>
         </w:tc>
       </w:tr>
@@ -2251,7 +2334,7 @@
               <w:jc w:val="right"/>
             </w:pPr>
             <w:r>
-              <w:t>6.224837</w:t>
+              <w:t>5.864</w:t>
             </w:r>
           </w:p>
         </w:tc>
@@ -2265,7 +2348,7 @@
               <w:jc w:val="right"/>
             </w:pPr>
             <w:r>
-              <w:t>46.72048</w:t>
+              <w:t>47.175</w:t>
             </w:r>
           </w:p>
         </w:tc>
@@ -2295,7 +2378,7 @@
               <w:jc w:val="right"/>
             </w:pPr>
             <w:r>
-              <w:t>6.255072</w:t>
+              <w:t>5.961</w:t>
             </w:r>
           </w:p>
         </w:tc>
@@ -2309,7 +2392,7 @@
               <w:jc w:val="right"/>
             </w:pPr>
             <w:r>
-              <w:t>46.73884</w:t>
+              <w:t>47.234</w:t>
             </w:r>
           </w:p>
         </w:tc>
@@ -2339,7 +2422,7 @@
               <w:jc w:val="right"/>
             </w:pPr>
             <w:r>
-              <w:t>6.298264</w:t>
+              <w:t>6.071</w:t>
             </w:r>
           </w:p>
         </w:tc>
@@ -2353,7 +2436,7 @@
               <w:jc w:val="right"/>
             </w:pPr>
             <w:r>
-              <w:t>46.74964</w:t>
+              <w:t>47.273</w:t>
             </w:r>
           </w:p>
         </w:tc>
@@ -2383,7 +2466,7 @@
               <w:jc w:val="right"/>
             </w:pPr>
             <w:r>
-              <w:t>6.286386</w:t>
+              <w:t>6.151</w:t>
             </w:r>
           </w:p>
         </w:tc>
@@ -2397,7 +2480,7 @@
               <w:jc w:val="right"/>
             </w:pPr>
             <w:r>
-              <w:t>46.78635</w:t>
+              <w:t>47.303</w:t>
             </w:r>
           </w:p>
         </w:tc>
@@ -2427,7 +2510,7 @@
               <w:jc w:val="right"/>
             </w:pPr>
             <w:r>
-              <w:t>6.319860</w:t>
+              <w:t>6.284</w:t>
             </w:r>
           </w:p>
         </w:tc>
@@ -2441,7 +2524,7 @@
               <w:jc w:val="right"/>
             </w:pPr>
             <w:r>
-              <w:t>46.81982</w:t>
+              <w:t>47.338</w:t>
             </w:r>
           </w:p>
         </w:tc>
@@ -2471,7 +2554,7 @@
               <w:jc w:val="right"/>
             </w:pPr>
             <w:r>
-              <w:t>6.349015</w:t>
+              <w:t>6.553</w:t>
             </w:r>
           </w:p>
         </w:tc>
@@ -2485,7 +2568,7 @@
               <w:jc w:val="right"/>
             </w:pPr>
             <w:r>
-              <w:t>46.85870</w:t>
+              <w:t>47.426</w:t>
             </w:r>
           </w:p>
         </w:tc>
@@ -2515,7 +2598,7 @@
               <w:jc w:val="right"/>
             </w:pPr>
             <w:r>
-              <w:t>6.359813</w:t>
+              <w:t>6.723</w:t>
             </w:r>
           </w:p>
         </w:tc>
@@ -2529,7 +2612,7 @@
               <w:jc w:val="right"/>
             </w:pPr>
             <w:r>
-              <w:t>46.89541</w:t>
+              <w:t>47.471</w:t>
             </w:r>
           </w:p>
         </w:tc>
@@ -2559,7 +2642,7 @@
               <w:jc w:val="right"/>
             </w:pPr>
             <w:r>
-              <w:t>6.342536</w:t>
+              <w:t>6.786</w:t>
             </w:r>
           </w:p>
         </w:tc>
@@ -2573,7 +2656,7 @@
               <w:jc w:val="right"/>
             </w:pPr>
             <w:r>
-              <w:t>46.94184</w:t>
+              <w:t>47.451</w:t>
             </w:r>
           </w:p>
         </w:tc>
@@ -2603,7 +2686,7 @@
               <w:jc w:val="right"/>
             </w:pPr>
             <w:r>
-              <w:t>6.478592</w:t>
+              <w:t>6.784</w:t>
             </w:r>
           </w:p>
         </w:tc>
@@ -2617,7 +2700,7 @@
               <w:jc w:val="right"/>
             </w:pPr>
             <w:r>
-              <w:t>47.01203</w:t>
+              <w:t>47.389</w:t>
             </w:r>
           </w:p>
         </w:tc>
@@ -2647,7 +2730,7 @@
               <w:jc w:val="right"/>
             </w:pPr>
             <w:r>
-              <w:t>6.641642</w:t>
+              <w:t>6.751</w:t>
             </w:r>
           </w:p>
         </w:tc>
@@ -2661,7 +2744,7 @@
               <w:jc w:val="right"/>
             </w:pPr>
             <w:r>
-              <w:t>47.05414</w:t>
+              <w:t>47.359</w:t>
             </w:r>
           </w:p>
         </w:tc>
@@ -2691,7 +2774,7 @@
               <w:jc w:val="right"/>
             </w:pPr>
             <w:r>
-              <w:t>6.736665</w:t>
+              <w:t>6.762</w:t>
             </w:r>
           </w:p>
         </w:tc>
@@ -2705,7 +2788,7 @@
               <w:jc w:val="right"/>
             </w:pPr>
             <w:r>
-              <w:t>47.10705</w:t>
+              <w:t>47.326</w:t>
             </w:r>
           </w:p>
         </w:tc>
@@ -2735,7 +2818,7 @@
               <w:jc w:val="right"/>
             </w:pPr>
             <w:r>
-              <w:t>6.830608</w:t>
+              <w:t>6.846</w:t>
             </w:r>
           </w:p>
         </w:tc>
@@ -2749,7 +2832,7 @@
               <w:jc w:val="right"/>
             </w:pPr>
             <w:r>
-              <w:t>47.15564</w:t>
+              <w:t>47.330</w:t>
             </w:r>
           </w:p>
         </w:tc>
@@ -2779,7 +2862,7 @@
               <w:jc w:val="right"/>
             </w:pPr>
             <w:r>
-              <w:t>6.912673</w:t>
+              <w:t>6.934</w:t>
             </w:r>
           </w:p>
         </w:tc>
@@ -2793,7 +2876,7 @@
               <w:jc w:val="right"/>
             </w:pPr>
             <w:r>
-              <w:t>47.22151</w:t>
+              <w:t>47.339</w:t>
             </w:r>
           </w:p>
         </w:tc>
@@ -2823,7 +2906,7 @@
               <w:jc w:val="right"/>
             </w:pPr>
             <w:r>
-              <w:t>6.948307</w:t>
+              <w:t>7.036</w:t>
             </w:r>
           </w:p>
         </w:tc>
@@ -2837,7 +2920,7 @@
               <w:jc w:val="right"/>
             </w:pPr>
             <w:r>
-              <w:t>47.27118</w:t>
+              <w:t>47.348</w:t>
             </w:r>
           </w:p>
         </w:tc>
@@ -2867,7 +2950,7 @@
               <w:jc w:val="right"/>
             </w:pPr>
             <w:r>
-              <w:t>7.067086</w:t>
+              <w:t>7.145</w:t>
             </w:r>
           </w:p>
         </w:tc>
@@ -2881,7 +2964,7 @@
               <w:jc w:val="right"/>
             </w:pPr>
             <w:r>
-              <w:t>47.30142</w:t>
+              <w:t>47.359</w:t>
             </w:r>
           </w:p>
         </w:tc>
@@ -2911,7 +2994,7 @@
               <w:jc w:val="right"/>
             </w:pPr>
             <w:r>
-              <w:t>7.144832</w:t>
+              <w:t>7.067</w:t>
             </w:r>
           </w:p>
         </w:tc>
@@ -2925,7 +3008,7 @@
               <w:jc w:val="right"/>
             </w:pPr>
             <w:r>
-              <w:t>47.35865</w:t>
+              <w:t>47.296</w:t>
             </w:r>
           </w:p>
         </w:tc>
@@ -2955,7 +3038,7 @@
               <w:jc w:val="right"/>
             </w:pPr>
             <w:r>
-              <w:t>7.037931</w:t>
+              <w:t>6.946</w:t>
             </w:r>
           </w:p>
         </w:tc>
@@ -2969,7 +3052,7 @@
               <w:jc w:val="right"/>
             </w:pPr>
             <w:r>
-              <w:t>47.34353</w:t>
+              <w:t>47.282</w:t>
             </w:r>
           </w:p>
         </w:tc>
@@ -2999,7 +3082,7 @@
               <w:jc w:val="right"/>
             </w:pPr>
             <w:r>
-              <w:t>6.935349</w:t>
+              <w:t>6.919</w:t>
             </w:r>
           </w:p>
         </w:tc>
@@ -3013,7 +3096,7 @@
               <w:jc w:val="right"/>
             </w:pPr>
             <w:r>
-              <w:t>47.33489</w:t>
+              <w:t>47.224</w:t>
             </w:r>
           </w:p>
         </w:tc>
@@ -3043,7 +3126,7 @@
               <w:jc w:val="right"/>
             </w:pPr>
             <w:r>
-              <w:t>6.833848</w:t>
+              <w:t>6.827</w:t>
             </w:r>
           </w:p>
         </w:tc>
@@ -3057,7 +3140,7 @@
               <w:jc w:val="right"/>
             </w:pPr>
             <w:r>
-              <w:t>47.32193</w:t>
+              <w:t>47.155</w:t>
             </w:r>
           </w:p>
         </w:tc>
@@ -3087,7 +3170,7 @@
               <w:jc w:val="right"/>
             </w:pPr>
             <w:r>
-              <w:t>6.753942</w:t>
+              <w:t>6.730</w:t>
             </w:r>
           </w:p>
         </w:tc>
@@ -3101,7 +3184,7 @@
               <w:jc w:val="right"/>
             </w:pPr>
             <w:r>
-              <w:t>47.31545</w:t>
+              <w:t>47.112</w:t>
             </w:r>
           </w:p>
         </w:tc>
@@ -3131,7 +3214,7 @@
               <w:jc w:val="right"/>
             </w:pPr>
             <w:r>
-              <w:t>6.745304</w:t>
+              <w:t>6.643</w:t>
             </w:r>
           </w:p>
         </w:tc>
@@ -3145,7 +3228,7 @@
               <w:jc w:val="right"/>
             </w:pPr>
             <w:r>
-              <w:t>47.34245</w:t>
+              <w:t>47.053</w:t>
             </w:r>
           </w:p>
         </w:tc>
@@ -3175,7 +3258,7 @@
               <w:jc w:val="right"/>
             </w:pPr>
             <w:r>
-              <w:t>6.769059</w:t>
+              <w:t>6.482</w:t>
             </w:r>
           </w:p>
         </w:tc>
@@ -3189,7 +3272,7 @@
               <w:jc w:val="right"/>
             </w:pPr>
             <w:r>
-              <w:t>47.37592</w:t>
+              <w:t>47.022</w:t>
             </w:r>
           </w:p>
         </w:tc>
@@ -3219,7 +3302,7 @@
               <w:jc w:val="right"/>
             </w:pPr>
             <w:r>
-              <w:t>6.774458</w:t>
+              <w:t>6.349</w:t>
             </w:r>
           </w:p>
         </w:tc>
@@ -3233,7 +3316,7 @@
               <w:jc w:val="right"/>
             </w:pPr>
             <w:r>
-              <w:t>47.42451</w:t>
+              <w:t>46.945</w:t>
             </w:r>
           </w:p>
         </w:tc>
@@ -3263,7 +3346,7 @@
               <w:jc w:val="right"/>
             </w:pPr>
             <w:r>
-              <w:t>6.704271</w:t>
+              <w:t>6.367</w:t>
             </w:r>
           </w:p>
         </w:tc>
@@ -3277,7 +3360,7 @@
               <w:jc w:val="right"/>
             </w:pPr>
             <w:r>
-              <w:t>47.44611</w:t>
+              <w:t>46.891</w:t>
             </w:r>
           </w:p>
         </w:tc>
@@ -3307,7 +3390,7 @@
               <w:jc w:val="right"/>
             </w:pPr>
             <w:r>
-              <w:t>6.526103</w:t>
+              <w:t>6.353</w:t>
             </w:r>
           </w:p>
         </w:tc>
@@ -3321,7 +3404,7 @@
               <w:jc w:val="right"/>
             </w:pPr>
             <w:r>
-              <w:t>47.39860</w:t>
+              <w:t>46.859</w:t>
             </w:r>
           </w:p>
         </w:tc>
@@ -3351,7 +3434,7 @@
               <w:jc w:val="right"/>
             </w:pPr>
             <w:r>
-              <w:t>6.252912</w:t>
+              <w:t>6.323</w:t>
             </w:r>
           </w:p>
         </w:tc>
@@ -3365,7 +3448,7 @@
               <w:jc w:val="right"/>
             </w:pPr>
             <w:r>
-              <w:t>47.30034</w:t>
+              <w:t>46.816</w:t>
             </w:r>
           </w:p>
         </w:tc>
@@ -3395,7 +3478,7 @@
               <w:jc w:val="right"/>
             </w:pPr>
             <w:r>
-              <w:t>6.122256</w:t>
+              <w:t>6.290</w:t>
             </w:r>
           </w:p>
         </w:tc>
@@ -3409,7 +3492,7 @@
               <w:jc w:val="right"/>
             </w:pPr>
             <w:r>
-              <w:t>47.26578</w:t>
+              <w:t>46.779</w:t>
             </w:r>
           </w:p>
         </w:tc>
@@ -3439,7 +3522,7 @@
               <w:jc w:val="right"/>
             </w:pPr>
             <w:r>
-              <w:t>6.033712</w:t>
+              <w:t>6.297</w:t>
             </w:r>
           </w:p>
         </w:tc>
@@ -3453,7 +3536,7 @@
               <w:jc w:val="right"/>
             </w:pPr>
             <w:r>
-              <w:t>47.23663</w:t>
+              <w:t>46.745</w:t>
             </w:r>
           </w:p>
         </w:tc>
@@ -3483,7 +3566,7 @@
               <w:jc w:val="right"/>
             </w:pPr>
             <w:r>
-              <w:t>5.927891</w:t>
+              <w:t>6.256</w:t>
             </w:r>
           </w:p>
         </w:tc>
@@ -3497,7 +3580,7 @@
               <w:jc w:val="right"/>
             </w:pPr>
             <w:r>
-              <w:t>47.18912</w:t>
+              <w:t>46.735</w:t>
             </w:r>
           </w:p>
         </w:tc>
@@ -3527,7 +3610,7 @@
               <w:jc w:val="right"/>
             </w:pPr>
             <w:r>
-              <w:t>5.826389</w:t>
+              <w:t>6.226</w:t>
             </w:r>
           </w:p>
         </w:tc>
@@ -3541,7 +3624,7 @@
               <w:jc w:val="right"/>
             </w:pPr>
             <w:r>
-              <w:t>47.13513</w:t>
+              <w:t>46.710</w:t>
             </w:r>
           </w:p>
         </w:tc>
@@ -3549,8 +3632,8 @@
     </w:tbl>
     <w:p>
       <w:r>
-        <w:pict w14:anchorId="32824E6B">
-          <v:rect id="_x0000_i1025" style="width:0;height:1.5pt" o:hralign="center" o:hrstd="t" o:hr="t"/>
+        <w:pict w14:anchorId="7675124D">
+          <v:rect id="_x0000_i1031" style="width:0;height:1.5pt" o:hralign="center" o:hrstd="t" o:hr="t"/>
         </w:pict>
       </w:r>
     </w:p>
@@ -3559,18 +3642,18 @@
         <w:pStyle w:val="2"/>
       </w:pPr>
       <w:bookmarkStart w:id="4" w:name="Xb0c413521760f78c04b2316aa2756a5c9f1e60f"/>
-      <w:bookmarkEnd w:id="1"/>
-      <w:bookmarkEnd w:id="2"/>
       <w:r>
         <w:lastRenderedPageBreak/>
         <w:t xml:space="preserve">2. </w:t>
       </w:r>
+      <w:proofErr w:type="spellStart"/>
       <w:r>
         <w:rPr>
           <w:rFonts w:hint="eastAsia"/>
         </w:rPr>
         <w:t>利用</w:t>
       </w:r>
+      <w:proofErr w:type="spellEnd"/>
       <w:r>
         <w:t xml:space="preserve"> ggplot2 </w:t>
       </w:r>
@@ -3583,30 +3666,36 @@
       <w:r>
         <w:t xml:space="preserve"> Doubs </w:t>
       </w:r>
+      <w:proofErr w:type="spellStart"/>
       <w:r>
         <w:rPr>
           <w:rFonts w:hint="eastAsia"/>
         </w:rPr>
         <w:t>河流区域</w:t>
       </w:r>
+      <w:proofErr w:type="spellEnd"/>
       <w:r>
         <w:t xml:space="preserve"> DEM </w:t>
       </w:r>
+      <w:proofErr w:type="spellStart"/>
       <w:r>
         <w:rPr>
           <w:rFonts w:hint="eastAsia"/>
         </w:rPr>
         <w:t>上绘制</w:t>
       </w:r>
+      <w:proofErr w:type="spellEnd"/>
       <w:r>
         <w:t xml:space="preserve"> Doubs </w:t>
       </w:r>
+      <w:proofErr w:type="spellStart"/>
       <w:r>
         <w:rPr>
           <w:rFonts w:hint="eastAsia"/>
         </w:rPr>
         <w:t>河流以及样点</w:t>
       </w:r>
+      <w:proofErr w:type="spellEnd"/>
     </w:p>
     <w:p>
       <w:pPr>
@@ -3616,12 +3705,14 @@
       <w:r>
         <w:t xml:space="preserve">2.1 </w:t>
       </w:r>
+      <w:proofErr w:type="spellStart"/>
       <w:r>
         <w:rPr>
           <w:rFonts w:hint="eastAsia"/>
         </w:rPr>
         <w:t>完整代码</w:t>
       </w:r>
+      <w:proofErr w:type="spellEnd"/>
     </w:p>
     <w:p>
       <w:pPr>
@@ -3682,17 +3773,33 @@
         <w:rPr>
           <w:rStyle w:val="NormalTok"/>
         </w:rPr>
-        <w:t>(dplyr)</w:t>
+        <w:t>(</w:t>
+      </w:r>
+      <w:proofErr w:type="spellStart"/>
+      <w:r>
+        <w:rPr>
+          <w:rStyle w:val="NormalTok"/>
+        </w:rPr>
+        <w:t>dplyr</w:t>
+      </w:r>
+      <w:proofErr w:type="spellEnd"/>
+      <w:r>
+        <w:rPr>
+          <w:rStyle w:val="NormalTok"/>
+        </w:rPr>
+        <w:t>)</w:t>
       </w:r>
       <w:r>
         <w:br/>
       </w:r>
+      <w:proofErr w:type="spellStart"/>
       <w:r>
         <w:rPr>
           <w:rStyle w:val="FunctionTok"/>
         </w:rPr>
         <w:t>setwd</w:t>
       </w:r>
+      <w:proofErr w:type="spellEnd"/>
       <w:r>
         <w:rPr>
           <w:rStyle w:val="NormalTok"/>
@@ -3720,20 +3827,30 @@
         </w:rPr>
         <w:t xml:space="preserve"># </w:t>
       </w:r>
+      <w:proofErr w:type="spellStart"/>
       <w:r>
         <w:rPr>
           <w:rStyle w:val="CommentTok"/>
         </w:rPr>
         <w:t>读取数据</w:t>
       </w:r>
+      <w:proofErr w:type="spellEnd"/>
       <w:r>
         <w:br/>
       </w:r>
-      <w:r>
-        <w:rPr>
-          <w:rStyle w:val="NormalTok"/>
-        </w:rPr>
-        <w:t xml:space="preserve">doubs_river </w:t>
+      <w:proofErr w:type="spellStart"/>
+      <w:r>
+        <w:rPr>
+          <w:rStyle w:val="NormalTok"/>
+        </w:rPr>
+        <w:t>doubs_river</w:t>
+      </w:r>
+      <w:proofErr w:type="spellEnd"/>
+      <w:r>
+        <w:rPr>
+          <w:rStyle w:val="NormalTok"/>
+        </w:rPr>
+        <w:t xml:space="preserve"> </w:t>
       </w:r>
       <w:r>
         <w:rPr>
@@ -3747,12 +3864,14 @@
         </w:rPr>
         <w:t xml:space="preserve"> </w:t>
       </w:r>
+      <w:proofErr w:type="spellStart"/>
       <w:r>
         <w:rPr>
           <w:rStyle w:val="FunctionTok"/>
         </w:rPr>
         <w:t>st_read</w:t>
       </w:r>
+      <w:proofErr w:type="spellEnd"/>
       <w:r>
         <w:rPr>
           <w:rStyle w:val="NormalTok"/>
@@ -3763,7 +3882,35 @@
         <w:rPr>
           <w:rStyle w:val="StringTok"/>
         </w:rPr>
-        <w:t>"data/gisdata/doubs_river.shp"</w:t>
+        <w:t>"data/</w:t>
+      </w:r>
+      <w:proofErr w:type="spellStart"/>
+      <w:r>
+        <w:rPr>
+          <w:rStyle w:val="StringTok"/>
+        </w:rPr>
+        <w:t>gisdata</w:t>
+      </w:r>
+      <w:proofErr w:type="spellEnd"/>
+      <w:r>
+        <w:rPr>
+          <w:rStyle w:val="StringTok"/>
+        </w:rPr>
+        <w:t>/</w:t>
+      </w:r>
+      <w:proofErr w:type="spellStart"/>
+      <w:r>
+        <w:rPr>
+          <w:rStyle w:val="StringTok"/>
+        </w:rPr>
+        <w:t>doubs_river.shp</w:t>
+      </w:r>
+      <w:proofErr w:type="spellEnd"/>
+      <w:r>
+        <w:rPr>
+          <w:rStyle w:val="StringTok"/>
+        </w:rPr>
+        <w:t>"</w:t>
       </w:r>
       <w:r>
         <w:rPr>
@@ -3780,7 +3927,21 @@
         <w:rPr>
           <w:rStyle w:val="VerbatimChar"/>
         </w:rPr>
-        <w:t xml:space="preserve">## Reading layer `doubs_river' from data source </w:t>
+        <w:t>## Reading layer `</w:t>
+      </w:r>
+      <w:proofErr w:type="spellStart"/>
+      <w:r>
+        <w:rPr>
+          <w:rStyle w:val="VerbatimChar"/>
+        </w:rPr>
+        <w:t>doubs_river</w:t>
+      </w:r>
+      <w:proofErr w:type="spellEnd"/>
+      <w:r>
+        <w:rPr>
+          <w:rStyle w:val="VerbatimChar"/>
+        </w:rPr>
+        <w:t xml:space="preserve">' from data source </w:t>
       </w:r>
       <w:r>
         <w:br/>
@@ -3825,7 +3986,63 @@
         <w:rPr>
           <w:rStyle w:val="VerbatimChar"/>
         </w:rPr>
-        <w:t>## Bounding box:  xmin: 5.022563 ymin: 46.70485 xmax: 7.172814 ymax: 47.4866</w:t>
+        <w:t xml:space="preserve">## Bounding box:  </w:t>
+      </w:r>
+      <w:proofErr w:type="spellStart"/>
+      <w:r>
+        <w:rPr>
+          <w:rStyle w:val="VerbatimChar"/>
+        </w:rPr>
+        <w:t>xmin</w:t>
+      </w:r>
+      <w:proofErr w:type="spellEnd"/>
+      <w:r>
+        <w:rPr>
+          <w:rStyle w:val="VerbatimChar"/>
+        </w:rPr>
+        <w:t xml:space="preserve">: 5.022563 </w:t>
+      </w:r>
+      <w:proofErr w:type="spellStart"/>
+      <w:r>
+        <w:rPr>
+          <w:rStyle w:val="VerbatimChar"/>
+        </w:rPr>
+        <w:t>ymin</w:t>
+      </w:r>
+      <w:proofErr w:type="spellEnd"/>
+      <w:r>
+        <w:rPr>
+          <w:rStyle w:val="VerbatimChar"/>
+        </w:rPr>
+        <w:t xml:space="preserve">: 46.70485 </w:t>
+      </w:r>
+      <w:proofErr w:type="spellStart"/>
+      <w:r>
+        <w:rPr>
+          <w:rStyle w:val="VerbatimChar"/>
+        </w:rPr>
+        <w:t>xmax</w:t>
+      </w:r>
+      <w:proofErr w:type="spellEnd"/>
+      <w:r>
+        <w:rPr>
+          <w:rStyle w:val="VerbatimChar"/>
+        </w:rPr>
+        <w:t xml:space="preserve">: 7.172814 </w:t>
+      </w:r>
+      <w:proofErr w:type="spellStart"/>
+      <w:r>
+        <w:rPr>
+          <w:rStyle w:val="VerbatimChar"/>
+        </w:rPr>
+        <w:t>ymax</w:t>
+      </w:r>
+      <w:proofErr w:type="spellEnd"/>
+      <w:r>
+        <w:rPr>
+          <w:rStyle w:val="VerbatimChar"/>
+        </w:rPr>
+        <w:t>: 47.4866</w:t>
       </w:r>
       <w:r>
         <w:br/>
@@ -3841,11 +4058,19 @@
       <w:pPr>
         <w:pStyle w:val="SourceCode"/>
       </w:pPr>
-      <w:r>
-        <w:rPr>
-          <w:rStyle w:val="NormalTok"/>
-        </w:rPr>
-        <w:t xml:space="preserve">doubs_pts   </w:t>
+      <w:proofErr w:type="spellStart"/>
+      <w:r>
+        <w:rPr>
+          <w:rStyle w:val="NormalTok"/>
+        </w:rPr>
+        <w:t>doubs_pts</w:t>
+      </w:r>
+      <w:proofErr w:type="spellEnd"/>
+      <w:r>
+        <w:rPr>
+          <w:rStyle w:val="NormalTok"/>
+        </w:rPr>
+        <w:t xml:space="preserve">   </w:t>
       </w:r>
       <w:r>
         <w:rPr>
@@ -3859,12 +4084,14 @@
         </w:rPr>
         <w:t xml:space="preserve"> </w:t>
       </w:r>
+      <w:proofErr w:type="spellStart"/>
       <w:r>
         <w:rPr>
           <w:rStyle w:val="FunctionTok"/>
         </w:rPr>
         <w:t>st_read</w:t>
       </w:r>
+      <w:proofErr w:type="spellEnd"/>
       <w:r>
         <w:rPr>
           <w:rStyle w:val="NormalTok"/>
@@ -3875,7 +4102,35 @@
         <w:rPr>
           <w:rStyle w:val="StringTok"/>
         </w:rPr>
-        <w:t>"data/gisdata/sample_points.shp"</w:t>
+        <w:t>"data/</w:t>
+      </w:r>
+      <w:proofErr w:type="spellStart"/>
+      <w:r>
+        <w:rPr>
+          <w:rStyle w:val="StringTok"/>
+        </w:rPr>
+        <w:t>gisdata</w:t>
+      </w:r>
+      <w:proofErr w:type="spellEnd"/>
+      <w:r>
+        <w:rPr>
+          <w:rStyle w:val="StringTok"/>
+        </w:rPr>
+        <w:t>/</w:t>
+      </w:r>
+      <w:proofErr w:type="spellStart"/>
+      <w:r>
+        <w:rPr>
+          <w:rStyle w:val="StringTok"/>
+        </w:rPr>
+        <w:t>sample_points.shp</w:t>
+      </w:r>
+      <w:proofErr w:type="spellEnd"/>
+      <w:r>
+        <w:rPr>
+          <w:rStyle w:val="StringTok"/>
+        </w:rPr>
+        <w:t>"</w:t>
       </w:r>
       <w:r>
         <w:rPr>
@@ -3892,7 +4147,35 @@
         <w:rPr>
           <w:rStyle w:val="VerbatimChar"/>
         </w:rPr>
-        <w:t xml:space="preserve">## Reading layer `sample_points' from data source </w:t>
+        <w:t>## Reading layer `</w:t>
+      </w:r>
+      <w:proofErr w:type="spellStart"/>
+      <w:r>
+        <w:rPr>
+          <w:rStyle w:val="VerbatimChar"/>
+        </w:rPr>
+        <w:t>sample_</w:t>
+      </w:r>
+      <w:proofErr w:type="gramStart"/>
+      <w:r>
+        <w:rPr>
+          <w:rStyle w:val="VerbatimChar"/>
+        </w:rPr>
+        <w:t>points</w:t>
+      </w:r>
+      <w:proofErr w:type="spellEnd"/>
+      <w:r>
+        <w:rPr>
+          <w:rStyle w:val="VerbatimChar"/>
+        </w:rPr>
+        <w:t>'</w:t>
+      </w:r>
+      <w:proofErr w:type="gramEnd"/>
+      <w:r>
+        <w:rPr>
+          <w:rStyle w:val="VerbatimChar"/>
+        </w:rPr>
+        <w:t xml:space="preserve"> from data source </w:t>
       </w:r>
       <w:r>
         <w:br/>
@@ -3937,7 +4220,63 @@
         <w:rPr>
           <w:rStyle w:val="VerbatimChar"/>
         </w:rPr>
-        <w:t>## Bounding box:  xmin: 5.826389 ymin: 46.72048 xmax: 7.144832 ymax: 47.44611</w:t>
+        <w:t xml:space="preserve">## Bounding box:  </w:t>
+      </w:r>
+      <w:proofErr w:type="spellStart"/>
+      <w:r>
+        <w:rPr>
+          <w:rStyle w:val="VerbatimChar"/>
+        </w:rPr>
+        <w:t>xmin</w:t>
+      </w:r>
+      <w:proofErr w:type="spellEnd"/>
+      <w:r>
+        <w:rPr>
+          <w:rStyle w:val="VerbatimChar"/>
+        </w:rPr>
+        <w:t xml:space="preserve">: 5.826389 </w:t>
+      </w:r>
+      <w:proofErr w:type="spellStart"/>
+      <w:r>
+        <w:rPr>
+          <w:rStyle w:val="VerbatimChar"/>
+        </w:rPr>
+        <w:t>ymin</w:t>
+      </w:r>
+      <w:proofErr w:type="spellEnd"/>
+      <w:r>
+        <w:rPr>
+          <w:rStyle w:val="VerbatimChar"/>
+        </w:rPr>
+        <w:t xml:space="preserve">: 46.72048 </w:t>
+      </w:r>
+      <w:proofErr w:type="spellStart"/>
+      <w:r>
+        <w:rPr>
+          <w:rStyle w:val="VerbatimChar"/>
+        </w:rPr>
+        <w:t>xmax</w:t>
+      </w:r>
+      <w:proofErr w:type="spellEnd"/>
+      <w:r>
+        <w:rPr>
+          <w:rStyle w:val="VerbatimChar"/>
+        </w:rPr>
+        <w:t xml:space="preserve">: 7.144832 </w:t>
+      </w:r>
+      <w:proofErr w:type="spellStart"/>
+      <w:r>
+        <w:rPr>
+          <w:rStyle w:val="VerbatimChar"/>
+        </w:rPr>
+        <w:t>ymax</w:t>
+      </w:r>
+      <w:proofErr w:type="spellEnd"/>
+      <w:r>
+        <w:rPr>
+          <w:rStyle w:val="VerbatimChar"/>
+        </w:rPr>
+        <w:t>: 47.44611</w:t>
       </w:r>
       <w:r>
         <w:br/>
@@ -3953,11 +4292,19 @@
       <w:pPr>
         <w:pStyle w:val="SourceCode"/>
       </w:pPr>
-      <w:r>
-        <w:rPr>
-          <w:rStyle w:val="NormalTok"/>
-        </w:rPr>
-        <w:t xml:space="preserve">doubs_dem   </w:t>
+      <w:proofErr w:type="spellStart"/>
+      <w:r>
+        <w:rPr>
+          <w:rStyle w:val="NormalTok"/>
+        </w:rPr>
+        <w:t>doubs_dem</w:t>
+      </w:r>
+      <w:proofErr w:type="spellEnd"/>
+      <w:r>
+        <w:rPr>
+          <w:rStyle w:val="NormalTok"/>
+        </w:rPr>
+        <w:t xml:space="preserve">   </w:t>
       </w:r>
       <w:r>
         <w:rPr>
@@ -3977,12 +4324,14 @@
         </w:rPr>
         <w:t>::</w:t>
       </w:r>
+      <w:proofErr w:type="spellStart"/>
       <w:r>
         <w:rPr>
           <w:rStyle w:val="FunctionTok"/>
         </w:rPr>
         <w:t>rast</w:t>
       </w:r>
+      <w:proofErr w:type="spellEnd"/>
       <w:r>
         <w:rPr>
           <w:rStyle w:val="NormalTok"/>
@@ -3993,7 +4342,35 @@
         <w:rPr>
           <w:rStyle w:val="StringTok"/>
         </w:rPr>
-        <w:t>"data/gisdata/doubs_dem.tif"</w:t>
+        <w:t>"data/</w:t>
+      </w:r>
+      <w:proofErr w:type="spellStart"/>
+      <w:r>
+        <w:rPr>
+          <w:rStyle w:val="StringTok"/>
+        </w:rPr>
+        <w:t>gisdata</w:t>
+      </w:r>
+      <w:proofErr w:type="spellEnd"/>
+      <w:r>
+        <w:rPr>
+          <w:rStyle w:val="StringTok"/>
+        </w:rPr>
+        <w:t>/</w:t>
+      </w:r>
+      <w:proofErr w:type="spellStart"/>
+      <w:r>
+        <w:rPr>
+          <w:rStyle w:val="StringTok"/>
+        </w:rPr>
+        <w:t>doubs_dem.tif</w:t>
+      </w:r>
+      <w:proofErr w:type="spellEnd"/>
+      <w:r>
+        <w:rPr>
+          <w:rStyle w:val="StringTok"/>
+        </w:rPr>
+        <w:t>"</w:t>
       </w:r>
       <w:r>
         <w:rPr>
@@ -4013,12 +4390,14 @@
         </w:rPr>
         <w:t xml:space="preserve"># </w:t>
       </w:r>
+      <w:proofErr w:type="spellStart"/>
       <w:r>
         <w:rPr>
           <w:rStyle w:val="CommentTok"/>
         </w:rPr>
         <w:t>统一坐标系</w:t>
       </w:r>
+      <w:proofErr w:type="spellEnd"/>
       <w:r>
         <w:br/>
       </w:r>
@@ -4026,31 +4405,67 @@
         <w:rPr>
           <w:rStyle w:val="CommentTok"/>
         </w:rPr>
-        <w:t xml:space="preserve"># doubs_dem </w:t>
-      </w:r>
+        <w:t xml:space="preserve"># </w:t>
+      </w:r>
+      <w:proofErr w:type="spellStart"/>
       <w:r>
         <w:rPr>
           <w:rStyle w:val="CommentTok"/>
         </w:rPr>
+        <w:t>doubs_dem</w:t>
+      </w:r>
+      <w:proofErr w:type="spellEnd"/>
+      <w:r>
+        <w:rPr>
+          <w:rStyle w:val="CommentTok"/>
+        </w:rPr>
+        <w:t xml:space="preserve"> </w:t>
+      </w:r>
+      <w:r>
+        <w:rPr>
+          <w:rStyle w:val="CommentTok"/>
+        </w:rPr>
         <w:t>是</w:t>
       </w:r>
       <w:r>
         <w:rPr>
           <w:rStyle w:val="CommentTok"/>
         </w:rPr>
-        <w:t xml:space="preserve"> SpatRaster</w:t>
-      </w:r>
+        <w:t xml:space="preserve"> </w:t>
+      </w:r>
+      <w:proofErr w:type="spellStart"/>
       <w:r>
         <w:rPr>
           <w:rStyle w:val="CommentTok"/>
         </w:rPr>
+        <w:t>SpatRaster</w:t>
+      </w:r>
+      <w:r>
+        <w:rPr>
+          <w:rStyle w:val="CommentTok"/>
+        </w:rPr>
         <w:t>，因此使用</w:t>
       </w:r>
+      <w:proofErr w:type="spellEnd"/>
       <w:r>
         <w:rPr>
           <w:rStyle w:val="CommentTok"/>
         </w:rPr>
-        <w:t xml:space="preserve"> terra::crs()</w:t>
+        <w:t xml:space="preserve"> terra::</w:t>
+      </w:r>
+      <w:proofErr w:type="spellStart"/>
+      <w:r>
+        <w:rPr>
+          <w:rStyle w:val="CommentTok"/>
+        </w:rPr>
+        <w:t>crs</w:t>
+      </w:r>
+      <w:proofErr w:type="spellEnd"/>
+      <w:r>
+        <w:rPr>
+          <w:rStyle w:val="CommentTok"/>
+        </w:rPr>
+        <w:t>()</w:t>
       </w:r>
       <w:r>
         <w:br/>
@@ -4067,17 +4482,33 @@
         </w:rPr>
         <w:t>::</w:t>
       </w:r>
+      <w:proofErr w:type="spellStart"/>
       <w:r>
         <w:rPr>
           <w:rStyle w:val="FunctionTok"/>
         </w:rPr>
         <w:t>crs</w:t>
       </w:r>
-      <w:r>
-        <w:rPr>
-          <w:rStyle w:val="NormalTok"/>
-        </w:rPr>
-        <w:t xml:space="preserve">(doubs_dem) </w:t>
+      <w:proofErr w:type="spellEnd"/>
+      <w:r>
+        <w:rPr>
+          <w:rStyle w:val="NormalTok"/>
+        </w:rPr>
+        <w:t>(</w:t>
+      </w:r>
+      <w:proofErr w:type="spellStart"/>
+      <w:r>
+        <w:rPr>
+          <w:rStyle w:val="NormalTok"/>
+        </w:rPr>
+        <w:t>doubs_dem</w:t>
+      </w:r>
+      <w:proofErr w:type="spellEnd"/>
+      <w:r>
+        <w:rPr>
+          <w:rStyle w:val="NormalTok"/>
+        </w:rPr>
+        <w:t xml:space="preserve">) </w:t>
       </w:r>
       <w:r>
         <w:rPr>
@@ -4107,24 +4538,52 @@
         <w:rPr>
           <w:rStyle w:val="CommentTok"/>
         </w:rPr>
-        <w:t xml:space="preserve"># doubs_river </w:t>
-      </w:r>
+        <w:t xml:space="preserve"># </w:t>
+      </w:r>
+      <w:proofErr w:type="spellStart"/>
       <w:r>
         <w:rPr>
           <w:rStyle w:val="CommentTok"/>
         </w:rPr>
+        <w:t>doubs_river</w:t>
+      </w:r>
+      <w:proofErr w:type="spellEnd"/>
+      <w:r>
+        <w:rPr>
+          <w:rStyle w:val="CommentTok"/>
+        </w:rPr>
+        <w:t xml:space="preserve"> </w:t>
+      </w:r>
+      <w:r>
+        <w:rPr>
+          <w:rStyle w:val="CommentTok"/>
+        </w:rPr>
         <w:t>和</w:t>
       </w:r>
       <w:r>
         <w:rPr>
           <w:rStyle w:val="CommentTok"/>
         </w:rPr>
-        <w:t xml:space="preserve"> doubs_pts </w:t>
-      </w:r>
+        <w:t xml:space="preserve"> </w:t>
+      </w:r>
+      <w:proofErr w:type="spellStart"/>
       <w:r>
         <w:rPr>
           <w:rStyle w:val="CommentTok"/>
         </w:rPr>
+        <w:t>doubs_pts</w:t>
+      </w:r>
+      <w:proofErr w:type="spellEnd"/>
+      <w:r>
+        <w:rPr>
+          <w:rStyle w:val="CommentTok"/>
+        </w:rPr>
+        <w:t xml:space="preserve"> </w:t>
+      </w:r>
+      <w:r>
+        <w:rPr>
+          <w:rStyle w:val="CommentTok"/>
+        </w:rPr>
         <w:t>是</w:t>
       </w:r>
       <w:r>
@@ -4133,32 +4592,64 @@
         </w:rPr>
         <w:t xml:space="preserve"> sf </w:t>
       </w:r>
+      <w:proofErr w:type="spellStart"/>
       <w:r>
         <w:rPr>
           <w:rStyle w:val="CommentTok"/>
         </w:rPr>
         <w:t>对象，因此使用</w:t>
       </w:r>
+      <w:proofErr w:type="spellEnd"/>
       <w:r>
         <w:rPr>
           <w:rStyle w:val="CommentTok"/>
         </w:rPr>
-        <w:t xml:space="preserve"> st_crs()</w:t>
+        <w:t xml:space="preserve"> </w:t>
+      </w:r>
+      <w:proofErr w:type="spellStart"/>
+      <w:r>
+        <w:rPr>
+          <w:rStyle w:val="CommentTok"/>
+        </w:rPr>
+        <w:t>st_crs</w:t>
+      </w:r>
+      <w:proofErr w:type="spellEnd"/>
+      <w:r>
+        <w:rPr>
+          <w:rStyle w:val="CommentTok"/>
+        </w:rPr>
+        <w:t>()</w:t>
       </w:r>
       <w:r>
         <w:br/>
       </w:r>
+      <w:proofErr w:type="spellStart"/>
       <w:r>
         <w:rPr>
           <w:rStyle w:val="FunctionTok"/>
         </w:rPr>
         <w:t>st_crs</w:t>
       </w:r>
-      <w:r>
-        <w:rPr>
-          <w:rStyle w:val="NormalTok"/>
-        </w:rPr>
-        <w:t xml:space="preserve">(doubs_river) </w:t>
+      <w:proofErr w:type="spellEnd"/>
+      <w:r>
+        <w:rPr>
+          <w:rStyle w:val="NormalTok"/>
+        </w:rPr>
+        <w:t>(</w:t>
+      </w:r>
+      <w:proofErr w:type="spellStart"/>
+      <w:r>
+        <w:rPr>
+          <w:rStyle w:val="NormalTok"/>
+        </w:rPr>
+        <w:t>doubs_river</w:t>
+      </w:r>
+      <w:proofErr w:type="spellEnd"/>
+      <w:r>
+        <w:rPr>
+          <w:rStyle w:val="NormalTok"/>
+        </w:rPr>
+        <w:t xml:space="preserve">) </w:t>
       </w:r>
       <w:r>
         <w:rPr>
@@ -4181,17 +4672,33 @@
       <w:r>
         <w:br/>
       </w:r>
+      <w:proofErr w:type="spellStart"/>
       <w:r>
         <w:rPr>
           <w:rStyle w:val="FunctionTok"/>
         </w:rPr>
         <w:t>st_crs</w:t>
       </w:r>
-      <w:r>
-        <w:rPr>
-          <w:rStyle w:val="NormalTok"/>
-        </w:rPr>
-        <w:t xml:space="preserve">(doubs_pts)   </w:t>
+      <w:proofErr w:type="spellEnd"/>
+      <w:r>
+        <w:rPr>
+          <w:rStyle w:val="NormalTok"/>
+        </w:rPr>
+        <w:t>(</w:t>
+      </w:r>
+      <w:proofErr w:type="spellStart"/>
+      <w:r>
+        <w:rPr>
+          <w:rStyle w:val="NormalTok"/>
+        </w:rPr>
+        <w:t>doubs_pts</w:t>
+      </w:r>
+      <w:proofErr w:type="spellEnd"/>
+      <w:r>
+        <w:rPr>
+          <w:rStyle w:val="NormalTok"/>
+        </w:rPr>
+        <w:t xml:space="preserve">)   </w:t>
       </w:r>
       <w:r>
         <w:rPr>
@@ -4235,20 +4742,30 @@
         </w:rPr>
         <w:t xml:space="preserve"> DEM </w:t>
       </w:r>
+      <w:proofErr w:type="spellStart"/>
       <w:r>
         <w:rPr>
           <w:rStyle w:val="CommentTok"/>
         </w:rPr>
         <w:t>转换为数据框</w:t>
       </w:r>
+      <w:proofErr w:type="spellEnd"/>
       <w:r>
         <w:br/>
       </w:r>
-      <w:r>
-        <w:rPr>
-          <w:rStyle w:val="NormalTok"/>
-        </w:rPr>
-        <w:t xml:space="preserve">dem_df </w:t>
+      <w:proofErr w:type="spellStart"/>
+      <w:r>
+        <w:rPr>
+          <w:rStyle w:val="NormalTok"/>
+        </w:rPr>
+        <w:t>dem_df</w:t>
+      </w:r>
+      <w:proofErr w:type="spellEnd"/>
+      <w:r>
+        <w:rPr>
+          <w:rStyle w:val="NormalTok"/>
+        </w:rPr>
+        <w:t xml:space="preserve"> </w:t>
       </w:r>
       <w:r>
         <w:rPr>
@@ -4262,23 +4779,47 @@
         </w:rPr>
         <w:t xml:space="preserve"> </w:t>
       </w:r>
+      <w:proofErr w:type="spellStart"/>
       <w:r>
         <w:rPr>
           <w:rStyle w:val="FunctionTok"/>
         </w:rPr>
         <w:t>as.data.frame</w:t>
       </w:r>
-      <w:r>
-        <w:rPr>
-          <w:rStyle w:val="NormalTok"/>
-        </w:rPr>
-        <w:t xml:space="preserve">(doubs_dem, </w:t>
-      </w:r>
+      <w:proofErr w:type="spellEnd"/>
+      <w:r>
+        <w:rPr>
+          <w:rStyle w:val="NormalTok"/>
+        </w:rPr>
+        <w:t>(</w:t>
+      </w:r>
+      <w:proofErr w:type="spellStart"/>
+      <w:r>
+        <w:rPr>
+          <w:rStyle w:val="NormalTok"/>
+        </w:rPr>
+        <w:t>doubs_dem</w:t>
+      </w:r>
+      <w:proofErr w:type="spellEnd"/>
+      <w:r>
+        <w:rPr>
+          <w:rStyle w:val="NormalTok"/>
+        </w:rPr>
+        <w:t xml:space="preserve">, </w:t>
+      </w:r>
+      <w:proofErr w:type="spellStart"/>
       <w:r>
         <w:rPr>
           <w:rStyle w:val="AttributeTok"/>
         </w:rPr>
-        <w:t>xy =</w:t>
+        <w:t>xy</w:t>
+      </w:r>
+      <w:proofErr w:type="spellEnd"/>
+      <w:r>
+        <w:rPr>
+          <w:rStyle w:val="AttributeTok"/>
+        </w:rPr>
+        <w:t xml:space="preserve"> =</w:t>
       </w:r>
       <w:r>
         <w:rPr>
@@ -4335,24 +4876,28 @@
         <w:lastRenderedPageBreak/>
         <w:t xml:space="preserve"># </w:t>
       </w:r>
+      <w:proofErr w:type="spellStart"/>
       <w:r>
         <w:rPr>
           <w:rStyle w:val="CommentTok"/>
         </w:rPr>
         <w:t>为了避免</w:t>
       </w:r>
+      <w:proofErr w:type="spellEnd"/>
       <w:r>
         <w:rPr>
           <w:rStyle w:val="CommentTok"/>
         </w:rPr>
         <w:t xml:space="preserve"> DEM </w:t>
       </w:r>
+      <w:proofErr w:type="spellStart"/>
       <w:r>
         <w:rPr>
           <w:rStyle w:val="CommentTok"/>
         </w:rPr>
         <w:t>高程列名不统一，将第三列统一改名为</w:t>
       </w:r>
+      <w:proofErr w:type="spellEnd"/>
       <w:r>
         <w:rPr>
           <w:rStyle w:val="CommentTok"/>
@@ -4372,7 +4917,21 @@
         <w:rPr>
           <w:rStyle w:val="NormalTok"/>
         </w:rPr>
-        <w:t>(dem_df)[</w:t>
+        <w:t>(</w:t>
+      </w:r>
+      <w:proofErr w:type="spellStart"/>
+      <w:r>
+        <w:rPr>
+          <w:rStyle w:val="NormalTok"/>
+        </w:rPr>
+        <w:t>dem_df</w:t>
+      </w:r>
+      <w:proofErr w:type="spellEnd"/>
+      <w:r>
+        <w:rPr>
+          <w:rStyle w:val="NormalTok"/>
+        </w:rPr>
+        <w:t>)[</w:t>
       </w:r>
       <w:r>
         <w:rPr>
@@ -4416,33 +4975,45 @@
         </w:rPr>
         <w:t xml:space="preserve"># </w:t>
       </w:r>
+      <w:proofErr w:type="spellStart"/>
       <w:r>
         <w:rPr>
           <w:rStyle w:val="CommentTok"/>
         </w:rPr>
         <w:t>绘制</w:t>
       </w:r>
+      <w:proofErr w:type="spellEnd"/>
       <w:r>
         <w:rPr>
           <w:rStyle w:val="CommentTok"/>
         </w:rPr>
-        <w:t xml:space="preserve"> DEM</w:t>
-      </w:r>
+        <w:t xml:space="preserve"> </w:t>
+      </w:r>
+      <w:proofErr w:type="spellStart"/>
       <w:r>
         <w:rPr>
           <w:rStyle w:val="CommentTok"/>
         </w:rPr>
+        <w:t>DEM</w:t>
+      </w:r>
+      <w:r>
+        <w:rPr>
+          <w:rStyle w:val="CommentTok"/>
+        </w:rPr>
         <w:t>、河流和样点</w:t>
       </w:r>
+      <w:proofErr w:type="spellEnd"/>
       <w:r>
         <w:br/>
       </w:r>
+      <w:proofErr w:type="spellStart"/>
       <w:r>
         <w:rPr>
           <w:rStyle w:val="FunctionTok"/>
         </w:rPr>
         <w:t>ggplot</w:t>
       </w:r>
+      <w:proofErr w:type="spellEnd"/>
       <w:r>
         <w:rPr>
           <w:rStyle w:val="NormalTok"/>
@@ -4464,12 +5035,14 @@
         </w:rPr>
         <w:t xml:space="preserve">  </w:t>
       </w:r>
+      <w:proofErr w:type="spellStart"/>
       <w:r>
         <w:rPr>
           <w:rStyle w:val="FunctionTok"/>
         </w:rPr>
         <w:t>geom_raster</w:t>
       </w:r>
+      <w:proofErr w:type="spellEnd"/>
       <w:r>
         <w:rPr>
           <w:rStyle w:val="NormalTok"/>
@@ -4486,14 +5059,30 @@
         <w:rPr>
           <w:rStyle w:val="NormalTok"/>
         </w:rPr>
-        <w:t xml:space="preserve"> dem_df, </w:t>
-      </w:r>
+        <w:t xml:space="preserve"> </w:t>
+      </w:r>
+      <w:proofErr w:type="spellStart"/>
+      <w:r>
+        <w:rPr>
+          <w:rStyle w:val="NormalTok"/>
+        </w:rPr>
+        <w:t>dem_df</w:t>
+      </w:r>
+      <w:proofErr w:type="spellEnd"/>
+      <w:r>
+        <w:rPr>
+          <w:rStyle w:val="NormalTok"/>
+        </w:rPr>
+        <w:t xml:space="preserve">, </w:t>
+      </w:r>
+      <w:proofErr w:type="spellStart"/>
       <w:r>
         <w:rPr>
           <w:rStyle w:val="FunctionTok"/>
         </w:rPr>
         <w:t>aes</w:t>
       </w:r>
+      <w:proofErr w:type="spellEnd"/>
       <w:r>
         <w:rPr>
           <w:rStyle w:val="NormalTok"/>
@@ -4551,12 +5140,14 @@
         </w:rPr>
         <w:t xml:space="preserve">  </w:t>
       </w:r>
+      <w:proofErr w:type="spellStart"/>
       <w:r>
         <w:rPr>
           <w:rStyle w:val="FunctionTok"/>
         </w:rPr>
         <w:t>geom_sf</w:t>
       </w:r>
+      <w:proofErr w:type="spellEnd"/>
       <w:r>
         <w:rPr>
           <w:rStyle w:val="NormalTok"/>
@@ -4573,14 +5164,30 @@
         <w:rPr>
           <w:rStyle w:val="NormalTok"/>
         </w:rPr>
-        <w:t xml:space="preserve"> doubs_pts, </w:t>
-      </w:r>
+        <w:t xml:space="preserve"> </w:t>
+      </w:r>
+      <w:proofErr w:type="spellStart"/>
+      <w:r>
+        <w:rPr>
+          <w:rStyle w:val="NormalTok"/>
+        </w:rPr>
+        <w:t>doubs_pts</w:t>
+      </w:r>
+      <w:proofErr w:type="spellEnd"/>
+      <w:r>
+        <w:rPr>
+          <w:rStyle w:val="NormalTok"/>
+        </w:rPr>
+        <w:t xml:space="preserve">, </w:t>
+      </w:r>
+      <w:proofErr w:type="spellStart"/>
       <w:r>
         <w:rPr>
           <w:rStyle w:val="FunctionTok"/>
         </w:rPr>
         <w:t>aes</w:t>
       </w:r>
+      <w:proofErr w:type="spellEnd"/>
       <w:r>
         <w:rPr>
           <w:rStyle w:val="NormalTok"/>
@@ -4662,12 +5269,14 @@
         </w:rPr>
         <w:t xml:space="preserve">  </w:t>
       </w:r>
+      <w:proofErr w:type="spellStart"/>
       <w:r>
         <w:rPr>
           <w:rStyle w:val="FunctionTok"/>
         </w:rPr>
         <w:t>geom_sf</w:t>
       </w:r>
+      <w:proofErr w:type="spellEnd"/>
       <w:r>
         <w:rPr>
           <w:rStyle w:val="NormalTok"/>
@@ -4684,14 +5293,30 @@
         <w:rPr>
           <w:rStyle w:val="NormalTok"/>
         </w:rPr>
-        <w:t xml:space="preserve"> doubs_river, </w:t>
-      </w:r>
+        <w:t xml:space="preserve"> </w:t>
+      </w:r>
+      <w:proofErr w:type="spellStart"/>
+      <w:r>
+        <w:rPr>
+          <w:rStyle w:val="NormalTok"/>
+        </w:rPr>
+        <w:t>doubs_river</w:t>
+      </w:r>
+      <w:proofErr w:type="spellEnd"/>
+      <w:r>
+        <w:rPr>
+          <w:rStyle w:val="NormalTok"/>
+        </w:rPr>
+        <w:t xml:space="preserve">, </w:t>
+      </w:r>
+      <w:proofErr w:type="spellStart"/>
       <w:r>
         <w:rPr>
           <w:rStyle w:val="FunctionTok"/>
         </w:rPr>
         <w:t>aes</w:t>
       </w:r>
+      <w:proofErr w:type="spellEnd"/>
       <w:r>
         <w:rPr>
           <w:rStyle w:val="NormalTok"/>
@@ -4773,12 +5398,14 @@
         </w:rPr>
         <w:t xml:space="preserve">  </w:t>
       </w:r>
+      <w:proofErr w:type="spellStart"/>
       <w:r>
         <w:rPr>
           <w:rStyle w:val="FunctionTok"/>
         </w:rPr>
         <w:t>scale_fill_viridis_c</w:t>
       </w:r>
+      <w:proofErr w:type="spellEnd"/>
       <w:r>
         <w:rPr>
           <w:rStyle w:val="NormalTok"/>
@@ -4824,12 +5451,14 @@
         </w:rPr>
         <w:t xml:space="preserve">  </w:t>
       </w:r>
+      <w:proofErr w:type="spellStart"/>
       <w:r>
         <w:rPr>
           <w:rStyle w:val="FunctionTok"/>
         </w:rPr>
         <w:t>theme_minimal</w:t>
       </w:r>
+      <w:proofErr w:type="spellEnd"/>
       <w:r>
         <w:rPr>
           <w:rStyle w:val="NormalTok"/>
@@ -4846,7 +5475,7 @@
           <w:noProof/>
         </w:rPr>
         <w:drawing>
-          <wp:inline distT="0" distB="0" distL="0" distR="0" wp14:anchorId="4C07206F" wp14:editId="487419B1">
+          <wp:inline distT="0" distB="0" distL="0" distR="0" wp14:anchorId="1D0F051A" wp14:editId="64438412">
             <wp:extent cx="5334000" cy="3809999"/>
             <wp:effectExtent l="0" t="0" r="0" b="0"/>
             <wp:docPr id="24" name="Picture"/>
@@ -4897,22 +5526,32 @@
       <w:r>
         <w:t xml:space="preserve">2.2 </w:t>
       </w:r>
+      <w:proofErr w:type="spellStart"/>
       <w:r>
         <w:rPr>
           <w:rFonts w:hint="eastAsia"/>
         </w:rPr>
         <w:t>对应填空答案</w:t>
       </w:r>
+      <w:proofErr w:type="spellEnd"/>
     </w:p>
     <w:p>
       <w:pPr>
         <w:pStyle w:val="SourceCode"/>
       </w:pPr>
-      <w:r>
-        <w:rPr>
-          <w:rStyle w:val="NormalTok"/>
-        </w:rPr>
-        <w:t xml:space="preserve">dem_df </w:t>
+      <w:proofErr w:type="spellStart"/>
+      <w:r>
+        <w:rPr>
+          <w:rStyle w:val="NormalTok"/>
+        </w:rPr>
+        <w:t>dem_df</w:t>
+      </w:r>
+      <w:proofErr w:type="spellEnd"/>
+      <w:r>
+        <w:rPr>
+          <w:rStyle w:val="NormalTok"/>
+        </w:rPr>
+        <w:t xml:space="preserve"> </w:t>
       </w:r>
       <w:r>
         <w:rPr>
@@ -4926,23 +5565,47 @@
         </w:rPr>
         <w:t xml:space="preserve"> </w:t>
       </w:r>
+      <w:proofErr w:type="spellStart"/>
       <w:r>
         <w:rPr>
           <w:rStyle w:val="FunctionTok"/>
         </w:rPr>
         <w:t>as.data.frame</w:t>
       </w:r>
-      <w:r>
-        <w:rPr>
-          <w:rStyle w:val="NormalTok"/>
-        </w:rPr>
-        <w:t xml:space="preserve">(doubs_dem, </w:t>
-      </w:r>
+      <w:proofErr w:type="spellEnd"/>
+      <w:r>
+        <w:rPr>
+          <w:rStyle w:val="NormalTok"/>
+        </w:rPr>
+        <w:t>(</w:t>
+      </w:r>
+      <w:proofErr w:type="spellStart"/>
+      <w:r>
+        <w:rPr>
+          <w:rStyle w:val="NormalTok"/>
+        </w:rPr>
+        <w:t>doubs_dem</w:t>
+      </w:r>
+      <w:proofErr w:type="spellEnd"/>
+      <w:r>
+        <w:rPr>
+          <w:rStyle w:val="NormalTok"/>
+        </w:rPr>
+        <w:t xml:space="preserve">, </w:t>
+      </w:r>
+      <w:proofErr w:type="spellStart"/>
       <w:r>
         <w:rPr>
           <w:rStyle w:val="AttributeTok"/>
         </w:rPr>
-        <w:t>xy =</w:t>
+        <w:t>xy</w:t>
+      </w:r>
+      <w:proofErr w:type="spellEnd"/>
+      <w:r>
+        <w:rPr>
+          <w:rStyle w:val="AttributeTok"/>
+        </w:rPr>
+        <w:t xml:space="preserve"> =</w:t>
       </w:r>
       <w:r>
         <w:rPr>
@@ -5004,17 +5667,33 @@
         </w:rPr>
         <w:t>::</w:t>
       </w:r>
+      <w:proofErr w:type="spellStart"/>
       <w:r>
         <w:rPr>
           <w:rStyle w:val="FunctionTok"/>
         </w:rPr>
         <w:t>crs</w:t>
       </w:r>
-      <w:r>
-        <w:rPr>
-          <w:rStyle w:val="NormalTok"/>
-        </w:rPr>
-        <w:t xml:space="preserve">(doubs_dem) </w:t>
+      <w:proofErr w:type="spellEnd"/>
+      <w:r>
+        <w:rPr>
+          <w:rStyle w:val="NormalTok"/>
+        </w:rPr>
+        <w:t>(</w:t>
+      </w:r>
+      <w:proofErr w:type="spellStart"/>
+      <w:r>
+        <w:rPr>
+          <w:rStyle w:val="NormalTok"/>
+        </w:rPr>
+        <w:t>doubs_dem</w:t>
+      </w:r>
+      <w:proofErr w:type="spellEnd"/>
+      <w:r>
+        <w:rPr>
+          <w:rStyle w:val="NormalTok"/>
+        </w:rPr>
+        <w:t xml:space="preserve">) </w:t>
       </w:r>
       <w:r>
         <w:rPr>
@@ -5037,17 +5716,33 @@
       <w:r>
         <w:br/>
       </w:r>
+      <w:proofErr w:type="spellStart"/>
       <w:r>
         <w:rPr>
           <w:rStyle w:val="FunctionTok"/>
         </w:rPr>
         <w:t>st_crs</w:t>
       </w:r>
-      <w:r>
-        <w:rPr>
-          <w:rStyle w:val="NormalTok"/>
-        </w:rPr>
-        <w:t xml:space="preserve">(doubs_river) </w:t>
+      <w:proofErr w:type="spellEnd"/>
+      <w:r>
+        <w:rPr>
+          <w:rStyle w:val="NormalTok"/>
+        </w:rPr>
+        <w:t>(</w:t>
+      </w:r>
+      <w:proofErr w:type="spellStart"/>
+      <w:r>
+        <w:rPr>
+          <w:rStyle w:val="NormalTok"/>
+        </w:rPr>
+        <w:t>doubs_river</w:t>
+      </w:r>
+      <w:proofErr w:type="spellEnd"/>
+      <w:r>
+        <w:rPr>
+          <w:rStyle w:val="NormalTok"/>
+        </w:rPr>
+        <w:t xml:space="preserve">) </w:t>
       </w:r>
       <w:r>
         <w:rPr>
@@ -5070,17 +5765,33 @@
       <w:r>
         <w:br/>
       </w:r>
+      <w:proofErr w:type="spellStart"/>
       <w:r>
         <w:rPr>
           <w:rStyle w:val="FunctionTok"/>
         </w:rPr>
         <w:t>st_crs</w:t>
       </w:r>
-      <w:r>
-        <w:rPr>
-          <w:rStyle w:val="NormalTok"/>
-        </w:rPr>
-        <w:t xml:space="preserve">(doubs_pts) </w:t>
+      <w:proofErr w:type="spellEnd"/>
+      <w:r>
+        <w:rPr>
+          <w:rStyle w:val="NormalTok"/>
+        </w:rPr>
+        <w:t>(</w:t>
+      </w:r>
+      <w:proofErr w:type="spellStart"/>
+      <w:r>
+        <w:rPr>
+          <w:rStyle w:val="NormalTok"/>
+        </w:rPr>
+        <w:t>doubs_pts</w:t>
+      </w:r>
+      <w:proofErr w:type="spellEnd"/>
+      <w:r>
+        <w:rPr>
+          <w:rStyle w:val="NormalTok"/>
+        </w:rPr>
+        <w:t xml:space="preserve">) </w:t>
       </w:r>
       <w:r>
         <w:rPr>
@@ -5116,7 +5827,21 @@
         <w:rPr>
           <w:rStyle w:val="NormalTok"/>
         </w:rPr>
-        <w:t>(dem_df)[</w:t>
+        <w:t>(</w:t>
+      </w:r>
+      <w:proofErr w:type="spellStart"/>
+      <w:r>
+        <w:rPr>
+          <w:rStyle w:val="NormalTok"/>
+        </w:rPr>
+        <w:t>dem_df</w:t>
+      </w:r>
+      <w:proofErr w:type="spellEnd"/>
+      <w:r>
+        <w:rPr>
+          <w:rStyle w:val="NormalTok"/>
+        </w:rPr>
+        <w:t>)[</w:t>
       </w:r>
       <w:r>
         <w:rPr>
@@ -5154,12 +5879,14 @@
       <w:r>
         <w:br/>
       </w:r>
+      <w:proofErr w:type="spellStart"/>
       <w:r>
         <w:rPr>
           <w:rStyle w:val="FunctionTok"/>
         </w:rPr>
         <w:t>ggplot</w:t>
       </w:r>
+      <w:proofErr w:type="spellEnd"/>
       <w:r>
         <w:rPr>
           <w:rStyle w:val="NormalTok"/>
@@ -5181,12 +5908,14 @@
         </w:rPr>
         <w:t xml:space="preserve">  </w:t>
       </w:r>
+      <w:proofErr w:type="spellStart"/>
       <w:r>
         <w:rPr>
           <w:rStyle w:val="FunctionTok"/>
         </w:rPr>
         <w:t>geom_raster</w:t>
       </w:r>
+      <w:proofErr w:type="spellEnd"/>
       <w:r>
         <w:rPr>
           <w:rStyle w:val="NormalTok"/>
@@ -5203,14 +5932,30 @@
         <w:rPr>
           <w:rStyle w:val="NormalTok"/>
         </w:rPr>
-        <w:t xml:space="preserve"> dem_df, </w:t>
-      </w:r>
+        <w:t xml:space="preserve"> </w:t>
+      </w:r>
+      <w:proofErr w:type="spellStart"/>
+      <w:r>
+        <w:rPr>
+          <w:rStyle w:val="NormalTok"/>
+        </w:rPr>
+        <w:t>dem_df</w:t>
+      </w:r>
+      <w:proofErr w:type="spellEnd"/>
+      <w:r>
+        <w:rPr>
+          <w:rStyle w:val="NormalTok"/>
+        </w:rPr>
+        <w:t xml:space="preserve">, </w:t>
+      </w:r>
+      <w:proofErr w:type="spellStart"/>
       <w:r>
         <w:rPr>
           <w:rStyle w:val="FunctionTok"/>
         </w:rPr>
         <w:t>aes</w:t>
       </w:r>
+      <w:proofErr w:type="spellEnd"/>
       <w:r>
         <w:rPr>
           <w:rStyle w:val="NormalTok"/>
@@ -5269,12 +6014,14 @@
         <w:lastRenderedPageBreak/>
         <w:t xml:space="preserve">  </w:t>
       </w:r>
+      <w:proofErr w:type="spellStart"/>
       <w:r>
         <w:rPr>
           <w:rStyle w:val="FunctionTok"/>
         </w:rPr>
         <w:t>geom_sf</w:t>
       </w:r>
+      <w:proofErr w:type="spellEnd"/>
       <w:r>
         <w:rPr>
           <w:rStyle w:val="NormalTok"/>
@@ -5291,14 +6038,30 @@
         <w:rPr>
           <w:rStyle w:val="NormalTok"/>
         </w:rPr>
-        <w:t xml:space="preserve"> doubs_pts, </w:t>
-      </w:r>
+        <w:t xml:space="preserve"> </w:t>
+      </w:r>
+      <w:proofErr w:type="spellStart"/>
+      <w:r>
+        <w:rPr>
+          <w:rStyle w:val="NormalTok"/>
+        </w:rPr>
+        <w:t>doubs_pts</w:t>
+      </w:r>
+      <w:proofErr w:type="spellEnd"/>
+      <w:r>
+        <w:rPr>
+          <w:rStyle w:val="NormalTok"/>
+        </w:rPr>
+        <w:t xml:space="preserve">, </w:t>
+      </w:r>
+      <w:proofErr w:type="spellStart"/>
       <w:r>
         <w:rPr>
           <w:rStyle w:val="FunctionTok"/>
         </w:rPr>
         <w:t>aes</w:t>
       </w:r>
+      <w:proofErr w:type="spellEnd"/>
       <w:r>
         <w:rPr>
           <w:rStyle w:val="NormalTok"/>
@@ -5356,12 +6119,14 @@
         </w:rPr>
         <w:t xml:space="preserve">  </w:t>
       </w:r>
+      <w:proofErr w:type="spellStart"/>
       <w:r>
         <w:rPr>
           <w:rStyle w:val="FunctionTok"/>
         </w:rPr>
         <w:t>geom_sf</w:t>
       </w:r>
+      <w:proofErr w:type="spellEnd"/>
       <w:r>
         <w:rPr>
           <w:rStyle w:val="NormalTok"/>
@@ -5378,14 +6143,30 @@
         <w:rPr>
           <w:rStyle w:val="NormalTok"/>
         </w:rPr>
-        <w:t xml:space="preserve"> doubs_river, </w:t>
-      </w:r>
+        <w:t xml:space="preserve"> </w:t>
+      </w:r>
+      <w:proofErr w:type="spellStart"/>
+      <w:r>
+        <w:rPr>
+          <w:rStyle w:val="NormalTok"/>
+        </w:rPr>
+        <w:t>doubs_river</w:t>
+      </w:r>
+      <w:proofErr w:type="spellEnd"/>
+      <w:r>
+        <w:rPr>
+          <w:rStyle w:val="NormalTok"/>
+        </w:rPr>
+        <w:t xml:space="preserve">, </w:t>
+      </w:r>
+      <w:proofErr w:type="spellStart"/>
       <w:r>
         <w:rPr>
           <w:rStyle w:val="FunctionTok"/>
         </w:rPr>
         <w:t>aes</w:t>
       </w:r>
+      <w:proofErr w:type="spellEnd"/>
       <w:r>
         <w:rPr>
           <w:rStyle w:val="NormalTok"/>
@@ -5443,12 +6224,14 @@
         </w:rPr>
         <w:t xml:space="preserve">  </w:t>
       </w:r>
+      <w:proofErr w:type="spellStart"/>
       <w:r>
         <w:rPr>
           <w:rStyle w:val="FunctionTok"/>
         </w:rPr>
         <w:t>theme_minimal</w:t>
       </w:r>
+      <w:proofErr w:type="spellEnd"/>
       <w:r>
         <w:rPr>
           <w:rStyle w:val="NormalTok"/>
@@ -5465,7 +6248,7 @@
           <w:noProof/>
         </w:rPr>
         <w:drawing>
-          <wp:inline distT="0" distB="0" distL="0" distR="0" wp14:anchorId="290A6D33" wp14:editId="100C0576">
+          <wp:inline distT="0" distB="0" distL="0" distR="0" wp14:anchorId="0D2E8746" wp14:editId="4D084F03">
             <wp:extent cx="5334000" cy="3809999"/>
             <wp:effectExtent l="0" t="0" r="0" b="0"/>
             <wp:docPr id="28" name="Picture"/>
@@ -5511,11 +6294,19 @@
       <w:pPr>
         <w:pStyle w:val="a0"/>
       </w:pPr>
-      <w:r>
-        <w:rPr>
-          <w:rFonts w:hint="eastAsia"/>
-        </w:rPr>
-        <w:t>其中：</w:t>
+      <w:proofErr w:type="spellStart"/>
+      <w:r>
+        <w:rPr>
+          <w:rFonts w:hint="eastAsia"/>
+        </w:rPr>
+        <w:t>其中</w:t>
+      </w:r>
+      <w:proofErr w:type="spellEnd"/>
+      <w:r>
+        <w:rPr>
+          <w:rFonts w:hint="eastAsia"/>
+        </w:rPr>
+        <w:t>：</w:t>
       </w:r>
       <w:r>
         <w:t xml:space="preserve"> - </w:t>
@@ -5529,20 +6320,30 @@
       <w:r>
         <w:t xml:space="preserve"> </w:t>
       </w:r>
+      <w:proofErr w:type="spellStart"/>
       <w:r>
         <w:rPr>
           <w:rFonts w:hint="eastAsia"/>
         </w:rPr>
         <w:t>表示</w:t>
       </w:r>
+      <w:proofErr w:type="spellEnd"/>
       <w:r>
         <w:t xml:space="preserve"> DEM </w:t>
       </w:r>
-      <w:r>
-        <w:rPr>
-          <w:rFonts w:hint="eastAsia"/>
-        </w:rPr>
-        <w:t>数据框中的横坐标；</w:t>
+      <w:proofErr w:type="spellStart"/>
+      <w:r>
+        <w:rPr>
+          <w:rFonts w:hint="eastAsia"/>
+        </w:rPr>
+        <w:t>数据框中的横坐标</w:t>
+      </w:r>
+      <w:proofErr w:type="spellEnd"/>
+      <w:r>
+        <w:rPr>
+          <w:rFonts w:hint="eastAsia"/>
+        </w:rPr>
+        <w:t>；</w:t>
       </w:r>
       <w:r>
         <w:t xml:space="preserve"> - </w:t>
@@ -5556,20 +6357,30 @@
       <w:r>
         <w:t xml:space="preserve"> </w:t>
       </w:r>
+      <w:proofErr w:type="spellStart"/>
       <w:r>
         <w:rPr>
           <w:rFonts w:hint="eastAsia"/>
         </w:rPr>
         <w:t>表示</w:t>
       </w:r>
+      <w:proofErr w:type="spellEnd"/>
       <w:r>
         <w:t xml:space="preserve"> DEM </w:t>
       </w:r>
-      <w:r>
-        <w:rPr>
-          <w:rFonts w:hint="eastAsia"/>
-        </w:rPr>
-        <w:t>数据框中的纵坐标；</w:t>
+      <w:proofErr w:type="spellStart"/>
+      <w:r>
+        <w:rPr>
+          <w:rFonts w:hint="eastAsia"/>
+        </w:rPr>
+        <w:t>数据框中的纵坐标</w:t>
+      </w:r>
+      <w:proofErr w:type="spellEnd"/>
+      <w:r>
+        <w:rPr>
+          <w:rFonts w:hint="eastAsia"/>
+        </w:rPr>
+        <w:t>；</w:t>
       </w:r>
       <w:r>
         <w:t xml:space="preserve"> - </w:t>
@@ -5583,11 +6394,19 @@
       <w:r>
         <w:t xml:space="preserve"> </w:t>
       </w:r>
-      <w:r>
-        <w:rPr>
-          <w:rFonts w:hint="eastAsia"/>
-        </w:rPr>
-        <w:t>表示用高程值控制栅格颜色；</w:t>
+      <w:proofErr w:type="spellStart"/>
+      <w:r>
+        <w:rPr>
+          <w:rFonts w:hint="eastAsia"/>
+        </w:rPr>
+        <w:t>表示用高程值控制栅格颜色</w:t>
+      </w:r>
+      <w:proofErr w:type="spellEnd"/>
+      <w:r>
+        <w:rPr>
+          <w:rFonts w:hint="eastAsia"/>
+        </w:rPr>
+        <w:t>；</w:t>
       </w:r>
       <w:r>
         <w:t xml:space="preserve"> - </w:t>
@@ -5601,12 +6420,14 @@
       <w:r>
         <w:t xml:space="preserve"> </w:t>
       </w:r>
+      <w:proofErr w:type="spellStart"/>
       <w:r>
         <w:rPr>
           <w:rFonts w:hint="eastAsia"/>
         </w:rPr>
         <w:t>表示</w:t>
       </w:r>
+      <w:proofErr w:type="spellEnd"/>
       <w:r>
         <w:t xml:space="preserve"> </w:t>
       </w:r>
@@ -5619,17 +6440,25 @@
       <w:r>
         <w:t xml:space="preserve"> </w:t>
       </w:r>
-      <w:r>
-        <w:rPr>
-          <w:rFonts w:hint="eastAsia"/>
-        </w:rPr>
-        <w:t>图层使用自身的几何字段绘图。</w:t>
+      <w:proofErr w:type="spellStart"/>
+      <w:r>
+        <w:rPr>
+          <w:rFonts w:hint="eastAsia"/>
+        </w:rPr>
+        <w:t>图层使用自身的几何字段绘图</w:t>
+      </w:r>
+      <w:proofErr w:type="spellEnd"/>
+      <w:r>
+        <w:rPr>
+          <w:rFonts w:hint="eastAsia"/>
+        </w:rPr>
+        <w:t>。</w:t>
       </w:r>
     </w:p>
     <w:p>
       <w:r>
-        <w:pict w14:anchorId="383A41BB">
-          <v:rect id="_x0000_i1026" style="width:0;height:1.5pt" o:hralign="center" o:hrstd="t" o:hr="t"/>
+        <w:pict w14:anchorId="044C0E8F">
+          <v:rect id="_x0000_i1032" style="width:0;height:1.5pt" o:hralign="center" o:hrstd="t" o:hr="t"/>
         </w:pict>
       </w:r>
     </w:p>
@@ -6202,21 +7031,12 @@
         </w:rPr>
         <w:t xml:space="preserve"> 4 </w:t>
       </w:r>
-      <w:proofErr w:type="gramStart"/>
-      <w:r>
-        <w:rPr>
-          <w:rFonts w:hint="eastAsia"/>
-          <w:lang w:eastAsia="zh-CN"/>
-        </w:rPr>
-        <w:t>个</w:t>
-      </w:r>
-      <w:proofErr w:type="gramEnd"/>
-      <w:r>
-        <w:rPr>
-          <w:rFonts w:hint="eastAsia"/>
-          <w:lang w:eastAsia="zh-CN"/>
-        </w:rPr>
-        <w:t>，因此每个邻居的权重为：</w:t>
+      <w:r>
+        <w:rPr>
+          <w:rFonts w:hint="eastAsia"/>
+          <w:lang w:eastAsia="zh-CN"/>
+        </w:rPr>
+        <w:t>个，因此每个邻居的权重为：</w:t>
       </w:r>
     </w:p>
     <w:p>
@@ -6503,21 +7323,12 @@
         </w:rPr>
         <w:t xml:space="preserve"> 8 </w:t>
       </w:r>
-      <w:proofErr w:type="gramStart"/>
-      <w:r>
-        <w:rPr>
-          <w:rFonts w:hint="eastAsia"/>
-          <w:lang w:eastAsia="zh-CN"/>
-        </w:rPr>
-        <w:t>个</w:t>
-      </w:r>
-      <w:proofErr w:type="gramEnd"/>
-      <w:r>
-        <w:rPr>
-          <w:rFonts w:hint="eastAsia"/>
-          <w:lang w:eastAsia="zh-CN"/>
-        </w:rPr>
-        <w:t>方向的格子都被视为邻居。按照同样的</w:t>
+      <w:r>
+        <w:rPr>
+          <w:rFonts w:hint="eastAsia"/>
+          <w:lang w:eastAsia="zh-CN"/>
+        </w:rPr>
+        <w:t>个方向的格子都被视为邻居。按照同样的</w:t>
       </w:r>
       <w:r>
         <w:rPr>
@@ -6907,21 +7718,12 @@
         </w:rPr>
         <w:t xml:space="preserve"> 8 </w:t>
       </w:r>
-      <w:proofErr w:type="gramStart"/>
-      <w:r>
-        <w:rPr>
-          <w:rFonts w:hint="eastAsia"/>
-          <w:lang w:eastAsia="zh-CN"/>
-        </w:rPr>
-        <w:t>个</w:t>
-      </w:r>
-      <w:proofErr w:type="gramEnd"/>
-      <w:r>
-        <w:rPr>
-          <w:rFonts w:hint="eastAsia"/>
-          <w:lang w:eastAsia="zh-CN"/>
-        </w:rPr>
-        <w:t>，因此每个邻居的权重为：</w:t>
+      <w:r>
+        <w:rPr>
+          <w:rFonts w:hint="eastAsia"/>
+          <w:lang w:eastAsia="zh-CN"/>
+        </w:rPr>
+        <w:t>个，因此每个邻居的权重为：</w:t>
       </w:r>
     </w:p>
     <w:p>
@@ -7233,12 +8035,14 @@
       <w:r>
         <w:t xml:space="preserve"> Lagged mean plot </w:t>
       </w:r>
+      <w:proofErr w:type="spellStart"/>
       <w:r>
         <w:rPr>
           <w:rFonts w:hint="eastAsia"/>
         </w:rPr>
         <w:t>的横纵坐标和直线含义</w:t>
       </w:r>
+      <w:proofErr w:type="spellEnd"/>
     </w:p>
     <w:p>
       <w:pPr>
@@ -7247,6 +8051,7 @@
       <w:r>
         <w:t xml:space="preserve">Moran’s scatter </w:t>
       </w:r>
+      <w:proofErr w:type="spellStart"/>
       <w:r>
         <w:rPr>
           <w:rFonts w:hint="eastAsia"/>
@@ -7259,9 +8064,11 @@
         </w:rPr>
         <w:t>，简称</w:t>
       </w:r>
+      <w:proofErr w:type="spellEnd"/>
       <w:r>
         <w:t xml:space="preserve"> </w:t>
       </w:r>
+      <w:proofErr w:type="spellStart"/>
       <w:r>
         <w:rPr>
           <w:rFonts w:hint="eastAsia"/>
@@ -7274,9 +8081,11 @@
         </w:rPr>
         <w:t>，和</w:t>
       </w:r>
+      <w:proofErr w:type="spellEnd"/>
       <w:r>
         <w:t xml:space="preserve"> Lagged mean </w:t>
       </w:r>
+      <w:proofErr w:type="spellStart"/>
       <w:r>
         <w:rPr>
           <w:rFonts w:hint="eastAsia"/>
@@ -7289,9 +8098,11 @@
         </w:rPr>
         <w:t>，简称</w:t>
       </w:r>
+      <w:proofErr w:type="spellEnd"/>
       <w:r>
         <w:t xml:space="preserve"> </w:t>
       </w:r>
+      <w:proofErr w:type="spellStart"/>
       <w:r>
         <w:rPr>
           <w:rFonts w:hint="eastAsia"/>
@@ -7302,7 +8113,14 @@
         <w:rPr>
           <w:rFonts w:hint="eastAsia"/>
         </w:rPr>
-        <w:t>，都是用来比较样点自身属性值与其空间滞后值之间关系的图。</w:t>
+        <w:t>，都是用来比较样点自身属性值与其空间滞后值之间关系的图</w:t>
+      </w:r>
+      <w:proofErr w:type="spellEnd"/>
+      <w:r>
+        <w:rPr>
+          <w:rFonts w:hint="eastAsia"/>
+        </w:rPr>
+        <w:t>。</w:t>
       </w:r>
     </w:p>
     <w:p>
@@ -7314,6 +8132,7 @@
         <w:lastRenderedPageBreak/>
         <w:t xml:space="preserve">Moran’s scatter </w:t>
       </w:r>
+      <w:proofErr w:type="spellStart"/>
       <w:r>
         <w:rPr>
           <w:rFonts w:hint="eastAsia"/>
@@ -7332,6 +8151,7 @@
         </w:rPr>
         <w:t>MSL</w:t>
       </w:r>
+      <w:proofErr w:type="spellEnd"/>
     </w:p>
     <w:p>
       <w:pPr>
@@ -7340,11 +8160,19 @@
       <w:r>
         <w:t xml:space="preserve">Moran’s scatter plot </w:t>
       </w:r>
-      <w:r>
-        <w:rPr>
-          <w:rFonts w:hint="eastAsia"/>
-        </w:rPr>
-        <w:t>通常使用标准化后的变量。</w:t>
+      <w:proofErr w:type="spellStart"/>
+      <w:r>
+        <w:rPr>
+          <w:rFonts w:hint="eastAsia"/>
+        </w:rPr>
+        <w:t>通常使用标准化后的变量</w:t>
+      </w:r>
+      <w:proofErr w:type="spellEnd"/>
+      <w:r>
+        <w:rPr>
+          <w:rFonts w:hint="eastAsia"/>
+        </w:rPr>
+        <w:t>。</w:t>
       </w:r>
     </w:p>
     <w:p>
@@ -7626,21 +8454,7 @@
         <w:rPr>
           <w:lang w:eastAsia="zh-CN"/>
         </w:rPr>
-        <w:t xml:space="preserve"> Moran</w:t>
-      </w:r>
-      <w:proofErr w:type="gramStart"/>
-      <w:r>
-        <w:rPr>
-          <w:lang w:eastAsia="zh-CN"/>
-        </w:rPr>
-        <w:t>’</w:t>
-      </w:r>
-      <w:proofErr w:type="gramEnd"/>
-      <w:r>
-        <w:rPr>
-          <w:lang w:eastAsia="zh-CN"/>
-        </w:rPr>
-        <w:t xml:space="preserve">s I </w:t>
+        <w:t xml:space="preserve"> Moran’s I </w:t>
       </w:r>
       <w:r>
         <w:rPr>
@@ -7660,23 +8474,7 @@
           <w:rFonts w:hint="eastAsia"/>
           <w:lang w:eastAsia="zh-CN"/>
         </w:rPr>
-        <w:t>如果斜率为正，说明高值周围倾向于出现高值、低值周围倾向于出现低值，表现为</w:t>
-      </w:r>
-      <w:proofErr w:type="gramStart"/>
-      <w:r>
-        <w:rPr>
-          <w:rFonts w:hint="eastAsia"/>
-          <w:lang w:eastAsia="zh-CN"/>
-        </w:rPr>
-        <w:t>正空间自</w:t>
-      </w:r>
-      <w:proofErr w:type="gramEnd"/>
-      <w:r>
-        <w:rPr>
-          <w:rFonts w:hint="eastAsia"/>
-          <w:lang w:eastAsia="zh-CN"/>
-        </w:rPr>
-        <w:t>相关。</w:t>
+        <w:t>如果斜率为正，说明高值周围倾向于出现高值、低值周围倾向于出现低值，表现为正空间自相关。</w:t>
       </w:r>
       <w:r>
         <w:rPr>
@@ -7701,6 +8499,7 @@
       <w:r>
         <w:t xml:space="preserve">Lagged mean </w:t>
       </w:r>
+      <w:proofErr w:type="spellStart"/>
       <w:r>
         <w:rPr>
           <w:rFonts w:hint="eastAsia"/>
@@ -7719,6 +8518,7 @@
         </w:rPr>
         <w:t>LMP</w:t>
       </w:r>
+      <w:proofErr w:type="spellEnd"/>
     </w:p>
     <w:p>
       <w:pPr>
@@ -7727,11 +8527,19 @@
       <w:r>
         <w:t xml:space="preserve">Lagged mean plot </w:t>
       </w:r>
-      <w:r>
-        <w:rPr>
-          <w:rFonts w:hint="eastAsia"/>
-        </w:rPr>
-        <w:t>主要比较样点自身值与邻居平均值之间的差异。</w:t>
+      <w:proofErr w:type="spellStart"/>
+      <w:r>
+        <w:rPr>
+          <w:rFonts w:hint="eastAsia"/>
+        </w:rPr>
+        <w:t>主要比较样点自身值与邻居平均值之间的差异</w:t>
+      </w:r>
+      <w:proofErr w:type="spellEnd"/>
+      <w:r>
+        <w:rPr>
+          <w:rFonts w:hint="eastAsia"/>
+        </w:rPr>
+        <w:t>。</w:t>
       </w:r>
     </w:p>
     <w:p>
@@ -7739,7 +8547,7 @@
         <w:pStyle w:val="Compact"/>
         <w:numPr>
           <w:ilvl w:val="0"/>
-          <w:numId w:val="4"/>
+          <w:numId w:val="3"/>
         </w:numPr>
         <w:rPr>
           <w:lang w:eastAsia="zh-CN"/>
@@ -7800,7 +8608,7 @@
         <w:pStyle w:val="Compact"/>
         <w:numPr>
           <w:ilvl w:val="0"/>
-          <w:numId w:val="4"/>
+          <w:numId w:val="3"/>
         </w:numPr>
         <w:rPr>
           <w:lang w:eastAsia="zh-CN"/>
@@ -8099,8 +8907,8 @@
     </w:p>
     <w:p>
       <w:r>
-        <w:pict w14:anchorId="2DF86FD0">
-          <v:rect id="_x0000_i1027" style="width:0;height:1.5pt" o:hralign="center" o:hrstd="t" o:hr="t"/>
+        <w:pict w14:anchorId="74D73DB7">
+          <v:rect id="_x0000_i1033" style="width:0;height:1.5pt" o:hralign="center" o:hrstd="t" o:hr="t"/>
         </w:pict>
       </w:r>
     </w:p>
@@ -8154,23 +8962,7 @@
           <w:rFonts w:hint="eastAsia"/>
           <w:lang w:eastAsia="zh-CN"/>
         </w:rPr>
-        <w:t>如果样点属性值存在空间自相关，说明某一个位置的属性</w:t>
-      </w:r>
-      <w:proofErr w:type="gramStart"/>
-      <w:r>
-        <w:rPr>
-          <w:rFonts w:hint="eastAsia"/>
-          <w:lang w:eastAsia="zh-CN"/>
-        </w:rPr>
-        <w:t>值不仅</w:t>
-      </w:r>
-      <w:proofErr w:type="gramEnd"/>
-      <w:r>
-        <w:rPr>
-          <w:rFonts w:hint="eastAsia"/>
-          <w:lang w:eastAsia="zh-CN"/>
-        </w:rPr>
-        <w:t>与该位置自身有关，还可能受到周围样点或邻近区域的影响。因此，在进行空间预测时，可以将空间邻近信息转换成机器学习模型能够使用的输入变量。其中一种常见方法就是计算缓冲距离。</w:t>
+        <w:t>如果样点属性值存在空间自相关，说明某一个位置的属性值不仅与该位置自身有关，还可能受到周围样点或邻近区域的影响。因此，在进行空间预测时，可以将空间邻近信息转换成机器学习模型能够使用的输入变量。其中一种常见方法就是计算缓冲距离。</w:t>
       </w:r>
     </w:p>
     <w:p>
@@ -8186,23 +8978,7 @@
           <w:lang w:eastAsia="zh-CN"/>
         </w:rPr>
         <w:lastRenderedPageBreak/>
-        <w:t>缓冲距离是指从</w:t>
-      </w:r>
-      <w:proofErr w:type="gramStart"/>
-      <w:r>
-        <w:rPr>
-          <w:rFonts w:hint="eastAsia"/>
-          <w:lang w:eastAsia="zh-CN"/>
-        </w:rPr>
-        <w:t>待预测</w:t>
-      </w:r>
-      <w:proofErr w:type="gramEnd"/>
-      <w:r>
-        <w:rPr>
-          <w:rFonts w:hint="eastAsia"/>
-          <w:lang w:eastAsia="zh-CN"/>
-        </w:rPr>
-        <w:t>网格或未知位置到已知样点之间的距离关系。它可以有不同的表达方式，例如：</w:t>
+        <w:t>缓冲距离是指从待预测网格或未知位置到已知样点之间的距离关系。它可以有不同的表达方式，例如：</w:t>
       </w:r>
     </w:p>
     <w:p>
@@ -8210,7 +8986,7 @@
         <w:pStyle w:val="Compact"/>
         <w:numPr>
           <w:ilvl w:val="0"/>
-          <w:numId w:val="5"/>
+          <w:numId w:val="2"/>
         </w:numPr>
         <w:rPr>
           <w:lang w:eastAsia="zh-CN"/>
@@ -8229,7 +9005,7 @@
         <w:pStyle w:val="Compact"/>
         <w:numPr>
           <w:ilvl w:val="0"/>
-          <w:numId w:val="5"/>
+          <w:numId w:val="2"/>
         </w:numPr>
         <w:rPr>
           <w:lang w:eastAsia="zh-CN"/>
@@ -8248,7 +9024,7 @@
         <w:pStyle w:val="Compact"/>
         <w:numPr>
           <w:ilvl w:val="0"/>
-          <w:numId w:val="5"/>
+          <w:numId w:val="2"/>
         </w:numPr>
         <w:rPr>
           <w:lang w:eastAsia="zh-CN"/>
@@ -8312,7 +9088,7 @@
         <w:pStyle w:val="Compact"/>
         <w:numPr>
           <w:ilvl w:val="0"/>
-          <w:numId w:val="5"/>
+          <w:numId w:val="2"/>
         </w:numPr>
         <w:rPr>
           <w:lang w:eastAsia="zh-CN"/>
@@ -8361,12 +9137,21 @@
         </w:rPr>
         <w:t xml:space="preserve"> </w:t>
       </w:r>
+      <w:proofErr w:type="spellStart"/>
       <w:r>
         <w:rPr>
           <w:rStyle w:val="VerbatimChar"/>
           <w:lang w:eastAsia="zh-CN"/>
         </w:rPr>
-        <w:t>st_buffer()</w:t>
+        <w:t>st_buffer</w:t>
+      </w:r>
+      <w:proofErr w:type="spellEnd"/>
+      <w:r>
+        <w:rPr>
+          <w:rStyle w:val="VerbatimChar"/>
+          <w:lang w:eastAsia="zh-CN"/>
+        </w:rPr>
+        <w:t>()</w:t>
       </w:r>
       <w:r>
         <w:rPr>
@@ -8396,8 +9181,15 @@
         </w:rPr>
         <w:t>综上，缓冲距离的本质是把样点与预测网格之间的空间距离关系转换为模型变量，从而将空间自相关信息引入机器学习预测过程。</w:t>
       </w:r>
-      <w:bookmarkEnd w:id="0"/>
-      <w:bookmarkEnd w:id="14"/>
+    </w:p>
+    <w:bookmarkEnd w:id="14"/>
+    <w:p>
+      <w:pPr>
+        <w:pStyle w:val="3"/>
+        <w:rPr>
+          <w:lang w:eastAsia="zh-CN"/>
+        </w:rPr>
+      </w:pPr>
     </w:p>
     <w:sectPr>
       <w:footnotePr>
@@ -9117,7 +9909,6 @@
     <w:next w:val="a0"/>
     <w:link w:val="30"/>
     <w:uiPriority w:val="9"/>
-    <w:semiHidden/>
     <w:unhideWhenUsed/>
     <w:qFormat/>
     <w:rsid w:val="00A10FD9"/>
@@ -9477,7 +10268,6 @@
     <w:basedOn w:val="a1"/>
     <w:link w:val="3"/>
     <w:uiPriority w:val="9"/>
-    <w:semiHidden/>
     <w:rsid w:val="00A10FD9"/>
     <w:rPr>
       <w:rFonts w:eastAsiaTheme="majorEastAsia" w:cstheme="majorBidi"/>

--- a/homework_07.docx
+++ b/homework_07.docx
@@ -7,16 +7,32 @@
         <w:pStyle w:val="a5"/>
       </w:pPr>
       <w:r>
-        <w:t>Homework-071</w:t>
+        <w:t>Homework-07</w:t>
       </w:r>
     </w:p>
     <w:p>
       <w:pPr>
         <w:pStyle w:val="Author"/>
-      </w:pPr>
-      <w:r>
-        <w:t>Your Name</w:t>
-      </w:r>
+        <w:rPr>
+          <w:rFonts w:hint="eastAsia"/>
+          <w:lang w:eastAsia="zh-CN"/>
+        </w:rPr>
+      </w:pPr>
+      <w:proofErr w:type="spellStart"/>
+      <w:r>
+        <w:rPr>
+          <w:lang w:eastAsia="zh-CN"/>
+        </w:rPr>
+        <w:t>L</w:t>
+      </w:r>
+      <w:r>
+        <w:rPr>
+          <w:rFonts w:hint="eastAsia"/>
+          <w:lang w:eastAsia="zh-CN"/>
+        </w:rPr>
+        <w:t>inchenwang</w:t>
+      </w:r>
+      <w:proofErr w:type="spellEnd"/>
     </w:p>
     <w:p>
       <w:pPr>
@@ -543,6 +559,55 @@
     </w:p>
     <w:p>
       <w:pPr>
+        <w:ind w:left="502"/>
+        <w:rPr>
+          <w:rFonts w:hint="eastAsia"/>
+          <w:lang w:eastAsia="zh-CN"/>
+        </w:rPr>
+      </w:pPr>
+      <w:r>
+        <w:rPr>
+          <w:lang w:eastAsia="zh-CN"/>
+        </w:rPr>
+        <w:drawing>
+          <wp:inline distT="0" distB="0" distL="0" distR="0" wp14:anchorId="6694F2A5" wp14:editId="2DA8E67E">
+            <wp:extent cx="4712312" cy="4135272"/>
+            <wp:effectExtent l="0" t="0" r="0" b="0"/>
+            <wp:docPr id="3" name="图片 3"/>
+            <wp:cNvGraphicFramePr>
+              <a:graphicFrameLocks xmlns:a="http://schemas.openxmlformats.org/drawingml/2006/main" noChangeAspect="1"/>
+            </wp:cNvGraphicFramePr>
+            <a:graphic xmlns:a="http://schemas.openxmlformats.org/drawingml/2006/main">
+              <a:graphicData uri="http://schemas.openxmlformats.org/drawingml/2006/picture">
+                <pic:pic xmlns:pic="http://schemas.openxmlformats.org/drawingml/2006/picture">
+                  <pic:nvPicPr>
+                    <pic:cNvPr id="1" name=""/>
+                    <pic:cNvPicPr/>
+                  </pic:nvPicPr>
+                  <pic:blipFill>
+                    <a:blip r:embed="rId8"/>
+                    <a:stretch>
+                      <a:fillRect/>
+                    </a:stretch>
+                  </pic:blipFill>
+                  <pic:spPr>
+                    <a:xfrm>
+                      <a:off x="0" y="0"/>
+                      <a:ext cx="4721784" cy="4143584"/>
+                    </a:xfrm>
+                    <a:prstGeom prst="rect">
+                      <a:avLst/>
+                    </a:prstGeom>
+                  </pic:spPr>
+                </pic:pic>
+              </a:graphicData>
+            </a:graphic>
+          </wp:inline>
+        </w:drawing>
+      </w:r>
+    </w:p>
+    <w:p>
+      <w:pPr>
         <w:numPr>
           <w:ilvl w:val="0"/>
           <w:numId w:val="2"/>
@@ -741,6 +806,7 @@
         <w:rPr>
           <w:noProof/>
         </w:rPr>
+        <w:lastRenderedPageBreak/>
         <w:drawing>
           <wp:inline distT="0" distB="0" distL="0" distR="0" wp14:anchorId="5DA42863" wp14:editId="7DAE33AE">
             <wp:extent cx="5486400" cy="4660265"/>
@@ -759,7 +825,7 @@
                     </pic:cNvPicPr>
                   </pic:nvPicPr>
                   <pic:blipFill>
-                    <a:blip r:embed="rId8">
+                    <a:blip r:embed="rId9">
                       <a:extLst>
                         <a:ext uri="{28A0092B-C50C-407E-A947-70E740481C1C}">
                           <a14:useLocalDpi xmlns:a14="http://schemas.microsoft.com/office/drawing/2010/main" val="0"/>
@@ -798,61 +864,6 @@
           <w:lang w:eastAsia="zh-CN"/>
         </w:rPr>
       </w:pPr>
-      <w:r>
-        <w:rPr>
-          <w:noProof/>
-          <w:lang w:eastAsia="zh-CN"/>
-        </w:rPr>
-        <w:lastRenderedPageBreak/>
-        <w:drawing>
-          <wp:inline distT="0" distB="0" distL="0" distR="0" wp14:anchorId="1F01929F" wp14:editId="1A62B3B5">
-            <wp:extent cx="5486400" cy="3307715"/>
-            <wp:effectExtent l="0" t="0" r="0" b="0"/>
-            <wp:docPr id="4" name="图片 4"/>
-            <wp:cNvGraphicFramePr>
-              <a:graphicFrameLocks xmlns:a="http://schemas.openxmlformats.org/drawingml/2006/main" noChangeAspect="1"/>
-            </wp:cNvGraphicFramePr>
-            <a:graphic xmlns:a="http://schemas.openxmlformats.org/drawingml/2006/main">
-              <a:graphicData uri="http://schemas.openxmlformats.org/drawingml/2006/picture">
-                <pic:pic xmlns:pic="http://schemas.openxmlformats.org/drawingml/2006/picture">
-                  <pic:nvPicPr>
-                    <pic:cNvPr id="0" name="Picture 7"/>
-                    <pic:cNvPicPr>
-                      <a:picLocks noChangeAspect="1" noChangeArrowheads="1"/>
-                    </pic:cNvPicPr>
-                  </pic:nvPicPr>
-                  <pic:blipFill>
-                    <a:blip r:embed="rId9" cstate="print">
-                      <a:extLst>
-                        <a:ext uri="{28A0092B-C50C-407E-A947-70E740481C1C}">
-                          <a14:useLocalDpi xmlns:a14="http://schemas.microsoft.com/office/drawing/2010/main" val="0"/>
-                        </a:ext>
-                      </a:extLst>
-                    </a:blip>
-                    <a:srcRect/>
-                    <a:stretch>
-                      <a:fillRect/>
-                    </a:stretch>
-                  </pic:blipFill>
-                  <pic:spPr bwMode="auto">
-                    <a:xfrm>
-                      <a:off x="0" y="0"/>
-                      <a:ext cx="5486400" cy="3307715"/>
-                    </a:xfrm>
-                    <a:prstGeom prst="rect">
-                      <a:avLst/>
-                    </a:prstGeom>
-                    <a:noFill/>
-                    <a:ln>
-                      <a:noFill/>
-                    </a:ln>
-                  </pic:spPr>
-                </pic:pic>
-              </a:graphicData>
-            </a:graphic>
-          </wp:inline>
-        </w:drawing>
-      </w:r>
     </w:p>
     <w:p>
       <w:pPr>
@@ -894,8 +905,9 @@
           <w:noProof/>
           <w:lang w:eastAsia="zh-CN"/>
         </w:rPr>
+        <w:lastRenderedPageBreak/>
         <w:drawing>
-          <wp:inline distT="0" distB="0" distL="0" distR="0" wp14:anchorId="5794E757" wp14:editId="30ED9AA0">
+          <wp:inline distT="0" distB="0" distL="0" distR="0" wp14:anchorId="5794E757" wp14:editId="7673E7CB">
             <wp:extent cx="5486400" cy="2757805"/>
             <wp:effectExtent l="0" t="0" r="0" b="0"/>
             <wp:docPr id="5" name="图片 5"/>
@@ -1084,7 +1096,6 @@
         <w:rPr>
           <w:rFonts w:hint="eastAsia"/>
         </w:rPr>
-        <w:lastRenderedPageBreak/>
         <w:t>使用</w:t>
       </w:r>
       <w:proofErr w:type="spellEnd"/>
@@ -1170,324 +1181,6 @@
           <w:ilvl w:val="0"/>
           <w:numId w:val="2"/>
         </w:numPr>
-        <w:rPr>
-          <w:lang w:eastAsia="zh-CN"/>
-        </w:rPr>
-      </w:pPr>
-      <w:r>
-        <w:rPr>
-          <w:rFonts w:hint="eastAsia"/>
-          <w:lang w:eastAsia="zh-CN"/>
-        </w:rPr>
-        <w:t>利用插件中的移动、缩放、旋转等功能调整采样点图像，使样点的整体分布尽可能与</w:t>
-      </w:r>
-      <w:r>
-        <w:rPr>
-          <w:lang w:eastAsia="zh-CN"/>
-        </w:rPr>
-        <w:t xml:space="preserve"> Doubs </w:t>
-      </w:r>
-      <w:r>
-        <w:rPr>
-          <w:rFonts w:hint="eastAsia"/>
-          <w:lang w:eastAsia="zh-CN"/>
-        </w:rPr>
-        <w:t>河流走向匹配。</w:t>
-      </w:r>
-      <w:r>
-        <w:rPr>
-          <w:lang w:eastAsia="zh-CN"/>
-        </w:rPr>
-        <w:br/>
-      </w:r>
-      <w:r>
-        <w:rPr>
-          <w:rFonts w:hint="eastAsia"/>
-          <w:lang w:eastAsia="zh-CN"/>
-        </w:rPr>
-        <w:t>主要参考依据是：采样点应大致沿</w:t>
-      </w:r>
-      <w:r>
-        <w:rPr>
-          <w:lang w:eastAsia="zh-CN"/>
-        </w:rPr>
-        <w:t xml:space="preserve"> Doubs </w:t>
-      </w:r>
-      <w:r>
-        <w:rPr>
-          <w:rFonts w:hint="eastAsia"/>
-          <w:lang w:eastAsia="zh-CN"/>
-        </w:rPr>
-        <w:t>河流分布，且样点的弯曲趋势应与河流弯曲趋势一致。</w:t>
-      </w:r>
-    </w:p>
-    <w:p>
-      <w:pPr>
-        <w:numPr>
-          <w:ilvl w:val="0"/>
-          <w:numId w:val="2"/>
-        </w:numPr>
-        <w:rPr>
-          <w:lang w:eastAsia="zh-CN"/>
-        </w:rPr>
-      </w:pPr>
-      <w:r>
-        <w:rPr>
-          <w:rFonts w:hint="eastAsia"/>
-          <w:lang w:eastAsia="zh-CN"/>
-        </w:rPr>
-        <w:t>新建一个点类型的矢量图层，用于重新标记样点。</w:t>
-      </w:r>
-      <w:r>
-        <w:rPr>
-          <w:lang w:eastAsia="zh-CN"/>
-        </w:rPr>
-        <w:br/>
-      </w:r>
-      <w:proofErr w:type="spellStart"/>
-      <w:r>
-        <w:rPr>
-          <w:rFonts w:hint="eastAsia"/>
-        </w:rPr>
-        <w:t>操作路径为</w:t>
-      </w:r>
-      <w:proofErr w:type="spellEnd"/>
-      <w:r>
-        <w:rPr>
-          <w:rFonts w:hint="eastAsia"/>
-        </w:rPr>
-        <w:t>：</w:t>
-      </w:r>
-      <w:r>
-        <w:br/>
-      </w:r>
-      <w:proofErr w:type="spellStart"/>
-      <w:r>
-        <w:rPr>
-          <w:rFonts w:hint="eastAsia"/>
-          <w:b/>
-          <w:bCs/>
-        </w:rPr>
-        <w:t>图层（</w:t>
-      </w:r>
-      <w:r>
-        <w:rPr>
-          <w:rFonts w:hint="eastAsia"/>
-          <w:b/>
-          <w:bCs/>
-        </w:rPr>
-        <w:t>Layer</w:t>
-      </w:r>
-      <w:proofErr w:type="spellEnd"/>
-      <w:r>
-        <w:rPr>
-          <w:rFonts w:hint="eastAsia"/>
-          <w:b/>
-          <w:bCs/>
-        </w:rPr>
-        <w:t>）</w:t>
-      </w:r>
-      <w:r>
-        <w:rPr>
-          <w:b/>
-          <w:bCs/>
-        </w:rPr>
-        <w:t xml:space="preserve"> → </w:t>
-      </w:r>
-      <w:proofErr w:type="spellStart"/>
-      <w:r>
-        <w:rPr>
-          <w:rFonts w:hint="eastAsia"/>
-          <w:b/>
-          <w:bCs/>
-        </w:rPr>
-        <w:t>创建图层（</w:t>
-      </w:r>
-      <w:r>
-        <w:rPr>
-          <w:rFonts w:hint="eastAsia"/>
-          <w:b/>
-          <w:bCs/>
-        </w:rPr>
-        <w:t>Create</w:t>
-      </w:r>
-      <w:proofErr w:type="spellEnd"/>
-      <w:r>
-        <w:rPr>
-          <w:b/>
-          <w:bCs/>
-        </w:rPr>
-        <w:t xml:space="preserve"> </w:t>
-      </w:r>
-      <w:r>
-        <w:rPr>
-          <w:rFonts w:hint="eastAsia"/>
-          <w:b/>
-          <w:bCs/>
-        </w:rPr>
-        <w:t>Layer</w:t>
-      </w:r>
-      <w:r>
-        <w:rPr>
-          <w:rFonts w:hint="eastAsia"/>
-          <w:b/>
-          <w:bCs/>
-        </w:rPr>
-        <w:t>）</w:t>
-      </w:r>
-      <w:r>
-        <w:rPr>
-          <w:b/>
-          <w:bCs/>
-        </w:rPr>
-        <w:t xml:space="preserve"> → </w:t>
-      </w:r>
-      <w:proofErr w:type="spellStart"/>
-      <w:r>
-        <w:rPr>
-          <w:rFonts w:hint="eastAsia"/>
-          <w:b/>
-          <w:bCs/>
-        </w:rPr>
-        <w:t>新建</w:t>
-      </w:r>
-      <w:proofErr w:type="spellEnd"/>
-      <w:r>
-        <w:rPr>
-          <w:b/>
-          <w:bCs/>
-        </w:rPr>
-        <w:t xml:space="preserve"> Shapefile </w:t>
-      </w:r>
-      <w:proofErr w:type="spellStart"/>
-      <w:r>
-        <w:rPr>
-          <w:rFonts w:hint="eastAsia"/>
-          <w:b/>
-          <w:bCs/>
-        </w:rPr>
-        <w:t>图层（</w:t>
-      </w:r>
-      <w:r>
-        <w:rPr>
-          <w:rFonts w:hint="eastAsia"/>
-          <w:b/>
-          <w:bCs/>
-        </w:rPr>
-        <w:t>New</w:t>
-      </w:r>
-      <w:proofErr w:type="spellEnd"/>
-      <w:r>
-        <w:rPr>
-          <w:b/>
-          <w:bCs/>
-        </w:rPr>
-        <w:t xml:space="preserve"> Shapefile </w:t>
-      </w:r>
-      <w:r>
-        <w:rPr>
-          <w:rFonts w:hint="eastAsia"/>
-          <w:b/>
-          <w:bCs/>
-        </w:rPr>
-        <w:t>Layer</w:t>
-      </w:r>
-      <w:r>
-        <w:rPr>
-          <w:rFonts w:hint="eastAsia"/>
-          <w:b/>
-          <w:bCs/>
-        </w:rPr>
-        <w:t>）</w:t>
-      </w:r>
-      <w:r>
-        <w:t>。</w:t>
-      </w:r>
-      <w:r>
-        <w:br/>
-      </w:r>
-      <w:r>
-        <w:rPr>
-          <w:rFonts w:hint="eastAsia"/>
-          <w:lang w:eastAsia="zh-CN"/>
-        </w:rPr>
-        <w:t>几何类型选择</w:t>
-      </w:r>
-      <w:r>
-        <w:rPr>
-          <w:lang w:eastAsia="zh-CN"/>
-        </w:rPr>
-        <w:t xml:space="preserve"> </w:t>
-      </w:r>
-      <w:r>
-        <w:rPr>
-          <w:b/>
-          <w:bCs/>
-          <w:lang w:eastAsia="zh-CN"/>
-        </w:rPr>
-        <w:t>Point</w:t>
-      </w:r>
-      <w:r>
-        <w:rPr>
-          <w:rFonts w:hint="eastAsia"/>
-          <w:lang w:eastAsia="zh-CN"/>
-        </w:rPr>
-        <w:t>，坐标系选择</w:t>
-      </w:r>
-      <w:r>
-        <w:rPr>
-          <w:lang w:eastAsia="zh-CN"/>
-        </w:rPr>
-        <w:t xml:space="preserve"> </w:t>
-      </w:r>
-      <w:r>
-        <w:rPr>
-          <w:b/>
-          <w:bCs/>
-          <w:lang w:eastAsia="zh-CN"/>
-        </w:rPr>
-        <w:t>EPSG:4326 - WGS 84</w:t>
-      </w:r>
-      <w:r>
-        <w:rPr>
-          <w:rFonts w:hint="eastAsia"/>
-          <w:lang w:eastAsia="zh-CN"/>
-        </w:rPr>
-        <w:t>，并新建一个</w:t>
-      </w:r>
-      <w:r>
-        <w:rPr>
-          <w:lang w:eastAsia="zh-CN"/>
-        </w:rPr>
-        <w:t xml:space="preserve"> </w:t>
-      </w:r>
-      <w:r>
-        <w:rPr>
-          <w:rStyle w:val="VerbatimChar"/>
-          <w:lang w:eastAsia="zh-CN"/>
-        </w:rPr>
-        <w:t>id</w:t>
-      </w:r>
-      <w:r>
-        <w:rPr>
-          <w:lang w:eastAsia="zh-CN"/>
-        </w:rPr>
-        <w:t xml:space="preserve"> </w:t>
-      </w:r>
-      <w:r>
-        <w:rPr>
-          <w:rFonts w:hint="eastAsia"/>
-          <w:lang w:eastAsia="zh-CN"/>
-        </w:rPr>
-        <w:t>字段用于记录样点编号。</w:t>
-      </w:r>
-    </w:p>
-    <w:p>
-      <w:pPr>
-        <w:ind w:left="720"/>
-        <w:rPr>
-          <w:lang w:eastAsia="zh-CN"/>
-        </w:rPr>
       </w:pPr>
       <w:r>
         <w:rPr>
@@ -1495,10 +1188,10 @@
           <w:lang w:eastAsia="zh-CN"/>
         </w:rPr>
         <w:drawing>
-          <wp:inline distT="0" distB="0" distL="0" distR="0" wp14:anchorId="59F8D710" wp14:editId="015EE7C1">
-            <wp:extent cx="2836964" cy="3335731"/>
+          <wp:inline distT="0" distB="0" distL="0" distR="0" wp14:anchorId="37727CAE" wp14:editId="27FC62CF">
+            <wp:extent cx="5486400" cy="3307715"/>
             <wp:effectExtent l="0" t="0" r="0" b="0"/>
-            <wp:docPr id="7" name="图片 7"/>
+            <wp:docPr id="4" name="图片 4"/>
             <wp:cNvGraphicFramePr>
               <a:graphicFrameLocks xmlns:a="http://schemas.openxmlformats.org/drawingml/2006/main" noChangeAspect="1"/>
             </wp:cNvGraphicFramePr>
@@ -1506,7 +1199,7 @@
               <a:graphicData uri="http://schemas.openxmlformats.org/drawingml/2006/picture">
                 <pic:pic xmlns:pic="http://schemas.openxmlformats.org/drawingml/2006/picture">
                   <pic:nvPicPr>
-                    <pic:cNvPr id="0" name="Picture 10"/>
+                    <pic:cNvPr id="0" name="Picture 7"/>
                     <pic:cNvPicPr>
                       <a:picLocks noChangeAspect="1" noChangeArrowheads="1"/>
                     </pic:cNvPicPr>
@@ -1527,7 +1220,7 @@
                   <pic:spPr bwMode="auto">
                     <a:xfrm>
                       <a:off x="0" y="0"/>
-                      <a:ext cx="2838285" cy="3337284"/>
+                      <a:ext cx="5486400" cy="3307715"/>
                     </a:xfrm>
                     <a:prstGeom prst="rect">
                       <a:avLst/>
@@ -1546,6 +1239,374 @@
     </w:p>
     <w:p>
       <w:pPr>
+        <w:numPr>
+          <w:ilvl w:val="0"/>
+          <w:numId w:val="2"/>
+        </w:numPr>
+        <w:rPr>
+          <w:lang w:eastAsia="zh-CN"/>
+        </w:rPr>
+      </w:pPr>
+      <w:r>
+        <w:rPr>
+          <w:rFonts w:hint="eastAsia"/>
+          <w:lang w:eastAsia="zh-CN"/>
+        </w:rPr>
+        <w:lastRenderedPageBreak/>
+        <w:t>利用插件中的移动、缩放、旋转等功能调整采样点图像，使样点的整体分布尽可能与</w:t>
+      </w:r>
+      <w:r>
+        <w:rPr>
+          <w:lang w:eastAsia="zh-CN"/>
+        </w:rPr>
+        <w:t xml:space="preserve"> Doubs </w:t>
+      </w:r>
+      <w:r>
+        <w:rPr>
+          <w:rFonts w:hint="eastAsia"/>
+          <w:lang w:eastAsia="zh-CN"/>
+        </w:rPr>
+        <w:t>河流走向匹配。</w:t>
+      </w:r>
+      <w:r>
+        <w:rPr>
+          <w:lang w:eastAsia="zh-CN"/>
+        </w:rPr>
+        <w:br/>
+      </w:r>
+      <w:r>
+        <w:rPr>
+          <w:rFonts w:hint="eastAsia"/>
+          <w:lang w:eastAsia="zh-CN"/>
+        </w:rPr>
+        <w:t>主要参考依据是：采样点应大致沿</w:t>
+      </w:r>
+      <w:r>
+        <w:rPr>
+          <w:lang w:eastAsia="zh-CN"/>
+        </w:rPr>
+        <w:t xml:space="preserve"> Doubs </w:t>
+      </w:r>
+      <w:r>
+        <w:rPr>
+          <w:rFonts w:hint="eastAsia"/>
+          <w:lang w:eastAsia="zh-CN"/>
+        </w:rPr>
+        <w:t>河流分布，且样点的弯曲趋势应与河流弯曲趋势一致。</w:t>
+      </w:r>
+    </w:p>
+    <w:p>
+      <w:pPr>
+        <w:ind w:left="502"/>
+        <w:rPr>
+          <w:rFonts w:hint="eastAsia"/>
+          <w:lang w:eastAsia="zh-CN"/>
+        </w:rPr>
+      </w:pPr>
+      <w:r>
+        <w:rPr>
+          <w:lang w:eastAsia="zh-CN"/>
+        </w:rPr>
+        <w:drawing>
+          <wp:inline distT="0" distB="0" distL="0" distR="0" wp14:anchorId="24AF4DF4" wp14:editId="734DA4D8">
+            <wp:extent cx="5034217" cy="3935895"/>
+            <wp:effectExtent l="0" t="0" r="0" b="0"/>
+            <wp:docPr id="8" name="图片 8"/>
+            <wp:cNvGraphicFramePr>
+              <a:graphicFrameLocks xmlns:a="http://schemas.openxmlformats.org/drawingml/2006/main" noChangeAspect="1"/>
+            </wp:cNvGraphicFramePr>
+            <a:graphic xmlns:a="http://schemas.openxmlformats.org/drawingml/2006/main">
+              <a:graphicData uri="http://schemas.openxmlformats.org/drawingml/2006/picture">
+                <pic:pic xmlns:pic="http://schemas.openxmlformats.org/drawingml/2006/picture">
+                  <pic:nvPicPr>
+                    <pic:cNvPr id="1" name=""/>
+                    <pic:cNvPicPr/>
+                  </pic:nvPicPr>
+                  <pic:blipFill>
+                    <a:blip r:embed="rId12"/>
+                    <a:stretch>
+                      <a:fillRect/>
+                    </a:stretch>
+                  </pic:blipFill>
+                  <pic:spPr>
+                    <a:xfrm>
+                      <a:off x="0" y="0"/>
+                      <a:ext cx="5041611" cy="3941676"/>
+                    </a:xfrm>
+                    <a:prstGeom prst="rect">
+                      <a:avLst/>
+                    </a:prstGeom>
+                  </pic:spPr>
+                </pic:pic>
+              </a:graphicData>
+            </a:graphic>
+          </wp:inline>
+        </w:drawing>
+      </w:r>
+    </w:p>
+    <w:p>
+      <w:pPr>
+        <w:numPr>
+          <w:ilvl w:val="0"/>
+          <w:numId w:val="2"/>
+        </w:numPr>
+        <w:rPr>
+          <w:lang w:eastAsia="zh-CN"/>
+        </w:rPr>
+      </w:pPr>
+      <w:r>
+        <w:rPr>
+          <w:rFonts w:hint="eastAsia"/>
+          <w:lang w:eastAsia="zh-CN"/>
+        </w:rPr>
+        <w:t>新建一个点类型的矢量图层，用于重新标记样点。</w:t>
+      </w:r>
+      <w:r>
+        <w:rPr>
+          <w:lang w:eastAsia="zh-CN"/>
+        </w:rPr>
+        <w:br/>
+      </w:r>
+      <w:proofErr w:type="spellStart"/>
+      <w:r>
+        <w:rPr>
+          <w:rFonts w:hint="eastAsia"/>
+        </w:rPr>
+        <w:t>操作路径为</w:t>
+      </w:r>
+      <w:proofErr w:type="spellEnd"/>
+      <w:r>
+        <w:rPr>
+          <w:rFonts w:hint="eastAsia"/>
+        </w:rPr>
+        <w:t>：</w:t>
+      </w:r>
+      <w:r>
+        <w:br/>
+      </w:r>
+      <w:proofErr w:type="spellStart"/>
+      <w:r>
+        <w:rPr>
+          <w:rFonts w:hint="eastAsia"/>
+          <w:b/>
+          <w:bCs/>
+        </w:rPr>
+        <w:t>图层（</w:t>
+      </w:r>
+      <w:r>
+        <w:rPr>
+          <w:rFonts w:hint="eastAsia"/>
+          <w:b/>
+          <w:bCs/>
+        </w:rPr>
+        <w:t>Layer</w:t>
+      </w:r>
+      <w:proofErr w:type="spellEnd"/>
+      <w:r>
+        <w:rPr>
+          <w:rFonts w:hint="eastAsia"/>
+          <w:b/>
+          <w:bCs/>
+        </w:rPr>
+        <w:t>）</w:t>
+      </w:r>
+      <w:r>
+        <w:rPr>
+          <w:b/>
+          <w:bCs/>
+        </w:rPr>
+        <w:t xml:space="preserve"> → </w:t>
+      </w:r>
+      <w:proofErr w:type="spellStart"/>
+      <w:r>
+        <w:rPr>
+          <w:rFonts w:hint="eastAsia"/>
+          <w:b/>
+          <w:bCs/>
+        </w:rPr>
+        <w:t>创建图层（</w:t>
+      </w:r>
+      <w:r>
+        <w:rPr>
+          <w:rFonts w:hint="eastAsia"/>
+          <w:b/>
+          <w:bCs/>
+        </w:rPr>
+        <w:t>Create</w:t>
+      </w:r>
+      <w:proofErr w:type="spellEnd"/>
+      <w:r>
+        <w:rPr>
+          <w:b/>
+          <w:bCs/>
+        </w:rPr>
+        <w:t xml:space="preserve"> </w:t>
+      </w:r>
+      <w:r>
+        <w:rPr>
+          <w:rFonts w:hint="eastAsia"/>
+          <w:b/>
+          <w:bCs/>
+        </w:rPr>
+        <w:t>Layer</w:t>
+      </w:r>
+      <w:r>
+        <w:rPr>
+          <w:rFonts w:hint="eastAsia"/>
+          <w:b/>
+          <w:bCs/>
+        </w:rPr>
+        <w:t>）</w:t>
+      </w:r>
+      <w:r>
+        <w:rPr>
+          <w:b/>
+          <w:bCs/>
+        </w:rPr>
+        <w:t xml:space="preserve"> → </w:t>
+      </w:r>
+      <w:proofErr w:type="spellStart"/>
+      <w:r>
+        <w:rPr>
+          <w:rFonts w:hint="eastAsia"/>
+          <w:b/>
+          <w:bCs/>
+        </w:rPr>
+        <w:t>新建</w:t>
+      </w:r>
+      <w:proofErr w:type="spellEnd"/>
+      <w:r>
+        <w:rPr>
+          <w:b/>
+          <w:bCs/>
+        </w:rPr>
+        <w:t xml:space="preserve"> Shapefile </w:t>
+      </w:r>
+      <w:proofErr w:type="spellStart"/>
+      <w:r>
+        <w:rPr>
+          <w:rFonts w:hint="eastAsia"/>
+          <w:b/>
+          <w:bCs/>
+        </w:rPr>
+        <w:t>图层（</w:t>
+      </w:r>
+      <w:r>
+        <w:rPr>
+          <w:rFonts w:hint="eastAsia"/>
+          <w:b/>
+          <w:bCs/>
+        </w:rPr>
+        <w:t>New</w:t>
+      </w:r>
+      <w:proofErr w:type="spellEnd"/>
+      <w:r>
+        <w:rPr>
+          <w:b/>
+          <w:bCs/>
+        </w:rPr>
+        <w:t xml:space="preserve"> Shapefile </w:t>
+      </w:r>
+      <w:r>
+        <w:rPr>
+          <w:rFonts w:hint="eastAsia"/>
+          <w:b/>
+          <w:bCs/>
+        </w:rPr>
+        <w:t>Layer</w:t>
+      </w:r>
+      <w:r>
+        <w:rPr>
+          <w:rFonts w:hint="eastAsia"/>
+          <w:b/>
+          <w:bCs/>
+        </w:rPr>
+        <w:t>）</w:t>
+      </w:r>
+      <w:r>
+        <w:t>。</w:t>
+      </w:r>
+      <w:r>
+        <w:br/>
+      </w:r>
+      <w:r>
+        <w:rPr>
+          <w:rFonts w:hint="eastAsia"/>
+          <w:lang w:eastAsia="zh-CN"/>
+        </w:rPr>
+        <w:t>几何类型选择</w:t>
+      </w:r>
+      <w:r>
+        <w:rPr>
+          <w:lang w:eastAsia="zh-CN"/>
+        </w:rPr>
+        <w:t xml:space="preserve"> </w:t>
+      </w:r>
+      <w:r>
+        <w:rPr>
+          <w:b/>
+          <w:bCs/>
+          <w:lang w:eastAsia="zh-CN"/>
+        </w:rPr>
+        <w:t>Point</w:t>
+      </w:r>
+      <w:r>
+        <w:rPr>
+          <w:rFonts w:hint="eastAsia"/>
+          <w:lang w:eastAsia="zh-CN"/>
+        </w:rPr>
+        <w:t>，坐标系选择</w:t>
+      </w:r>
+      <w:r>
+        <w:rPr>
+          <w:lang w:eastAsia="zh-CN"/>
+        </w:rPr>
+        <w:t xml:space="preserve"> </w:t>
+      </w:r>
+      <w:r>
+        <w:rPr>
+          <w:b/>
+          <w:bCs/>
+          <w:lang w:eastAsia="zh-CN"/>
+        </w:rPr>
+        <w:t>EPSG:4326 - WGS 84</w:t>
+      </w:r>
+      <w:r>
+        <w:rPr>
+          <w:rFonts w:hint="eastAsia"/>
+          <w:lang w:eastAsia="zh-CN"/>
+        </w:rPr>
+        <w:t>，并新建一个</w:t>
+      </w:r>
+      <w:r>
+        <w:rPr>
+          <w:lang w:eastAsia="zh-CN"/>
+        </w:rPr>
+        <w:t xml:space="preserve"> </w:t>
+      </w:r>
+      <w:r>
+        <w:rPr>
+          <w:rStyle w:val="VerbatimChar"/>
+          <w:lang w:eastAsia="zh-CN"/>
+        </w:rPr>
+        <w:t>id</w:t>
+      </w:r>
+      <w:r>
+        <w:rPr>
+          <w:lang w:eastAsia="zh-CN"/>
+        </w:rPr>
+        <w:t xml:space="preserve"> </w:t>
+      </w:r>
+      <w:r>
+        <w:rPr>
+          <w:rFonts w:hint="eastAsia"/>
+          <w:lang w:eastAsia="zh-CN"/>
+        </w:rPr>
+        <w:t>字段用于记录样点编号。</w:t>
+      </w:r>
+    </w:p>
+    <w:p>
+      <w:pPr>
         <w:ind w:left="720"/>
         <w:rPr>
           <w:lang w:eastAsia="zh-CN"/>
@@ -1558,7 +1619,215 @@
         </w:rPr>
         <w:lastRenderedPageBreak/>
         <w:drawing>
-          <wp:inline distT="0" distB="0" distL="0" distR="0" wp14:anchorId="797B6F70" wp14:editId="0F6F0E42">
+          <wp:inline distT="0" distB="0" distL="0" distR="0" wp14:anchorId="59F8D710" wp14:editId="167CC603">
+            <wp:extent cx="2657626" cy="3124863"/>
+            <wp:effectExtent l="0" t="0" r="0" b="0"/>
+            <wp:docPr id="7" name="图片 7"/>
+            <wp:cNvGraphicFramePr>
+              <a:graphicFrameLocks xmlns:a="http://schemas.openxmlformats.org/drawingml/2006/main" noChangeAspect="1"/>
+            </wp:cNvGraphicFramePr>
+            <a:graphic xmlns:a="http://schemas.openxmlformats.org/drawingml/2006/main">
+              <a:graphicData uri="http://schemas.openxmlformats.org/drawingml/2006/picture">
+                <pic:pic xmlns:pic="http://schemas.openxmlformats.org/drawingml/2006/picture">
+                  <pic:nvPicPr>
+                    <pic:cNvPr id="0" name="Picture 10"/>
+                    <pic:cNvPicPr>
+                      <a:picLocks noChangeAspect="1" noChangeArrowheads="1"/>
+                    </pic:cNvPicPr>
+                  </pic:nvPicPr>
+                  <pic:blipFill>
+                    <a:blip r:embed="rId13" cstate="print">
+                      <a:extLst>
+                        <a:ext uri="{28A0092B-C50C-407E-A947-70E740481C1C}">
+                          <a14:useLocalDpi xmlns:a14="http://schemas.microsoft.com/office/drawing/2010/main" val="0"/>
+                        </a:ext>
+                      </a:extLst>
+                    </a:blip>
+                    <a:srcRect/>
+                    <a:stretch>
+                      <a:fillRect/>
+                    </a:stretch>
+                  </pic:blipFill>
+                  <pic:spPr bwMode="auto">
+                    <a:xfrm>
+                      <a:off x="0" y="0"/>
+                      <a:ext cx="2672845" cy="3142757"/>
+                    </a:xfrm>
+                    <a:prstGeom prst="rect">
+                      <a:avLst/>
+                    </a:prstGeom>
+                    <a:noFill/>
+                    <a:ln>
+                      <a:noFill/>
+                    </a:ln>
+                  </pic:spPr>
+                </pic:pic>
+              </a:graphicData>
+            </a:graphic>
+          </wp:inline>
+        </w:drawing>
+      </w:r>
+    </w:p>
+    <w:p>
+      <w:pPr>
+        <w:ind w:left="720"/>
+        <w:rPr>
+          <w:lang w:eastAsia="zh-CN"/>
+        </w:rPr>
+      </w:pPr>
+    </w:p>
+    <w:p>
+      <w:pPr>
+        <w:numPr>
+          <w:ilvl w:val="0"/>
+          <w:numId w:val="2"/>
+        </w:numPr>
+        <w:rPr>
+          <w:lang w:eastAsia="zh-CN"/>
+        </w:rPr>
+      </w:pPr>
+      <w:r>
+        <w:rPr>
+          <w:rFonts w:hint="eastAsia"/>
+          <w:lang w:eastAsia="zh-CN"/>
+        </w:rPr>
+        <w:t>选中新建的点图层，点击铅笔按钮进入编辑状态，然后使用“添加点要素（</w:t>
+      </w:r>
+      <w:r>
+        <w:rPr>
+          <w:rFonts w:hint="eastAsia"/>
+          <w:lang w:eastAsia="zh-CN"/>
+        </w:rPr>
+        <w:t>Add</w:t>
+      </w:r>
+      <w:r>
+        <w:rPr>
+          <w:lang w:eastAsia="zh-CN"/>
+        </w:rPr>
+        <w:t xml:space="preserve"> Point </w:t>
+      </w:r>
+      <w:r>
+        <w:rPr>
+          <w:rFonts w:hint="eastAsia"/>
+          <w:lang w:eastAsia="zh-CN"/>
+        </w:rPr>
+        <w:t>Feature</w:t>
+      </w:r>
+      <w:r>
+        <w:rPr>
+          <w:rFonts w:hint="eastAsia"/>
+          <w:lang w:eastAsia="zh-CN"/>
+        </w:rPr>
+        <w:t>）”工具，在已经配准好的采样点图像上逐个点击样点位置，并依次填写</w:t>
+      </w:r>
+      <w:r>
+        <w:rPr>
+          <w:lang w:eastAsia="zh-CN"/>
+        </w:rPr>
+        <w:t xml:space="preserve"> </w:t>
+      </w:r>
+      <w:r>
+        <w:rPr>
+          <w:rStyle w:val="VerbatimChar"/>
+          <w:lang w:eastAsia="zh-CN"/>
+        </w:rPr>
+        <w:t>id</w:t>
+      </w:r>
+      <w:r>
+        <w:rPr>
+          <w:lang w:eastAsia="zh-CN"/>
+        </w:rPr>
+        <w:t xml:space="preserve"> </w:t>
+      </w:r>
+      <w:r>
+        <w:rPr>
+          <w:rFonts w:hint="eastAsia"/>
+          <w:lang w:eastAsia="zh-CN"/>
+        </w:rPr>
+        <w:t>编号。</w:t>
+      </w:r>
+    </w:p>
+    <w:p>
+      <w:pPr>
+        <w:ind w:left="502"/>
+        <w:rPr>
+          <w:rFonts w:hint="eastAsia"/>
+          <w:lang w:eastAsia="zh-CN"/>
+        </w:rPr>
+      </w:pPr>
+      <w:r>
+        <w:rPr>
+          <w:noProof/>
+          <w:lang w:eastAsia="zh-CN"/>
+        </w:rPr>
+        <w:drawing>
+          <wp:inline distT="0" distB="0" distL="0" distR="0" wp14:anchorId="70342DFB" wp14:editId="505E76C0">
+            <wp:extent cx="5486400" cy="1485265"/>
+            <wp:effectExtent l="0" t="0" r="0" b="0"/>
+            <wp:docPr id="10" name="图片 10"/>
+            <wp:cNvGraphicFramePr>
+              <a:graphicFrameLocks xmlns:a="http://schemas.openxmlformats.org/drawingml/2006/main" noChangeAspect="1"/>
+            </wp:cNvGraphicFramePr>
+            <a:graphic xmlns:a="http://schemas.openxmlformats.org/drawingml/2006/main">
+              <a:graphicData uri="http://schemas.openxmlformats.org/drawingml/2006/picture">
+                <pic:pic xmlns:pic="http://schemas.openxmlformats.org/drawingml/2006/picture">
+                  <pic:nvPicPr>
+                    <pic:cNvPr id="0" name="Picture 5"/>
+                    <pic:cNvPicPr>
+                      <a:picLocks noChangeAspect="1" noChangeArrowheads="1"/>
+                    </pic:cNvPicPr>
+                  </pic:nvPicPr>
+                  <pic:blipFill>
+                    <a:blip r:embed="rId14">
+                      <a:extLst>
+                        <a:ext uri="{28A0092B-C50C-407E-A947-70E740481C1C}">
+                          <a14:useLocalDpi xmlns:a14="http://schemas.microsoft.com/office/drawing/2010/main" val="0"/>
+                        </a:ext>
+                      </a:extLst>
+                    </a:blip>
+                    <a:srcRect/>
+                    <a:stretch>
+                      <a:fillRect/>
+                    </a:stretch>
+                  </pic:blipFill>
+                  <pic:spPr bwMode="auto">
+                    <a:xfrm>
+                      <a:off x="0" y="0"/>
+                      <a:ext cx="5486400" cy="1485265"/>
+                    </a:xfrm>
+                    <a:prstGeom prst="rect">
+                      <a:avLst/>
+                    </a:prstGeom>
+                    <a:noFill/>
+                    <a:ln>
+                      <a:noFill/>
+                    </a:ln>
+                  </pic:spPr>
+                </pic:pic>
+              </a:graphicData>
+            </a:graphic>
+          </wp:inline>
+        </w:drawing>
+      </w:r>
+    </w:p>
+    <w:p>
+      <w:pPr>
+        <w:numPr>
+          <w:ilvl w:val="0"/>
+          <w:numId w:val="2"/>
+        </w:numPr>
+        <w:rPr>
+          <w:lang w:eastAsia="zh-CN"/>
+        </w:rPr>
+      </w:pPr>
+      <w:r>
+        <w:rPr>
+          <w:noProof/>
+          <w:lang w:eastAsia="zh-CN"/>
+        </w:rPr>
+        <w:lastRenderedPageBreak/>
+        <w:drawing>
+          <wp:inline distT="0" distB="0" distL="0" distR="0" wp14:anchorId="74DB3727" wp14:editId="591F5773">
             <wp:extent cx="5486400" cy="3136265"/>
             <wp:effectExtent l="0" t="0" r="0" b="0"/>
             <wp:docPr id="6" name="图片 6"/>
@@ -1575,7 +1844,7 @@
                     </pic:cNvPicPr>
                   </pic:nvPicPr>
                   <pic:blipFill>
-                    <a:blip r:embed="rId12" cstate="print">
+                    <a:blip r:embed="rId15" cstate="print">
                       <a:extLst>
                         <a:ext uri="{28A0092B-C50C-407E-A947-70E740481C1C}">
                           <a14:useLocalDpi xmlns:a14="http://schemas.microsoft.com/office/drawing/2010/main" val="0"/>
@@ -1622,77 +1891,6 @@
           <w:rFonts w:hint="eastAsia"/>
           <w:lang w:eastAsia="zh-CN"/>
         </w:rPr>
-        <w:t>选中新建的点图层，点击铅笔按钮进入编辑状态，然后使用“添加点要素（</w:t>
-      </w:r>
-      <w:r>
-        <w:rPr>
-          <w:rFonts w:hint="eastAsia"/>
-          <w:lang w:eastAsia="zh-CN"/>
-        </w:rPr>
-        <w:t>Add</w:t>
-      </w:r>
-      <w:r>
-        <w:rPr>
-          <w:lang w:eastAsia="zh-CN"/>
-        </w:rPr>
-        <w:t xml:space="preserve"> Point </w:t>
-      </w:r>
-      <w:r>
-        <w:rPr>
-          <w:rFonts w:hint="eastAsia"/>
-          <w:lang w:eastAsia="zh-CN"/>
-        </w:rPr>
-        <w:t>Feature</w:t>
-      </w:r>
-      <w:r>
-        <w:rPr>
-          <w:rFonts w:hint="eastAsia"/>
-          <w:lang w:eastAsia="zh-CN"/>
-        </w:rPr>
-        <w:t>）”工具，在已经配准好的采样点图像上逐个点击样点位置，并依次填写</w:t>
-      </w:r>
-      <w:r>
-        <w:rPr>
-          <w:lang w:eastAsia="zh-CN"/>
-        </w:rPr>
-        <w:t xml:space="preserve"> </w:t>
-      </w:r>
-      <w:r>
-        <w:rPr>
-          <w:rStyle w:val="VerbatimChar"/>
-          <w:lang w:eastAsia="zh-CN"/>
-        </w:rPr>
-        <w:t>id</w:t>
-      </w:r>
-      <w:r>
-        <w:rPr>
-          <w:lang w:eastAsia="zh-CN"/>
-        </w:rPr>
-        <w:t xml:space="preserve"> </w:t>
-      </w:r>
-      <w:r>
-        <w:rPr>
-          <w:rFonts w:hint="eastAsia"/>
-          <w:lang w:eastAsia="zh-CN"/>
-        </w:rPr>
-        <w:t>编号。</w:t>
-      </w:r>
-    </w:p>
-    <w:p>
-      <w:pPr>
-        <w:numPr>
-          <w:ilvl w:val="0"/>
-          <w:numId w:val="2"/>
-        </w:numPr>
-        <w:rPr>
-          <w:lang w:eastAsia="zh-CN"/>
-        </w:rPr>
-      </w:pPr>
-      <w:r>
-        <w:rPr>
-          <w:rFonts w:hint="eastAsia"/>
-          <w:lang w:eastAsia="zh-CN"/>
-        </w:rPr>
         <w:t>所有样点标记完成后，保存编辑并退出编辑状态。</w:t>
       </w:r>
     </w:p>
@@ -2222,7 +2420,6 @@
         <w:rPr>
           <w:lang w:eastAsia="zh-CN"/>
         </w:rPr>
-        <w:lastRenderedPageBreak/>
         <w:t xml:space="preserve">QGIS </w:t>
       </w:r>
       <w:r>
@@ -2364,6 +2561,7 @@
               <w:jc w:val="right"/>
             </w:pPr>
             <w:r>
+              <w:lastRenderedPageBreak/>
               <w:t>2</w:t>
             </w:r>
           </w:p>
@@ -3633,7 +3831,7 @@
     <w:p>
       <w:r>
         <w:pict w14:anchorId="7675124D">
-          <v:rect id="_x0000_i1031" style="width:0;height:1.5pt" o:hralign="center" o:hrstd="t" o:hr="t"/>
+          <v:rect id="_x0000_i1025" style="width:0;height:1.5pt" o:hralign="center" o:hrstd="t" o:hr="t"/>
         </w:pict>
       </w:r>
     </w:p>
@@ -5490,7 +5688,7 @@
                     </pic:cNvPicPr>
                   </pic:nvPicPr>
                   <pic:blipFill>
-                    <a:blip r:embed="rId13"/>
+                    <a:blip r:embed="rId16"/>
                     <a:stretch>
                       <a:fillRect/>
                     </a:stretch>
@@ -6263,7 +6461,7 @@
                     </pic:cNvPicPr>
                   </pic:nvPicPr>
                   <pic:blipFill>
-                    <a:blip r:embed="rId14"/>
+                    <a:blip r:embed="rId17"/>
                     <a:stretch>
                       <a:fillRect/>
                     </a:stretch>
@@ -6458,7 +6656,7 @@
     <w:p>
       <w:r>
         <w:pict w14:anchorId="044C0E8F">
-          <v:rect id="_x0000_i1032" style="width:0;height:1.5pt" o:hralign="center" o:hrstd="t" o:hr="t"/>
+          <v:rect id="_x0000_i1026" style="width:0;height:1.5pt" o:hralign="center" o:hrstd="t" o:hr="t"/>
         </w:pict>
       </w:r>
     </w:p>
@@ -8908,7 +9106,7 @@
     <w:p>
       <w:r>
         <w:pict w14:anchorId="74D73DB7">
-          <v:rect id="_x0000_i1033" style="width:0;height:1.5pt" o:hralign="center" o:hrstd="t" o:hr="t"/>
+          <v:rect id="_x0000_i1027" style="width:0;height:1.5pt" o:hralign="center" o:hrstd="t" o:hr="t"/>
         </w:pict>
       </w:r>
     </w:p>
@@ -8984,10 +9182,7 @@
     <w:p>
       <w:pPr>
         <w:pStyle w:val="Compact"/>
-        <w:numPr>
-          <w:ilvl w:val="0"/>
-          <w:numId w:val="2"/>
-        </w:numPr>
+        <w:ind w:left="502"/>
         <w:rPr>
           <w:lang w:eastAsia="zh-CN"/>
         </w:rPr>
@@ -9003,10 +9198,7 @@
     <w:p>
       <w:pPr>
         <w:pStyle w:val="Compact"/>
-        <w:numPr>
-          <w:ilvl w:val="0"/>
-          <w:numId w:val="2"/>
-        </w:numPr>
+        <w:ind w:left="502"/>
         <w:rPr>
           <w:lang w:eastAsia="zh-CN"/>
         </w:rPr>
@@ -9022,10 +9214,7 @@
     <w:p>
       <w:pPr>
         <w:pStyle w:val="Compact"/>
-        <w:numPr>
-          <w:ilvl w:val="0"/>
-          <w:numId w:val="2"/>
-        </w:numPr>
+        <w:ind w:left="502"/>
         <w:rPr>
           <w:lang w:eastAsia="zh-CN"/>
         </w:rPr>
@@ -9086,10 +9275,7 @@
     <w:p>
       <w:pPr>
         <w:pStyle w:val="Compact"/>
-        <w:numPr>
-          <w:ilvl w:val="0"/>
-          <w:numId w:val="2"/>
-        </w:numPr>
+        <w:ind w:left="142" w:firstLineChars="100" w:firstLine="240"/>
         <w:rPr>
           <w:lang w:eastAsia="zh-CN"/>
         </w:rPr>
@@ -9446,7 +9632,7 @@
       <w:lvlText w:val="%1."/>
       <w:lvlJc w:val="left"/>
       <w:pPr>
-        <w:ind w:left="720" w:hanging="360"/>
+        <w:ind w:left="502" w:hanging="360"/>
       </w:pPr>
     </w:lvl>
     <w:lvl w:ilvl="1">
@@ -9455,7 +9641,7 @@
       <w:lvlText w:val="%2."/>
       <w:lvlJc w:val="left"/>
       <w:pPr>
-        <w:ind w:left="1440" w:hanging="360"/>
+        <w:ind w:left="1222" w:hanging="360"/>
       </w:pPr>
     </w:lvl>
     <w:lvl w:ilvl="2">
@@ -9464,7 +9650,7 @@
       <w:lvlText w:val="%3."/>
       <w:lvlJc w:val="left"/>
       <w:pPr>
-        <w:ind w:left="2160" w:hanging="360"/>
+        <w:ind w:left="1942" w:hanging="360"/>
       </w:pPr>
     </w:lvl>
     <w:lvl w:ilvl="3">
@@ -9473,7 +9659,7 @@
       <w:lvlText w:val="%4."/>
       <w:lvlJc w:val="left"/>
       <w:pPr>
-        <w:ind w:left="2880" w:hanging="360"/>
+        <w:ind w:left="2662" w:hanging="360"/>
       </w:pPr>
     </w:lvl>
     <w:lvl w:ilvl="4">
@@ -9482,7 +9668,7 @@
       <w:lvlText w:val="%5."/>
       <w:lvlJc w:val="left"/>
       <w:pPr>
-        <w:ind w:left="3600" w:hanging="360"/>
+        <w:ind w:left="3382" w:hanging="360"/>
       </w:pPr>
     </w:lvl>
     <w:lvl w:ilvl="5">
@@ -9491,7 +9677,7 @@
       <w:lvlText w:val="%6."/>
       <w:lvlJc w:val="left"/>
       <w:pPr>
-        <w:ind w:left="4320" w:hanging="360"/>
+        <w:ind w:left="4102" w:hanging="360"/>
       </w:pPr>
     </w:lvl>
     <w:lvl w:ilvl="6">
@@ -9500,7 +9686,7 @@
       <w:lvlText w:val="%7."/>
       <w:lvlJc w:val="left"/>
       <w:pPr>
-        <w:ind w:left="5040" w:hanging="360"/>
+        <w:ind w:left="4822" w:hanging="360"/>
       </w:pPr>
     </w:lvl>
     <w:lvl w:ilvl="7">
@@ -9509,7 +9695,7 @@
       <w:lvlText w:val="%8."/>
       <w:lvlJc w:val="left"/>
       <w:pPr>
-        <w:ind w:left="5760" w:hanging="360"/>
+        <w:ind w:left="5542" w:hanging="360"/>
       </w:pPr>
     </w:lvl>
     <w:lvl w:ilvl="8">
@@ -9518,7 +9704,7 @@
       <w:lvlText w:val="%9."/>
       <w:lvlJc w:val="left"/>
       <w:pPr>
-        <w:ind w:left="6480" w:hanging="360"/>
+        <w:ind w:left="6262" w:hanging="360"/>
       </w:pPr>
     </w:lvl>
   </w:abstractNum>

--- a/homework_07.docx
+++ b/homework_07.docx
@@ -14,11 +14,9 @@
       <w:pPr>
         <w:pStyle w:val="Author"/>
         <w:rPr>
-          <w:rFonts w:hint="eastAsia"/>
-          <w:lang w:eastAsia="zh-CN"/>
-        </w:rPr>
-      </w:pPr>
-      <w:proofErr w:type="spellStart"/>
+          <w:lang w:eastAsia="zh-CN"/>
+        </w:rPr>
+      </w:pPr>
       <w:r>
         <w:rPr>
           <w:lang w:eastAsia="zh-CN"/>
@@ -32,7 +30,6 @@
         </w:rPr>
         <w:t>inchenwang</w:t>
       </w:r>
-      <w:proofErr w:type="spellEnd"/>
     </w:p>
     <w:p>
       <w:pPr>
@@ -139,21 +136,12 @@
         </w:rPr>
         <w:t xml:space="preserve"> Doubs </w:t>
       </w:r>
-      <w:proofErr w:type="gramStart"/>
-      <w:r>
-        <w:rPr>
-          <w:rFonts w:hint="eastAsia"/>
-          <w:lang w:eastAsia="zh-CN"/>
-        </w:rPr>
-        <w:t>河流图层进行</w:t>
-      </w:r>
-      <w:proofErr w:type="gramEnd"/>
-      <w:r>
-        <w:rPr>
-          <w:rFonts w:hint="eastAsia"/>
-          <w:lang w:eastAsia="zh-CN"/>
-        </w:rPr>
-        <w:t>匹配，最后重新标记样点并导出经纬度坐标。</w:t>
+      <w:r>
+        <w:rPr>
+          <w:rFonts w:hint="eastAsia"/>
+          <w:lang w:eastAsia="zh-CN"/>
+        </w:rPr>
+        <w:t>河流图层进行匹配，最后重新标记样点并导出经纬度坐标。</w:t>
       </w:r>
     </w:p>
     <w:p>
@@ -203,36 +191,30 @@
           <w:lang w:eastAsia="zh-CN"/>
         </w:rPr>
       </w:pPr>
-      <w:proofErr w:type="spellStart"/>
       <w:r>
         <w:rPr>
           <w:rFonts w:hint="eastAsia"/>
         </w:rPr>
         <w:t>首先，将含有</w:t>
       </w:r>
-      <w:proofErr w:type="spellEnd"/>
       <w:r>
         <w:t xml:space="preserve"> Doubs </w:t>
       </w:r>
-      <w:proofErr w:type="spellStart"/>
       <w:r>
         <w:rPr>
           <w:rFonts w:hint="eastAsia"/>
         </w:rPr>
         <w:t>采样点坐标信息的</w:t>
       </w:r>
-      <w:proofErr w:type="spellEnd"/>
       <w:r>
         <w:t xml:space="preserve"> CSV </w:t>
       </w:r>
-      <w:proofErr w:type="spellStart"/>
       <w:r>
         <w:rPr>
           <w:rFonts w:hint="eastAsia"/>
         </w:rPr>
         <w:t>文件导入</w:t>
       </w:r>
-      <w:proofErr w:type="spellEnd"/>
       <w:r>
         <w:t xml:space="preserve"> QGIS</w:t>
       </w:r>
@@ -242,24 +224,15 @@
       <w:r>
         <w:br/>
       </w:r>
-      <w:proofErr w:type="spellStart"/>
-      <w:r>
-        <w:rPr>
-          <w:rFonts w:hint="eastAsia"/>
-        </w:rPr>
-        <w:t>操作路径为</w:t>
-      </w:r>
-      <w:proofErr w:type="spellEnd"/>
-      <w:r>
-        <w:rPr>
-          <w:rFonts w:hint="eastAsia"/>
-        </w:rPr>
-        <w:t>：</w:t>
+      <w:r>
+        <w:rPr>
+          <w:rFonts w:hint="eastAsia"/>
+        </w:rPr>
+        <w:t>操作路径为：</w:t>
       </w:r>
       <w:r>
         <w:br/>
       </w:r>
-      <w:proofErr w:type="spellStart"/>
       <w:r>
         <w:rPr>
           <w:rFonts w:hint="eastAsia"/>
@@ -276,7 +249,6 @@
         </w:rPr>
         <w:t>Layer</w:t>
       </w:r>
-      <w:proofErr w:type="spellEnd"/>
       <w:r>
         <w:rPr>
           <w:rFonts w:hint="eastAsia"/>
@@ -292,7 +264,6 @@
         </w:rPr>
         <w:t xml:space="preserve"> → </w:t>
       </w:r>
-      <w:proofErr w:type="spellStart"/>
       <w:r>
         <w:rPr>
           <w:rFonts w:hint="eastAsia"/>
@@ -309,7 +280,6 @@
         </w:rPr>
         <w:t>Add</w:t>
       </w:r>
-      <w:proofErr w:type="spellEnd"/>
       <w:r>
         <w:rPr>
           <w:b/>
@@ -340,7 +310,6 @@
         </w:rPr>
         <w:t xml:space="preserve"> → </w:t>
       </w:r>
-      <w:proofErr w:type="spellStart"/>
       <w:r>
         <w:rPr>
           <w:rFonts w:hint="eastAsia"/>
@@ -357,7 +326,6 @@
         </w:rPr>
         <w:t>Add</w:t>
       </w:r>
-      <w:proofErr w:type="spellEnd"/>
       <w:r>
         <w:rPr>
           <w:b/>
@@ -525,23 +493,7 @@
           <w:lang w:eastAsia="zh-CN"/>
         </w:rPr>
         <w:lastRenderedPageBreak/>
-        <w:t>将显示出来的</w:t>
-      </w:r>
-      <w:proofErr w:type="gramStart"/>
-      <w:r>
-        <w:rPr>
-          <w:rFonts w:hint="eastAsia"/>
-          <w:lang w:eastAsia="zh-CN"/>
-        </w:rPr>
-        <w:t>采样点图层导出</w:t>
-      </w:r>
-      <w:proofErr w:type="gramEnd"/>
-      <w:r>
-        <w:rPr>
-          <w:rFonts w:hint="eastAsia"/>
-          <w:lang w:eastAsia="zh-CN"/>
-        </w:rPr>
-        <w:t>为图像文件。</w:t>
+        <w:t>将显示出来的采样点图层导出为图像文件。</w:t>
       </w:r>
       <w:r>
         <w:rPr>
@@ -561,12 +513,12 @@
       <w:pPr>
         <w:ind w:left="502"/>
         <w:rPr>
-          <w:rFonts w:hint="eastAsia"/>
-          <w:lang w:eastAsia="zh-CN"/>
-        </w:rPr>
-      </w:pPr>
-      <w:r>
-        <w:rPr>
+          <w:lang w:eastAsia="zh-CN"/>
+        </w:rPr>
+      </w:pPr>
+      <w:r>
+        <w:rPr>
+          <w:noProof/>
           <w:lang w:eastAsia="zh-CN"/>
         </w:rPr>
         <w:drawing>
@@ -622,14 +574,12 @@
       <w:r>
         <w:t xml:space="preserve"> QGIS </w:t>
       </w:r>
-      <w:proofErr w:type="spellStart"/>
       <w:r>
         <w:rPr>
           <w:rFonts w:hint="eastAsia"/>
         </w:rPr>
         <w:t>中安装</w:t>
       </w:r>
-      <w:proofErr w:type="spellEnd"/>
       <w:r>
         <w:t xml:space="preserve"> </w:t>
       </w:r>
@@ -638,62 +588,44 @@
           <w:b/>
           <w:bCs/>
         </w:rPr>
-        <w:t xml:space="preserve">Freehand Raster </w:t>
-      </w:r>
-      <w:proofErr w:type="spellStart"/>
-      <w:r>
-        <w:rPr>
+        <w:t>Freehand Raster Georeference</w:t>
+      </w:r>
+      <w:r>
+        <w:t xml:space="preserve"> </w:t>
+      </w:r>
+      <w:r>
+        <w:rPr>
+          <w:rFonts w:hint="eastAsia"/>
+        </w:rPr>
+        <w:t>插件。</w:t>
+      </w:r>
+      <w:r>
+        <w:br/>
+      </w:r>
+      <w:r>
+        <w:rPr>
+          <w:rFonts w:hint="eastAsia"/>
+        </w:rPr>
+        <w:t>操作路径为：</w:t>
+      </w:r>
+      <w:r>
+        <w:br/>
+      </w:r>
+      <w:r>
+        <w:rPr>
+          <w:rFonts w:hint="eastAsia"/>
           <w:b/>
           <w:bCs/>
         </w:rPr>
-        <w:t>Georeference</w:t>
-      </w:r>
-      <w:proofErr w:type="spellEnd"/>
-      <w:r>
-        <w:t xml:space="preserve"> </w:t>
-      </w:r>
-      <w:proofErr w:type="spellStart"/>
-      <w:r>
-        <w:rPr>
-          <w:rFonts w:hint="eastAsia"/>
-        </w:rPr>
-        <w:t>插件</w:t>
-      </w:r>
-      <w:proofErr w:type="spellEnd"/>
-      <w:r>
-        <w:rPr>
-          <w:rFonts w:hint="eastAsia"/>
-        </w:rPr>
-        <w:t>。</w:t>
-      </w:r>
-      <w:r>
-        <w:br/>
-      </w:r>
-      <w:proofErr w:type="spellStart"/>
-      <w:r>
-        <w:rPr>
-          <w:rFonts w:hint="eastAsia"/>
-        </w:rPr>
-        <w:t>操作路径为</w:t>
-      </w:r>
-      <w:proofErr w:type="spellEnd"/>
-      <w:r>
-        <w:rPr>
-          <w:rFonts w:hint="eastAsia"/>
-        </w:rPr>
-        <w:t>：</w:t>
-      </w:r>
-      <w:r>
-        <w:br/>
-      </w:r>
-      <w:proofErr w:type="spellStart"/>
+        <w:t>插件（</w:t>
+      </w:r>
       <w:r>
         <w:rPr>
           <w:rFonts w:hint="eastAsia"/>
           <w:b/>
           <w:bCs/>
         </w:rPr>
-        <w:t>插件（</w:t>
+        <w:t>Plugins</w:t>
       </w:r>
       <w:r>
         <w:rPr>
@@ -701,48 +633,45 @@
           <w:b/>
           <w:bCs/>
         </w:rPr>
-        <w:t>Plugins</w:t>
-      </w:r>
-      <w:proofErr w:type="spellEnd"/>
-      <w:r>
-        <w:rPr>
-          <w:rFonts w:hint="eastAsia"/>
+        <w:t>）</w:t>
+      </w:r>
+      <w:r>
+        <w:rPr>
           <w:b/>
           <w:bCs/>
         </w:rPr>
-        <w:t>）</w:t>
-      </w:r>
-      <w:r>
-        <w:rPr>
+        <w:t xml:space="preserve"> → </w:t>
+      </w:r>
+      <w:r>
+        <w:rPr>
+          <w:rFonts w:hint="eastAsia"/>
           <w:b/>
           <w:bCs/>
         </w:rPr>
-        <w:t xml:space="preserve"> → </w:t>
-      </w:r>
-      <w:proofErr w:type="spellStart"/>
+        <w:t>管理并安装插件（</w:t>
+      </w:r>
       <w:r>
         <w:rPr>
           <w:rFonts w:hint="eastAsia"/>
           <w:b/>
           <w:bCs/>
         </w:rPr>
-        <w:t>管理并安装插件（</w:t>
-      </w:r>
-      <w:r>
-        <w:rPr>
-          <w:rFonts w:hint="eastAsia"/>
+        <w:t>Manage</w:t>
+      </w:r>
+      <w:r>
+        <w:rPr>
           <w:b/>
           <w:bCs/>
         </w:rPr>
-        <w:t>Manage</w:t>
-      </w:r>
-      <w:proofErr w:type="spellEnd"/>
-      <w:r>
-        <w:rPr>
+        <w:t xml:space="preserve"> and Install </w:t>
+      </w:r>
+      <w:r>
+        <w:rPr>
+          <w:rFonts w:hint="eastAsia"/>
           <w:b/>
           <w:bCs/>
         </w:rPr>
-        <w:t xml:space="preserve"> and Install </w:t>
+        <w:t>Plugins</w:t>
       </w:r>
       <w:r>
         <w:rPr>
@@ -750,30 +679,14 @@
           <w:b/>
           <w:bCs/>
         </w:rPr>
-        <w:t>Plugins</w:t>
-      </w:r>
-      <w:r>
-        <w:rPr>
-          <w:rFonts w:hint="eastAsia"/>
-          <w:b/>
-          <w:bCs/>
-        </w:rPr>
         <w:t>）</w:t>
       </w:r>
       <w:r>
         <w:rPr>
           <w:rFonts w:hint="eastAsia"/>
         </w:rPr>
-        <w:t>，</w:t>
-      </w:r>
-      <w:proofErr w:type="spellStart"/>
-      <w:r>
-        <w:rPr>
-          <w:rFonts w:hint="eastAsia"/>
-        </w:rPr>
-        <w:t>搜索并安装</w:t>
-      </w:r>
-      <w:proofErr w:type="spellEnd"/>
+        <w:t>，搜索并安装</w:t>
+      </w:r>
       <w:r>
         <w:t xml:space="preserve"> </w:t>
       </w:r>
@@ -781,16 +694,8 @@
         <w:rPr>
           <w:rStyle w:val="VerbatimChar"/>
         </w:rPr>
-        <w:t xml:space="preserve">Freehand Raster </w:t>
-      </w:r>
-      <w:proofErr w:type="spellStart"/>
-      <w:r>
-        <w:rPr>
-          <w:rStyle w:val="VerbatimChar"/>
-        </w:rPr>
-        <w:t>Georeference</w:t>
-      </w:r>
-      <w:proofErr w:type="spellEnd"/>
+        <w:t>Freehand Raster Georeference</w:t>
+      </w:r>
       <w:r>
         <w:t>。</w:t>
       </w:r>
@@ -907,7 +812,7 @@
         </w:rPr>
         <w:lastRenderedPageBreak/>
         <w:drawing>
-          <wp:inline distT="0" distB="0" distL="0" distR="0" wp14:anchorId="5794E757" wp14:editId="7673E7CB">
+          <wp:inline distT="0" distB="0" distL="0" distR="0" wp14:anchorId="5794E757" wp14:editId="077C0228">
             <wp:extent cx="5486400" cy="2757805"/>
             <wp:effectExtent l="0" t="0" r="0" b="0"/>
             <wp:docPr id="5" name="图片 5"/>
@@ -961,88 +866,56 @@
         </w:rPr>
         <w:br/>
       </w:r>
-      <w:proofErr w:type="spellStart"/>
       <w:r>
         <w:rPr>
           <w:rFonts w:hint="eastAsia"/>
         </w:rPr>
         <w:t>可以使用</w:t>
       </w:r>
-      <w:proofErr w:type="spellEnd"/>
+      <w:r>
+        <w:t xml:space="preserve"> QuickMapServices </w:t>
+      </w:r>
+      <w:r>
+        <w:rPr>
+          <w:rFonts w:hint="eastAsia"/>
+        </w:rPr>
+        <w:t>加载</w:t>
+      </w:r>
+      <w:r>
+        <w:t xml:space="preserve"> OSM Standard </w:t>
+      </w:r>
+      <w:r>
+        <w:rPr>
+          <w:rFonts w:hint="eastAsia"/>
+        </w:rPr>
+        <w:t>底图，同时加载已经获得的</w:t>
+      </w:r>
       <w:r>
         <w:t xml:space="preserve"> </w:t>
       </w:r>
-      <w:proofErr w:type="spellStart"/>
-      <w:r>
-        <w:t>QuickMapServices</w:t>
-      </w:r>
-      <w:proofErr w:type="spellEnd"/>
+      <w:r>
+        <w:rPr>
+          <w:rStyle w:val="VerbatimChar"/>
+        </w:rPr>
+        <w:t>doubs_river</w:t>
+      </w:r>
       <w:r>
         <w:t xml:space="preserve"> </w:t>
       </w:r>
-      <w:proofErr w:type="spellStart"/>
-      <w:r>
-        <w:rPr>
-          <w:rFonts w:hint="eastAsia"/>
-        </w:rPr>
-        <w:t>加载</w:t>
-      </w:r>
-      <w:proofErr w:type="spellEnd"/>
-      <w:r>
-        <w:t xml:space="preserve"> OSM Standard </w:t>
-      </w:r>
-      <w:proofErr w:type="spellStart"/>
-      <w:r>
-        <w:rPr>
-          <w:rFonts w:hint="eastAsia"/>
-        </w:rPr>
-        <w:t>底图，同时加载已经获得的</w:t>
-      </w:r>
-      <w:proofErr w:type="spellEnd"/>
-      <w:r>
-        <w:t xml:space="preserve"> </w:t>
-      </w:r>
-      <w:proofErr w:type="spellStart"/>
-      <w:r>
-        <w:rPr>
-          <w:rStyle w:val="VerbatimChar"/>
-        </w:rPr>
-        <w:t>doubs_river</w:t>
-      </w:r>
-      <w:proofErr w:type="spellEnd"/>
-      <w:r>
-        <w:t xml:space="preserve"> </w:t>
-      </w:r>
-      <w:proofErr w:type="spellStart"/>
-      <w:r>
-        <w:rPr>
-          <w:rFonts w:hint="eastAsia"/>
-        </w:rPr>
-        <w:t>河流图层</w:t>
-      </w:r>
-      <w:proofErr w:type="spellEnd"/>
-      <w:r>
-        <w:rPr>
-          <w:rFonts w:hint="eastAsia"/>
-        </w:rPr>
-        <w:t>。</w:t>
+      <w:r>
+        <w:rPr>
+          <w:rFonts w:hint="eastAsia"/>
+        </w:rPr>
+        <w:t>河流图层。</w:t>
       </w:r>
       <w:r>
         <w:br/>
       </w:r>
-      <w:proofErr w:type="spellStart"/>
-      <w:r>
-        <w:rPr>
-          <w:rFonts w:hint="eastAsia"/>
-        </w:rPr>
-        <w:t>为了导出经纬度坐标，将项目坐标系设置为</w:t>
-      </w:r>
-      <w:proofErr w:type="spellEnd"/>
-      <w:r>
-        <w:rPr>
-          <w:rFonts w:hint="eastAsia"/>
-        </w:rPr>
-        <w:t>：</w:t>
+      <w:r>
+        <w:rPr>
+          <w:rFonts w:hint="eastAsia"/>
+        </w:rPr>
+        <w:t>为了导出经纬度坐标，将项目坐标系设置为：</w:t>
       </w:r>
     </w:p>
     <w:p>
@@ -1091,14 +964,12 @@
           <w:numId w:val="2"/>
         </w:numPr>
       </w:pPr>
-      <w:proofErr w:type="spellStart"/>
       <w:r>
         <w:rPr>
           <w:rFonts w:hint="eastAsia"/>
         </w:rPr>
         <w:t>使用</w:t>
       </w:r>
-      <w:proofErr w:type="spellEnd"/>
       <w:r>
         <w:t xml:space="preserve"> </w:t>
       </w:r>
@@ -1107,72 +978,43 @@
           <w:b/>
           <w:bCs/>
         </w:rPr>
-        <w:t xml:space="preserve">Freehand Raster </w:t>
-      </w:r>
-      <w:proofErr w:type="spellStart"/>
-      <w:r>
-        <w:rPr>
-          <w:b/>
-          <w:bCs/>
-        </w:rPr>
-        <w:t>Georeference</w:t>
-      </w:r>
-      <w:proofErr w:type="spellEnd"/>
+        <w:t>Freehand Raster Georeference</w:t>
+      </w:r>
       <w:r>
         <w:t xml:space="preserve"> </w:t>
       </w:r>
-      <w:proofErr w:type="spellStart"/>
-      <w:r>
-        <w:rPr>
-          <w:rFonts w:hint="eastAsia"/>
-        </w:rPr>
-        <w:t>导入前面保存的采样点图像</w:t>
-      </w:r>
-      <w:proofErr w:type="spellEnd"/>
-      <w:r>
-        <w:rPr>
-          <w:rFonts w:hint="eastAsia"/>
-        </w:rPr>
-        <w:t>。</w:t>
+      <w:r>
+        <w:rPr>
+          <w:rFonts w:hint="eastAsia"/>
+        </w:rPr>
+        <w:t>导入前面保存的采样点图像。</w:t>
       </w:r>
       <w:r>
         <w:br/>
       </w:r>
-      <w:proofErr w:type="spellStart"/>
       <w:r>
         <w:rPr>
           <w:rFonts w:hint="eastAsia"/>
         </w:rPr>
         <w:t>导入时选择栅格图像格式，使样点图像叠加在</w:t>
       </w:r>
-      <w:proofErr w:type="spellEnd"/>
       <w:r>
         <w:t xml:space="preserve"> OSM </w:t>
       </w:r>
-      <w:proofErr w:type="spellStart"/>
       <w:r>
         <w:rPr>
           <w:rFonts w:hint="eastAsia"/>
         </w:rPr>
         <w:t>底图和</w:t>
       </w:r>
-      <w:proofErr w:type="spellEnd"/>
       <w:r>
         <w:t xml:space="preserve"> Doubs </w:t>
       </w:r>
-      <w:proofErr w:type="spellStart"/>
-      <w:r>
-        <w:rPr>
-          <w:rFonts w:hint="eastAsia"/>
-        </w:rPr>
-        <w:t>河流图层之上</w:t>
-      </w:r>
-      <w:proofErr w:type="spellEnd"/>
-      <w:r>
-        <w:rPr>
-          <w:rFonts w:hint="eastAsia"/>
-        </w:rPr>
-        <w:t>。</w:t>
+      <w:r>
+        <w:rPr>
+          <w:rFonts w:hint="eastAsia"/>
+        </w:rPr>
+        <w:t>河流图层之上。</w:t>
       </w:r>
     </w:p>
     <w:p>
@@ -1299,12 +1141,12 @@
       <w:pPr>
         <w:ind w:left="502"/>
         <w:rPr>
-          <w:rFonts w:hint="eastAsia"/>
-          <w:lang w:eastAsia="zh-CN"/>
-        </w:rPr>
-      </w:pPr>
-      <w:r>
-        <w:rPr>
+          <w:lang w:eastAsia="zh-CN"/>
+        </w:rPr>
+      </w:pPr>
+      <w:r>
+        <w:rPr>
+          <w:noProof/>
           <w:lang w:eastAsia="zh-CN"/>
         </w:rPr>
         <w:drawing>
@@ -1367,24 +1209,15 @@
         </w:rPr>
         <w:br/>
       </w:r>
-      <w:proofErr w:type="spellStart"/>
-      <w:r>
-        <w:rPr>
-          <w:rFonts w:hint="eastAsia"/>
-        </w:rPr>
-        <w:t>操作路径为</w:t>
-      </w:r>
-      <w:proofErr w:type="spellEnd"/>
-      <w:r>
-        <w:rPr>
-          <w:rFonts w:hint="eastAsia"/>
-        </w:rPr>
-        <w:t>：</w:t>
+      <w:r>
+        <w:rPr>
+          <w:rFonts w:hint="eastAsia"/>
+        </w:rPr>
+        <w:t>操作路径为：</w:t>
       </w:r>
       <w:r>
         <w:br/>
       </w:r>
-      <w:proofErr w:type="spellStart"/>
       <w:r>
         <w:rPr>
           <w:rFonts w:hint="eastAsia"/>
@@ -1401,7 +1234,6 @@
         </w:rPr>
         <w:t>Layer</w:t>
       </w:r>
-      <w:proofErr w:type="spellEnd"/>
       <w:r>
         <w:rPr>
           <w:rFonts w:hint="eastAsia"/>
@@ -1417,7 +1249,6 @@
         </w:rPr>
         <w:t xml:space="preserve"> → </w:t>
       </w:r>
-      <w:proofErr w:type="spellStart"/>
       <w:r>
         <w:rPr>
           <w:rFonts w:hint="eastAsia"/>
@@ -1434,7 +1265,6 @@
         </w:rPr>
         <w:t>Create</w:t>
       </w:r>
-      <w:proofErr w:type="spellEnd"/>
       <w:r>
         <w:rPr>
           <w:b/>
@@ -1465,7 +1295,6 @@
         </w:rPr>
         <w:t xml:space="preserve"> → </w:t>
       </w:r>
-      <w:proofErr w:type="spellStart"/>
       <w:r>
         <w:rPr>
           <w:rFonts w:hint="eastAsia"/>
@@ -1474,7 +1303,6 @@
         </w:rPr>
         <w:t>新建</w:t>
       </w:r>
-      <w:proofErr w:type="spellEnd"/>
       <w:r>
         <w:rPr>
           <w:b/>
@@ -1482,7 +1310,6 @@
         </w:rPr>
         <w:t xml:space="preserve"> Shapefile </w:t>
       </w:r>
-      <w:proofErr w:type="spellStart"/>
       <w:r>
         <w:rPr>
           <w:rFonts w:hint="eastAsia"/>
@@ -1499,7 +1326,6 @@
         </w:rPr>
         <w:t>New</w:t>
       </w:r>
-      <w:proofErr w:type="spellEnd"/>
       <w:r>
         <w:rPr>
           <w:b/>
@@ -1619,7 +1445,7 @@
         </w:rPr>
         <w:lastRenderedPageBreak/>
         <w:drawing>
-          <wp:inline distT="0" distB="0" distL="0" distR="0" wp14:anchorId="59F8D710" wp14:editId="167CC603">
+          <wp:inline distT="0" distB="0" distL="0" distR="0" wp14:anchorId="59F8D710" wp14:editId="56C966DD">
             <wp:extent cx="2657626" cy="3124863"/>
             <wp:effectExtent l="0" t="0" r="0" b="0"/>
             <wp:docPr id="7" name="图片 7"/>
@@ -1751,7 +1577,6 @@
       <w:pPr>
         <w:ind w:left="502"/>
         <w:rPr>
-          <w:rFonts w:hint="eastAsia"/>
           <w:lang w:eastAsia="zh-CN"/>
         </w:rPr>
       </w:pPr>
@@ -1969,24 +1794,15 @@
         </w:rPr>
         <w:br/>
       </w:r>
-      <w:proofErr w:type="spellStart"/>
-      <w:r>
-        <w:rPr>
-          <w:rFonts w:hint="eastAsia"/>
-        </w:rPr>
-        <w:t>操作路径为</w:t>
-      </w:r>
-      <w:proofErr w:type="spellEnd"/>
-      <w:r>
-        <w:rPr>
-          <w:rFonts w:hint="eastAsia"/>
-        </w:rPr>
-        <w:t>：</w:t>
+      <w:r>
+        <w:rPr>
+          <w:rFonts w:hint="eastAsia"/>
+        </w:rPr>
+        <w:t>操作路径为：</w:t>
       </w:r>
       <w:r>
         <w:br/>
       </w:r>
-      <w:proofErr w:type="spellStart"/>
       <w:r>
         <w:rPr>
           <w:rFonts w:hint="eastAsia"/>
@@ -1995,7 +1811,6 @@
         </w:rPr>
         <w:t>右键点图层</w:t>
       </w:r>
-      <w:proofErr w:type="spellEnd"/>
       <w:r>
         <w:rPr>
           <w:b/>
@@ -2003,7 +1818,6 @@
         </w:rPr>
         <w:t xml:space="preserve"> → </w:t>
       </w:r>
-      <w:proofErr w:type="spellStart"/>
       <w:r>
         <w:rPr>
           <w:rFonts w:hint="eastAsia"/>
@@ -2020,7 +1834,6 @@
         </w:rPr>
         <w:t>Export</w:t>
       </w:r>
-      <w:proofErr w:type="spellEnd"/>
       <w:r>
         <w:rPr>
           <w:rFonts w:hint="eastAsia"/>
@@ -2036,7 +1849,6 @@
         </w:rPr>
         <w:t xml:space="preserve"> → </w:t>
       </w:r>
-      <w:proofErr w:type="spellStart"/>
       <w:r>
         <w:rPr>
           <w:rFonts w:hint="eastAsia"/>
@@ -2053,7 +1865,6 @@
         </w:rPr>
         <w:t>Save</w:t>
       </w:r>
-      <w:proofErr w:type="spellEnd"/>
       <w:r>
         <w:rPr>
           <w:b/>
@@ -2084,7 +1895,6 @@
         </w:rPr>
         <w:t xml:space="preserve"> → </w:t>
       </w:r>
-      <w:proofErr w:type="spellStart"/>
       <w:r>
         <w:rPr>
           <w:rFonts w:hint="eastAsia"/>
@@ -2093,7 +1903,6 @@
         </w:rPr>
         <w:t>格式选择</w:t>
       </w:r>
-      <w:proofErr w:type="spellEnd"/>
       <w:r>
         <w:rPr>
           <w:b/>
@@ -2107,19 +1916,11 @@
       <w:r>
         <w:br/>
       </w:r>
-      <w:proofErr w:type="spellStart"/>
-      <w:r>
-        <w:rPr>
-          <w:rFonts w:hint="eastAsia"/>
-        </w:rPr>
-        <w:t>导出的表格中即包含样点编号、经度和纬度信息</w:t>
-      </w:r>
-      <w:proofErr w:type="spellEnd"/>
-      <w:r>
-        <w:rPr>
-          <w:rFonts w:hint="eastAsia"/>
-        </w:rPr>
-        <w:t>。</w:t>
+      <w:r>
+        <w:rPr>
+          <w:rFonts w:hint="eastAsia"/>
+        </w:rPr>
+        <w:t>导出的表格中即包含样点编号、经度和纬度信息。</w:t>
       </w:r>
     </w:p>
     <w:bookmarkEnd w:id="0"/>
@@ -2133,14 +1934,12 @@
       <w:r>
         <w:t xml:space="preserve">1.2 </w:t>
       </w:r>
-      <w:proofErr w:type="spellStart"/>
       <w:r>
         <w:rPr>
           <w:rFonts w:hint="eastAsia"/>
         </w:rPr>
         <w:t>对应点的地理坐标</w:t>
       </w:r>
-      <w:proofErr w:type="spellEnd"/>
     </w:p>
     <w:p>
       <w:pPr>
@@ -2156,16 +1955,44 @@
         <w:rPr>
           <w:rStyle w:val="NormalTok"/>
         </w:rPr>
+        <w:t>(readr)</w:t>
+      </w:r>
+      <w:r>
+        <w:br/>
+      </w:r>
+      <w:r>
+        <w:rPr>
+          <w:rStyle w:val="FunctionTok"/>
+        </w:rPr>
+        <w:t>library</w:t>
+      </w:r>
+      <w:r>
+        <w:rPr>
+          <w:rStyle w:val="NormalTok"/>
+        </w:rPr>
+        <w:t>(knitr)</w:t>
+      </w:r>
+      <w:r>
+        <w:br/>
+      </w:r>
+      <w:r>
+        <w:rPr>
+          <w:rStyle w:val="FunctionTok"/>
+        </w:rPr>
+        <w:t>setwd</w:t>
+      </w:r>
+      <w:r>
+        <w:rPr>
+          <w:rStyle w:val="NormalTok"/>
+        </w:rPr>
         <w:t>(</w:t>
       </w:r>
-      <w:proofErr w:type="spellStart"/>
-      <w:r>
-        <w:rPr>
-          <w:rStyle w:val="NormalTok"/>
-        </w:rPr>
-        <w:t>readr</w:t>
-      </w:r>
-      <w:proofErr w:type="spellEnd"/>
+      <w:r>
+        <w:rPr>
+          <w:rStyle w:val="StringTok"/>
+        </w:rPr>
+        <w:t>"D:/Rcode"</w:t>
+      </w:r>
       <w:r>
         <w:rPr>
           <w:rStyle w:val="NormalTok"/>
@@ -2177,9 +2004,27 @@
       </w:r>
       <w:r>
         <w:rPr>
+          <w:rStyle w:val="NormalTok"/>
+        </w:rPr>
+        <w:t xml:space="preserve">doubs_site_coords </w:t>
+      </w:r>
+      <w:r>
+        <w:rPr>
+          <w:rStyle w:val="OtherTok"/>
+        </w:rPr>
+        <w:t>&lt;-</w:t>
+      </w:r>
+      <w:r>
+        <w:rPr>
+          <w:rStyle w:val="NormalTok"/>
+        </w:rPr>
+        <w:t xml:space="preserve"> </w:t>
+      </w:r>
+      <w:r>
+        <w:rPr>
           <w:rStyle w:val="FunctionTok"/>
         </w:rPr>
-        <w:t>library</w:t>
+        <w:t>read_csv</w:t>
       </w:r>
       <w:r>
         <w:rPr>
@@ -2187,14 +2032,12 @@
         </w:rPr>
         <w:t>(</w:t>
       </w:r>
-      <w:proofErr w:type="spellStart"/>
-      <w:r>
-        <w:rPr>
-          <w:rStyle w:val="NormalTok"/>
-        </w:rPr>
-        <w:t>knitr</w:t>
-      </w:r>
-      <w:proofErr w:type="spellEnd"/>
+      <w:r>
+        <w:rPr>
+          <w:rStyle w:val="StringTok"/>
+        </w:rPr>
+        <w:t>"data//gisdata/pointcoord_geo.csv"</w:t>
+      </w:r>
       <w:r>
         <w:rPr>
           <w:rStyle w:val="NormalTok"/>
@@ -2204,14 +2047,15 @@
       <w:r>
         <w:br/>
       </w:r>
-      <w:proofErr w:type="spellStart"/>
+      <w:r>
+        <w:br/>
+      </w:r>
       <w:r>
         <w:rPr>
           <w:rStyle w:val="FunctionTok"/>
         </w:rPr>
-        <w:t>setwd</w:t>
-      </w:r>
-      <w:proofErr w:type="spellEnd"/>
+        <w:t>kable</w:t>
+      </w:r>
       <w:r>
         <w:rPr>
           <w:rStyle w:val="NormalTok"/>
@@ -2219,180 +2063,59 @@
         <w:t>(</w:t>
       </w:r>
       <w:r>
+        <w:br/>
+      </w:r>
+      <w:r>
+        <w:rPr>
+          <w:rStyle w:val="NormalTok"/>
+        </w:rPr>
+        <w:t xml:space="preserve">  doubs_site_coords,</w:t>
+      </w:r>
+      <w:r>
+        <w:br/>
+      </w:r>
+      <w:r>
+        <w:rPr>
+          <w:rStyle w:val="NormalTok"/>
+        </w:rPr>
+        <w:t xml:space="preserve">  </w:t>
+      </w:r>
+      <w:r>
+        <w:rPr>
+          <w:rStyle w:val="AttributeTok"/>
+        </w:rPr>
+        <w:t>caption =</w:t>
+      </w:r>
+      <w:r>
+        <w:rPr>
+          <w:rStyle w:val="NormalTok"/>
+        </w:rPr>
+        <w:t xml:space="preserve"> </w:t>
+      </w:r>
+      <w:r>
         <w:rPr>
           <w:rStyle w:val="StringTok"/>
         </w:rPr>
-        <w:t>"D:/Rcode"</w:t>
-      </w:r>
-      <w:r>
-        <w:rPr>
-          <w:rStyle w:val="NormalTok"/>
-        </w:rPr>
-        <w:t>)</w:t>
-      </w:r>
-      <w:r>
-        <w:br/>
-      </w:r>
-      <w:proofErr w:type="spellStart"/>
-      <w:r>
-        <w:rPr>
-          <w:rStyle w:val="NormalTok"/>
-        </w:rPr>
-        <w:t>doubs_site_coords</w:t>
-      </w:r>
-      <w:proofErr w:type="spellEnd"/>
-      <w:r>
-        <w:rPr>
-          <w:rStyle w:val="NormalTok"/>
-        </w:rPr>
-        <w:t xml:space="preserve"> </w:t>
-      </w:r>
-      <w:r>
-        <w:rPr>
-          <w:rStyle w:val="OtherTok"/>
-        </w:rPr>
-        <w:t>&lt;-</w:t>
-      </w:r>
-      <w:r>
-        <w:rPr>
-          <w:rStyle w:val="NormalTok"/>
-        </w:rPr>
-        <w:t xml:space="preserve"> </w:t>
-      </w:r>
-      <w:proofErr w:type="spellStart"/>
-      <w:r>
-        <w:rPr>
-          <w:rStyle w:val="FunctionTok"/>
-        </w:rPr>
-        <w:t>read_csv</w:t>
-      </w:r>
-      <w:proofErr w:type="spellEnd"/>
-      <w:r>
-        <w:rPr>
-          <w:rStyle w:val="NormalTok"/>
-        </w:rPr>
-        <w:t>(</w:t>
+        <w:t xml:space="preserve">"QGIS </w:t>
       </w:r>
       <w:r>
         <w:rPr>
           <w:rStyle w:val="StringTok"/>
         </w:rPr>
-        <w:t>"data//</w:t>
-      </w:r>
-      <w:proofErr w:type="spellStart"/>
+        <w:t>地理配准后导出的</w:t>
+      </w:r>
       <w:r>
         <w:rPr>
           <w:rStyle w:val="StringTok"/>
         </w:rPr>
-        <w:t>gisdata</w:t>
-      </w:r>
-      <w:proofErr w:type="spellEnd"/>
+        <w:t xml:space="preserve"> Doubs </w:t>
+      </w:r>
       <w:r>
         <w:rPr>
           <w:rStyle w:val="StringTok"/>
         </w:rPr>
-        <w:t>/pointcoord_geo.csv"</w:t>
-      </w:r>
-      <w:r>
-        <w:rPr>
-          <w:rStyle w:val="NormalTok"/>
-        </w:rPr>
-        <w:t>)</w:t>
-      </w:r>
-      <w:r>
-        <w:br/>
-      </w:r>
-      <w:r>
-        <w:br/>
-      </w:r>
-      <w:proofErr w:type="spellStart"/>
-      <w:proofErr w:type="gramStart"/>
-      <w:r>
-        <w:rPr>
-          <w:rStyle w:val="FunctionTok"/>
-        </w:rPr>
-        <w:t>kable</w:t>
-      </w:r>
-      <w:proofErr w:type="spellEnd"/>
-      <w:r>
-        <w:rPr>
-          <w:rStyle w:val="NormalTok"/>
-        </w:rPr>
-        <w:t>(</w:t>
-      </w:r>
-      <w:proofErr w:type="gramEnd"/>
-      <w:r>
-        <w:br/>
-      </w:r>
-      <w:r>
-        <w:rPr>
-          <w:rStyle w:val="NormalTok"/>
-        </w:rPr>
-        <w:t xml:space="preserve">  </w:t>
-      </w:r>
-      <w:proofErr w:type="spellStart"/>
-      <w:r>
-        <w:rPr>
-          <w:rStyle w:val="NormalTok"/>
-        </w:rPr>
-        <w:t>doubs_site_coords</w:t>
-      </w:r>
-      <w:proofErr w:type="spellEnd"/>
-      <w:r>
-        <w:rPr>
-          <w:rStyle w:val="NormalTok"/>
-        </w:rPr>
-        <w:t>,</w:t>
-      </w:r>
-      <w:r>
-        <w:br/>
-      </w:r>
-      <w:r>
-        <w:rPr>
-          <w:rStyle w:val="NormalTok"/>
-        </w:rPr>
-        <w:t xml:space="preserve">  </w:t>
-      </w:r>
-      <w:r>
-        <w:rPr>
-          <w:rStyle w:val="AttributeTok"/>
-        </w:rPr>
-        <w:t>caption =</w:t>
-      </w:r>
-      <w:r>
-        <w:rPr>
-          <w:rStyle w:val="NormalTok"/>
-        </w:rPr>
-        <w:t xml:space="preserve"> </w:t>
-      </w:r>
-      <w:r>
-        <w:rPr>
-          <w:rStyle w:val="StringTok"/>
-        </w:rPr>
-        <w:t xml:space="preserve">"QGIS </w:t>
-      </w:r>
-      <w:proofErr w:type="spellStart"/>
-      <w:r>
-        <w:rPr>
-          <w:rStyle w:val="StringTok"/>
-        </w:rPr>
-        <w:t>地理配准后导出的</w:t>
-      </w:r>
-      <w:proofErr w:type="spellEnd"/>
-      <w:r>
-        <w:rPr>
-          <w:rStyle w:val="StringTok"/>
-        </w:rPr>
-        <w:t xml:space="preserve"> Doubs </w:t>
-      </w:r>
-      <w:proofErr w:type="spellStart"/>
-      <w:r>
-        <w:rPr>
-          <w:rStyle w:val="StringTok"/>
-        </w:rPr>
         <w:t>样点经纬度坐标</w:t>
       </w:r>
-      <w:proofErr w:type="spellEnd"/>
       <w:r>
         <w:rPr>
           <w:rStyle w:val="StringTok"/>
@@ -2482,27 +2205,23 @@
               <w:pStyle w:val="Compact"/>
               <w:jc w:val="right"/>
             </w:pPr>
-            <w:proofErr w:type="spellStart"/>
             <w:r>
               <w:t>xcoord</w:t>
             </w:r>
-            <w:proofErr w:type="spellEnd"/>
-          </w:p>
-        </w:tc>
-        <w:tc>
-          <w:tcPr>
-            <w:tcW w:w="0" w:type="auto"/>
-          </w:tcPr>
-          <w:p>
-            <w:pPr>
-              <w:pStyle w:val="Compact"/>
-              <w:jc w:val="right"/>
-            </w:pPr>
-            <w:proofErr w:type="spellStart"/>
+          </w:p>
+        </w:tc>
+        <w:tc>
+          <w:tcPr>
+            <w:tcW w:w="0" w:type="auto"/>
+          </w:tcPr>
+          <w:p>
+            <w:pPr>
+              <w:pStyle w:val="Compact"/>
+              <w:jc w:val="right"/>
+            </w:pPr>
             <w:r>
               <w:t>ycoord</w:t>
             </w:r>
-            <w:proofErr w:type="spellEnd"/>
           </w:p>
         </w:tc>
       </w:tr>
@@ -3844,14 +3563,12 @@
         <w:lastRenderedPageBreak/>
         <w:t xml:space="preserve">2. </w:t>
       </w:r>
-      <w:proofErr w:type="spellStart"/>
       <w:r>
         <w:rPr>
           <w:rFonts w:hint="eastAsia"/>
         </w:rPr>
         <w:t>利用</w:t>
       </w:r>
-      <w:proofErr w:type="spellEnd"/>
       <w:r>
         <w:t xml:space="preserve"> ggplot2 </w:t>
       </w:r>
@@ -3864,36 +3581,30 @@
       <w:r>
         <w:t xml:space="preserve"> Doubs </w:t>
       </w:r>
-      <w:proofErr w:type="spellStart"/>
       <w:r>
         <w:rPr>
           <w:rFonts w:hint="eastAsia"/>
         </w:rPr>
         <w:t>河流区域</w:t>
       </w:r>
-      <w:proofErr w:type="spellEnd"/>
       <w:r>
         <w:t xml:space="preserve"> DEM </w:t>
       </w:r>
-      <w:proofErr w:type="spellStart"/>
       <w:r>
         <w:rPr>
           <w:rFonts w:hint="eastAsia"/>
         </w:rPr>
         <w:t>上绘制</w:t>
       </w:r>
-      <w:proofErr w:type="spellEnd"/>
       <w:r>
         <w:t xml:space="preserve"> Doubs </w:t>
       </w:r>
-      <w:proofErr w:type="spellStart"/>
       <w:r>
         <w:rPr>
           <w:rFonts w:hint="eastAsia"/>
         </w:rPr>
         <w:t>河流以及样点</w:t>
       </w:r>
-      <w:proofErr w:type="spellEnd"/>
     </w:p>
     <w:p>
       <w:pPr>
@@ -3903,14 +3614,12 @@
       <w:r>
         <w:t xml:space="preserve">2.1 </w:t>
       </w:r>
-      <w:proofErr w:type="spellStart"/>
       <w:r>
         <w:rPr>
           <w:rFonts w:hint="eastAsia"/>
         </w:rPr>
         <w:t>完整代码</w:t>
       </w:r>
-      <w:proofErr w:type="spellEnd"/>
     </w:p>
     <w:p>
       <w:pPr>
@@ -3971,16 +3680,29 @@
         <w:rPr>
           <w:rStyle w:val="NormalTok"/>
         </w:rPr>
+        <w:t>(dplyr)</w:t>
+      </w:r>
+      <w:r>
+        <w:br/>
+      </w:r>
+      <w:r>
+        <w:rPr>
+          <w:rStyle w:val="FunctionTok"/>
+        </w:rPr>
+        <w:t>setwd</w:t>
+      </w:r>
+      <w:r>
+        <w:rPr>
+          <w:rStyle w:val="NormalTok"/>
+        </w:rPr>
         <w:t>(</w:t>
       </w:r>
-      <w:proofErr w:type="spellStart"/>
-      <w:r>
-        <w:rPr>
-          <w:rStyle w:val="NormalTok"/>
-        </w:rPr>
-        <w:t>dplyr</w:t>
-      </w:r>
-      <w:proofErr w:type="spellEnd"/>
+      <w:r>
+        <w:rPr>
+          <w:rStyle w:val="StringTok"/>
+        </w:rPr>
+        <w:t>"D:/Rcode"</w:t>
+      </w:r>
       <w:r>
         <w:rPr>
           <w:rStyle w:val="NormalTok"/>
@@ -3990,14 +3712,45 @@
       <w:r>
         <w:br/>
       </w:r>
-      <w:proofErr w:type="spellStart"/>
+      <w:r>
+        <w:rPr>
+          <w:rStyle w:val="CommentTok"/>
+        </w:rPr>
+        <w:t xml:space="preserve"># </w:t>
+      </w:r>
+      <w:r>
+        <w:rPr>
+          <w:rStyle w:val="CommentTok"/>
+        </w:rPr>
+        <w:t>读取数据</w:t>
+      </w:r>
+      <w:r>
+        <w:br/>
+      </w:r>
+      <w:r>
+        <w:rPr>
+          <w:rStyle w:val="NormalTok"/>
+        </w:rPr>
+        <w:t xml:space="preserve">doubs_river </w:t>
+      </w:r>
+      <w:r>
+        <w:rPr>
+          <w:rStyle w:val="OtherTok"/>
+        </w:rPr>
+        <w:t>&lt;-</w:t>
+      </w:r>
+      <w:r>
+        <w:rPr>
+          <w:rStyle w:val="NormalTok"/>
+        </w:rPr>
+        <w:t xml:space="preserve"> </w:t>
+      </w:r>
       <w:r>
         <w:rPr>
           <w:rStyle w:val="FunctionTok"/>
         </w:rPr>
-        <w:t>setwd</w:t>
-      </w:r>
-      <w:proofErr w:type="spellEnd"/>
+        <w:t>st_read</w:t>
+      </w:r>
       <w:r>
         <w:rPr>
           <w:rStyle w:val="NormalTok"/>
@@ -4008,107 +3761,7 @@
         <w:rPr>
           <w:rStyle w:val="StringTok"/>
         </w:rPr>
-        <w:t>"D:/Rcode"</w:t>
-      </w:r>
-      <w:r>
-        <w:rPr>
-          <w:rStyle w:val="NormalTok"/>
-        </w:rPr>
-        <w:t>)</w:t>
-      </w:r>
-      <w:r>
-        <w:br/>
-      </w:r>
-      <w:r>
-        <w:rPr>
-          <w:rStyle w:val="CommentTok"/>
-        </w:rPr>
-        <w:t xml:space="preserve"># </w:t>
-      </w:r>
-      <w:proofErr w:type="spellStart"/>
-      <w:r>
-        <w:rPr>
-          <w:rStyle w:val="CommentTok"/>
-        </w:rPr>
-        <w:t>读取数据</w:t>
-      </w:r>
-      <w:proofErr w:type="spellEnd"/>
-      <w:r>
-        <w:br/>
-      </w:r>
-      <w:proofErr w:type="spellStart"/>
-      <w:r>
-        <w:rPr>
-          <w:rStyle w:val="NormalTok"/>
-        </w:rPr>
-        <w:t>doubs_river</w:t>
-      </w:r>
-      <w:proofErr w:type="spellEnd"/>
-      <w:r>
-        <w:rPr>
-          <w:rStyle w:val="NormalTok"/>
-        </w:rPr>
-        <w:t xml:space="preserve"> </w:t>
-      </w:r>
-      <w:r>
-        <w:rPr>
-          <w:rStyle w:val="OtherTok"/>
-        </w:rPr>
-        <w:t>&lt;-</w:t>
-      </w:r>
-      <w:r>
-        <w:rPr>
-          <w:rStyle w:val="NormalTok"/>
-        </w:rPr>
-        <w:t xml:space="preserve"> </w:t>
-      </w:r>
-      <w:proofErr w:type="spellStart"/>
-      <w:r>
-        <w:rPr>
-          <w:rStyle w:val="FunctionTok"/>
-        </w:rPr>
-        <w:t>st_read</w:t>
-      </w:r>
-      <w:proofErr w:type="spellEnd"/>
-      <w:r>
-        <w:rPr>
-          <w:rStyle w:val="NormalTok"/>
-        </w:rPr>
-        <w:t>(</w:t>
-      </w:r>
-      <w:r>
-        <w:rPr>
-          <w:rStyle w:val="StringTok"/>
-        </w:rPr>
-        <w:t>"data/</w:t>
-      </w:r>
-      <w:proofErr w:type="spellStart"/>
-      <w:r>
-        <w:rPr>
-          <w:rStyle w:val="StringTok"/>
-        </w:rPr>
-        <w:t>gisdata</w:t>
-      </w:r>
-      <w:proofErr w:type="spellEnd"/>
-      <w:r>
-        <w:rPr>
-          <w:rStyle w:val="StringTok"/>
-        </w:rPr>
-        <w:t>/</w:t>
-      </w:r>
-      <w:proofErr w:type="spellStart"/>
-      <w:r>
-        <w:rPr>
-          <w:rStyle w:val="StringTok"/>
-        </w:rPr>
-        <w:t>doubs_river.shp</w:t>
-      </w:r>
-      <w:proofErr w:type="spellEnd"/>
-      <w:r>
-        <w:rPr>
-          <w:rStyle w:val="StringTok"/>
-        </w:rPr>
-        <w:t>"</w:t>
+        <w:t>"data/gisdata/doubs_river.shp"</w:t>
       </w:r>
       <w:r>
         <w:rPr>
@@ -4125,21 +3778,25 @@
         <w:rPr>
           <w:rStyle w:val="VerbatimChar"/>
         </w:rPr>
-        <w:t>## Reading layer `</w:t>
-      </w:r>
-      <w:proofErr w:type="spellStart"/>
+        <w:t xml:space="preserve">## Reading layer `doubs_river' from data source </w:t>
+      </w:r>
+      <w:r>
+        <w:br/>
+      </w:r>
       <w:r>
         <w:rPr>
           <w:rStyle w:val="VerbatimChar"/>
         </w:rPr>
-        <w:t>doubs_river</w:t>
-      </w:r>
-      <w:proofErr w:type="spellEnd"/>
+        <w:t>##   `D:\Rcode\data\gisdata\doubs_river.shp' using driver `ESRI Shapefile'</w:t>
+      </w:r>
+      <w:r>
+        <w:br/>
+      </w:r>
       <w:r>
         <w:rPr>
           <w:rStyle w:val="VerbatimChar"/>
         </w:rPr>
-        <w:t xml:space="preserve">' from data source </w:t>
+        <w:t>## Simple feature collection with 171 features and 36 fields</w:t>
       </w:r>
       <w:r>
         <w:br/>
@@ -4148,7 +3805,7 @@
         <w:rPr>
           <w:rStyle w:val="VerbatimChar"/>
         </w:rPr>
-        <w:t>##   `D:\Rcode\data\gisdata\doubs_river.shp' using driver `ESRI Shapefile'</w:t>
+        <w:t>## Geometry type: LINESTRING</w:t>
       </w:r>
       <w:r>
         <w:br/>
@@ -4157,7 +3814,7 @@
         <w:rPr>
           <w:rStyle w:val="VerbatimChar"/>
         </w:rPr>
-        <w:t>## Simple feature collection with 171 features and 36 fields</w:t>
+        <w:t>## Dimension:     XY</w:t>
       </w:r>
       <w:r>
         <w:br/>
@@ -4166,81 +3823,7 @@
         <w:rPr>
           <w:rStyle w:val="VerbatimChar"/>
         </w:rPr>
-        <w:t>## Geometry type: LINESTRING</w:t>
-      </w:r>
-      <w:r>
-        <w:br/>
-      </w:r>
-      <w:r>
-        <w:rPr>
-          <w:rStyle w:val="VerbatimChar"/>
-        </w:rPr>
-        <w:t>## Dimension:     XY</w:t>
-      </w:r>
-      <w:r>
-        <w:br/>
-      </w:r>
-      <w:r>
-        <w:rPr>
-          <w:rStyle w:val="VerbatimChar"/>
-        </w:rPr>
-        <w:t xml:space="preserve">## Bounding box:  </w:t>
-      </w:r>
-      <w:proofErr w:type="spellStart"/>
-      <w:r>
-        <w:rPr>
-          <w:rStyle w:val="VerbatimChar"/>
-        </w:rPr>
-        <w:t>xmin</w:t>
-      </w:r>
-      <w:proofErr w:type="spellEnd"/>
-      <w:r>
-        <w:rPr>
-          <w:rStyle w:val="VerbatimChar"/>
-        </w:rPr>
-        <w:t xml:space="preserve">: 5.022563 </w:t>
-      </w:r>
-      <w:proofErr w:type="spellStart"/>
-      <w:r>
-        <w:rPr>
-          <w:rStyle w:val="VerbatimChar"/>
-        </w:rPr>
-        <w:t>ymin</w:t>
-      </w:r>
-      <w:proofErr w:type="spellEnd"/>
-      <w:r>
-        <w:rPr>
-          <w:rStyle w:val="VerbatimChar"/>
-        </w:rPr>
-        <w:t xml:space="preserve">: 46.70485 </w:t>
-      </w:r>
-      <w:proofErr w:type="spellStart"/>
-      <w:r>
-        <w:rPr>
-          <w:rStyle w:val="VerbatimChar"/>
-        </w:rPr>
-        <w:t>xmax</w:t>
-      </w:r>
-      <w:proofErr w:type="spellEnd"/>
-      <w:r>
-        <w:rPr>
-          <w:rStyle w:val="VerbatimChar"/>
-        </w:rPr>
-        <w:t xml:space="preserve">: 7.172814 </w:t>
-      </w:r>
-      <w:proofErr w:type="spellStart"/>
-      <w:r>
-        <w:rPr>
-          <w:rStyle w:val="VerbatimChar"/>
-        </w:rPr>
-        <w:t>ymax</w:t>
-      </w:r>
-      <w:proofErr w:type="spellEnd"/>
-      <w:r>
-        <w:rPr>
-          <w:rStyle w:val="VerbatimChar"/>
-        </w:rPr>
-        <w:t>: 47.4866</w:t>
+        <w:t>## Bounding box:  xmin: 5.022563 ymin: 46.70485 xmax: 7.172814 ymax: 47.4866</w:t>
       </w:r>
       <w:r>
         <w:br/>
@@ -4256,19 +3839,11 @@
       <w:pPr>
         <w:pStyle w:val="SourceCode"/>
       </w:pPr>
-      <w:proofErr w:type="spellStart"/>
-      <w:r>
-        <w:rPr>
-          <w:rStyle w:val="NormalTok"/>
-        </w:rPr>
-        <w:t>doubs_pts</w:t>
-      </w:r>
-      <w:proofErr w:type="spellEnd"/>
-      <w:r>
-        <w:rPr>
-          <w:rStyle w:val="NormalTok"/>
-        </w:rPr>
-        <w:t xml:space="preserve">   </w:t>
+      <w:r>
+        <w:rPr>
+          <w:rStyle w:val="NormalTok"/>
+        </w:rPr>
+        <w:t xml:space="preserve">doubs_pts   </w:t>
       </w:r>
       <w:r>
         <w:rPr>
@@ -4282,14 +3857,12 @@
         </w:rPr>
         <w:t xml:space="preserve"> </w:t>
       </w:r>
-      <w:proofErr w:type="spellStart"/>
       <w:r>
         <w:rPr>
           <w:rStyle w:val="FunctionTok"/>
         </w:rPr>
         <w:t>st_read</w:t>
       </w:r>
-      <w:proofErr w:type="spellEnd"/>
       <w:r>
         <w:rPr>
           <w:rStyle w:val="NormalTok"/>
@@ -4300,35 +3873,7 @@
         <w:rPr>
           <w:rStyle w:val="StringTok"/>
         </w:rPr>
-        <w:t>"data/</w:t>
-      </w:r>
-      <w:proofErr w:type="spellStart"/>
-      <w:r>
-        <w:rPr>
-          <w:rStyle w:val="StringTok"/>
-        </w:rPr>
-        <w:t>gisdata</w:t>
-      </w:r>
-      <w:proofErr w:type="spellEnd"/>
-      <w:r>
-        <w:rPr>
-          <w:rStyle w:val="StringTok"/>
-        </w:rPr>
-        <w:t>/</w:t>
-      </w:r>
-      <w:proofErr w:type="spellStart"/>
-      <w:r>
-        <w:rPr>
-          <w:rStyle w:val="StringTok"/>
-        </w:rPr>
-        <w:t>sample_points.shp</w:t>
-      </w:r>
-      <w:proofErr w:type="spellEnd"/>
-      <w:r>
-        <w:rPr>
-          <w:rStyle w:val="StringTok"/>
-        </w:rPr>
-        <w:t>"</w:t>
+        <w:t>"data/gisdata/sample_points.shp"</w:t>
       </w:r>
       <w:r>
         <w:rPr>
@@ -4345,35 +3890,43 @@
         <w:rPr>
           <w:rStyle w:val="VerbatimChar"/>
         </w:rPr>
-        <w:t>## Reading layer `</w:t>
-      </w:r>
-      <w:proofErr w:type="spellStart"/>
+        <w:t xml:space="preserve">## Reading layer `sample_points' from data source </w:t>
+      </w:r>
+      <w:r>
+        <w:br/>
+      </w:r>
       <w:r>
         <w:rPr>
           <w:rStyle w:val="VerbatimChar"/>
         </w:rPr>
-        <w:t>sample_</w:t>
-      </w:r>
-      <w:proofErr w:type="gramStart"/>
+        <w:t>##   `D:\Rcode\data\gisdata\sample_points.shp' using driver `ESRI Shapefile'</w:t>
+      </w:r>
+      <w:r>
+        <w:br/>
+      </w:r>
       <w:r>
         <w:rPr>
           <w:rStyle w:val="VerbatimChar"/>
         </w:rPr>
-        <w:t>points</w:t>
-      </w:r>
-      <w:proofErr w:type="spellEnd"/>
+        <w:t>## Simple feature collection with 30 features and 1 field</w:t>
+      </w:r>
+      <w:r>
+        <w:br/>
+      </w:r>
       <w:r>
         <w:rPr>
           <w:rStyle w:val="VerbatimChar"/>
         </w:rPr>
-        <w:t>'</w:t>
-      </w:r>
-      <w:proofErr w:type="gramEnd"/>
+        <w:t>## Geometry type: POINT</w:t>
+      </w:r>
+      <w:r>
+        <w:br/>
+      </w:r>
       <w:r>
         <w:rPr>
           <w:rStyle w:val="VerbatimChar"/>
         </w:rPr>
-        <w:t xml:space="preserve"> from data source </w:t>
+        <w:t>## Dimension:     XY</w:t>
       </w:r>
       <w:r>
         <w:br/>
@@ -4382,99 +3935,7 @@
         <w:rPr>
           <w:rStyle w:val="VerbatimChar"/>
         </w:rPr>
-        <w:t>##   `D:\Rcode\data\gisdata\sample_points.shp' using driver `ESRI Shapefile'</w:t>
-      </w:r>
-      <w:r>
-        <w:br/>
-      </w:r>
-      <w:r>
-        <w:rPr>
-          <w:rStyle w:val="VerbatimChar"/>
-        </w:rPr>
-        <w:t>## Simple feature collection with 30 features and 1 field</w:t>
-      </w:r>
-      <w:r>
-        <w:br/>
-      </w:r>
-      <w:r>
-        <w:rPr>
-          <w:rStyle w:val="VerbatimChar"/>
-        </w:rPr>
-        <w:t>## Geometry type: POINT</w:t>
-      </w:r>
-      <w:r>
-        <w:br/>
-      </w:r>
-      <w:r>
-        <w:rPr>
-          <w:rStyle w:val="VerbatimChar"/>
-        </w:rPr>
-        <w:t>## Dimension:     XY</w:t>
-      </w:r>
-      <w:r>
-        <w:br/>
-      </w:r>
-      <w:r>
-        <w:rPr>
-          <w:rStyle w:val="VerbatimChar"/>
-        </w:rPr>
-        <w:t xml:space="preserve">## Bounding box:  </w:t>
-      </w:r>
-      <w:proofErr w:type="spellStart"/>
-      <w:r>
-        <w:rPr>
-          <w:rStyle w:val="VerbatimChar"/>
-        </w:rPr>
-        <w:t>xmin</w:t>
-      </w:r>
-      <w:proofErr w:type="spellEnd"/>
-      <w:r>
-        <w:rPr>
-          <w:rStyle w:val="VerbatimChar"/>
-        </w:rPr>
-        <w:t xml:space="preserve">: 5.826389 </w:t>
-      </w:r>
-      <w:proofErr w:type="spellStart"/>
-      <w:r>
-        <w:rPr>
-          <w:rStyle w:val="VerbatimChar"/>
-        </w:rPr>
-        <w:t>ymin</w:t>
-      </w:r>
-      <w:proofErr w:type="spellEnd"/>
-      <w:r>
-        <w:rPr>
-          <w:rStyle w:val="VerbatimChar"/>
-        </w:rPr>
-        <w:t xml:space="preserve">: 46.72048 </w:t>
-      </w:r>
-      <w:proofErr w:type="spellStart"/>
-      <w:r>
-        <w:rPr>
-          <w:rStyle w:val="VerbatimChar"/>
-        </w:rPr>
-        <w:t>xmax</w:t>
-      </w:r>
-      <w:proofErr w:type="spellEnd"/>
-      <w:r>
-        <w:rPr>
-          <w:rStyle w:val="VerbatimChar"/>
-        </w:rPr>
-        <w:t xml:space="preserve">: 7.144832 </w:t>
-      </w:r>
-      <w:proofErr w:type="spellStart"/>
-      <w:r>
-        <w:rPr>
-          <w:rStyle w:val="VerbatimChar"/>
-        </w:rPr>
-        <w:t>ymax</w:t>
-      </w:r>
-      <w:proofErr w:type="spellEnd"/>
-      <w:r>
-        <w:rPr>
-          <w:rStyle w:val="VerbatimChar"/>
-        </w:rPr>
-        <w:t>: 47.44611</w:t>
+        <w:t>## Bounding box:  xmin: 5.826389 ymin: 46.72048 xmax: 7.144832 ymax: 47.44611</w:t>
       </w:r>
       <w:r>
         <w:br/>
@@ -4490,19 +3951,11 @@
       <w:pPr>
         <w:pStyle w:val="SourceCode"/>
       </w:pPr>
-      <w:proofErr w:type="spellStart"/>
-      <w:r>
-        <w:rPr>
-          <w:rStyle w:val="NormalTok"/>
-        </w:rPr>
-        <w:t>doubs_dem</w:t>
-      </w:r>
-      <w:proofErr w:type="spellEnd"/>
-      <w:r>
-        <w:rPr>
-          <w:rStyle w:val="NormalTok"/>
-        </w:rPr>
-        <w:t xml:space="preserve">   </w:t>
+      <w:r>
+        <w:rPr>
+          <w:rStyle w:val="NormalTok"/>
+        </w:rPr>
+        <w:t xml:space="preserve">doubs_dem   </w:t>
       </w:r>
       <w:r>
         <w:rPr>
@@ -4522,14 +3975,12 @@
         </w:rPr>
         <w:t>::</w:t>
       </w:r>
-      <w:proofErr w:type="spellStart"/>
       <w:r>
         <w:rPr>
           <w:rStyle w:val="FunctionTok"/>
         </w:rPr>
         <w:t>rast</w:t>
       </w:r>
-      <w:proofErr w:type="spellEnd"/>
       <w:r>
         <w:rPr>
           <w:rStyle w:val="NormalTok"/>
@@ -4540,41 +3991,109 @@
         <w:rPr>
           <w:rStyle w:val="StringTok"/>
         </w:rPr>
-        <w:t>"data/</w:t>
-      </w:r>
-      <w:proofErr w:type="spellStart"/>
+        <w:t>"data/gisdata/doubs_dem.tif"</w:t>
+      </w:r>
+      <w:r>
+        <w:rPr>
+          <w:rStyle w:val="NormalTok"/>
+        </w:rPr>
+        <w:t>)</w:t>
+      </w:r>
+      <w:r>
+        <w:br/>
+      </w:r>
+      <w:r>
+        <w:br/>
+      </w:r>
+      <w:r>
+        <w:rPr>
+          <w:rStyle w:val="CommentTok"/>
+        </w:rPr>
+        <w:t xml:space="preserve"># </w:t>
+      </w:r>
+      <w:r>
+        <w:rPr>
+          <w:rStyle w:val="CommentTok"/>
+        </w:rPr>
+        <w:t>统一坐标系</w:t>
+      </w:r>
+      <w:r>
+        <w:br/>
+      </w:r>
+      <w:r>
+        <w:rPr>
+          <w:rStyle w:val="CommentTok"/>
+        </w:rPr>
+        <w:t xml:space="preserve"># doubs_dem </w:t>
+      </w:r>
+      <w:r>
+        <w:rPr>
+          <w:rStyle w:val="CommentTok"/>
+        </w:rPr>
+        <w:t>是</w:t>
+      </w:r>
+      <w:r>
+        <w:rPr>
+          <w:rStyle w:val="CommentTok"/>
+        </w:rPr>
+        <w:t xml:space="preserve"> SpatRaster</w:t>
+      </w:r>
+      <w:r>
+        <w:rPr>
+          <w:rStyle w:val="CommentTok"/>
+        </w:rPr>
+        <w:t>，因此使用</w:t>
+      </w:r>
+      <w:r>
+        <w:rPr>
+          <w:rStyle w:val="CommentTok"/>
+        </w:rPr>
+        <w:t xml:space="preserve"> terra::crs()</w:t>
+      </w:r>
+      <w:r>
+        <w:br/>
+      </w:r>
+      <w:r>
+        <w:rPr>
+          <w:rStyle w:val="NormalTok"/>
+        </w:rPr>
+        <w:t>terra</w:t>
+      </w:r>
+      <w:r>
+        <w:rPr>
+          <w:rStyle w:val="SpecialCharTok"/>
+        </w:rPr>
+        <w:t>::</w:t>
+      </w:r>
+      <w:r>
+        <w:rPr>
+          <w:rStyle w:val="FunctionTok"/>
+        </w:rPr>
+        <w:t>crs</w:t>
+      </w:r>
+      <w:r>
+        <w:rPr>
+          <w:rStyle w:val="NormalTok"/>
+        </w:rPr>
+        <w:t xml:space="preserve">(doubs_dem) </w:t>
+      </w:r>
+      <w:r>
+        <w:rPr>
+          <w:rStyle w:val="OtherTok"/>
+        </w:rPr>
+        <w:t>&lt;-</w:t>
+      </w:r>
+      <w:r>
+        <w:rPr>
+          <w:rStyle w:val="NormalTok"/>
+        </w:rPr>
+        <w:t xml:space="preserve"> </w:t>
+      </w:r>
       <w:r>
         <w:rPr>
           <w:rStyle w:val="StringTok"/>
         </w:rPr>
-        <w:t>gisdata</w:t>
-      </w:r>
-      <w:proofErr w:type="spellEnd"/>
-      <w:r>
-        <w:rPr>
-          <w:rStyle w:val="StringTok"/>
-        </w:rPr>
-        <w:t>/</w:t>
-      </w:r>
-      <w:proofErr w:type="spellStart"/>
-      <w:r>
-        <w:rPr>
-          <w:rStyle w:val="StringTok"/>
-        </w:rPr>
-        <w:t>doubs_dem.tif</w:t>
-      </w:r>
-      <w:proofErr w:type="spellEnd"/>
-      <w:r>
-        <w:rPr>
-          <w:rStyle w:val="StringTok"/>
-        </w:rPr>
-        <w:t>"</w:t>
-      </w:r>
-      <w:r>
-        <w:rPr>
-          <w:rStyle w:val="NormalTok"/>
-        </w:rPr>
-        <w:t>)</w:t>
+        <w:t>"EPSG:4326"</w:t>
       </w:r>
       <w:r>
         <w:br/>
@@ -4586,438 +4105,178 @@
         <w:rPr>
           <w:rStyle w:val="CommentTok"/>
         </w:rPr>
+        <w:t xml:space="preserve"># doubs_river </w:t>
+      </w:r>
+      <w:r>
+        <w:rPr>
+          <w:rStyle w:val="CommentTok"/>
+        </w:rPr>
+        <w:t>和</w:t>
+      </w:r>
+      <w:r>
+        <w:rPr>
+          <w:rStyle w:val="CommentTok"/>
+        </w:rPr>
+        <w:t xml:space="preserve"> doubs_pts </w:t>
+      </w:r>
+      <w:r>
+        <w:rPr>
+          <w:rStyle w:val="CommentTok"/>
+        </w:rPr>
+        <w:t>是</w:t>
+      </w:r>
+      <w:r>
+        <w:rPr>
+          <w:rStyle w:val="CommentTok"/>
+        </w:rPr>
+        <w:t xml:space="preserve"> sf </w:t>
+      </w:r>
+      <w:r>
+        <w:rPr>
+          <w:rStyle w:val="CommentTok"/>
+        </w:rPr>
+        <w:t>对象，因此使用</w:t>
+      </w:r>
+      <w:r>
+        <w:rPr>
+          <w:rStyle w:val="CommentTok"/>
+        </w:rPr>
+        <w:t xml:space="preserve"> st_crs()</w:t>
+      </w:r>
+      <w:r>
+        <w:br/>
+      </w:r>
+      <w:r>
+        <w:rPr>
+          <w:rStyle w:val="FunctionTok"/>
+        </w:rPr>
+        <w:t>st_crs</w:t>
+      </w:r>
+      <w:r>
+        <w:rPr>
+          <w:rStyle w:val="NormalTok"/>
+        </w:rPr>
+        <w:t xml:space="preserve">(doubs_river) </w:t>
+      </w:r>
+      <w:r>
+        <w:rPr>
+          <w:rStyle w:val="OtherTok"/>
+        </w:rPr>
+        <w:t>&lt;-</w:t>
+      </w:r>
+      <w:r>
+        <w:rPr>
+          <w:rStyle w:val="NormalTok"/>
+        </w:rPr>
+        <w:t xml:space="preserve"> </w:t>
+      </w:r>
+      <w:r>
+        <w:rPr>
+          <w:rStyle w:val="DecValTok"/>
+        </w:rPr>
+        <w:t>4326</w:t>
+      </w:r>
+      <w:r>
+        <w:br/>
+      </w:r>
+      <w:r>
+        <w:rPr>
+          <w:rStyle w:val="FunctionTok"/>
+        </w:rPr>
+        <w:t>st_crs</w:t>
+      </w:r>
+      <w:r>
+        <w:rPr>
+          <w:rStyle w:val="NormalTok"/>
+        </w:rPr>
+        <w:t xml:space="preserve">(doubs_pts)   </w:t>
+      </w:r>
+      <w:r>
+        <w:rPr>
+          <w:rStyle w:val="OtherTok"/>
+        </w:rPr>
+        <w:t>&lt;-</w:t>
+      </w:r>
+      <w:r>
+        <w:rPr>
+          <w:rStyle w:val="NormalTok"/>
+        </w:rPr>
+        <w:t xml:space="preserve"> </w:t>
+      </w:r>
+      <w:r>
+        <w:rPr>
+          <w:rStyle w:val="DecValTok"/>
+        </w:rPr>
+        <w:t>4326</w:t>
+      </w:r>
+      <w:r>
+        <w:br/>
+      </w:r>
+      <w:r>
+        <w:br/>
+      </w:r>
+      <w:r>
+        <w:rPr>
+          <w:rStyle w:val="CommentTok"/>
+        </w:rPr>
         <w:t xml:space="preserve"># </w:t>
       </w:r>
-      <w:proofErr w:type="spellStart"/>
       <w:r>
         <w:rPr>
           <w:rStyle w:val="CommentTok"/>
         </w:rPr>
-        <w:t>统一坐标系</w:t>
-      </w:r>
-      <w:proofErr w:type="spellEnd"/>
+        <w:t>将</w:t>
+      </w:r>
+      <w:r>
+        <w:rPr>
+          <w:rStyle w:val="CommentTok"/>
+        </w:rPr>
+        <w:t xml:space="preserve"> DEM </w:t>
+      </w:r>
+      <w:r>
+        <w:rPr>
+          <w:rStyle w:val="CommentTok"/>
+        </w:rPr>
+        <w:t>转换为数据框</w:t>
+      </w:r>
       <w:r>
         <w:br/>
       </w:r>
       <w:r>
         <w:rPr>
-          <w:rStyle w:val="CommentTok"/>
-        </w:rPr>
-        <w:t xml:space="preserve"># </w:t>
-      </w:r>
-      <w:proofErr w:type="spellStart"/>
-      <w:r>
-        <w:rPr>
-          <w:rStyle w:val="CommentTok"/>
-        </w:rPr>
-        <w:t>doubs_dem</w:t>
-      </w:r>
-      <w:proofErr w:type="spellEnd"/>
-      <w:r>
-        <w:rPr>
-          <w:rStyle w:val="CommentTok"/>
+          <w:rStyle w:val="NormalTok"/>
+        </w:rPr>
+        <w:t xml:space="preserve">dem_df </w:t>
+      </w:r>
+      <w:r>
+        <w:rPr>
+          <w:rStyle w:val="OtherTok"/>
+        </w:rPr>
+        <w:t>&lt;-</w:t>
+      </w:r>
+      <w:r>
+        <w:rPr>
+          <w:rStyle w:val="NormalTok"/>
         </w:rPr>
         <w:t xml:space="preserve"> </w:t>
       </w:r>
       <w:r>
         <w:rPr>
-          <w:rStyle w:val="CommentTok"/>
-        </w:rPr>
-        <w:t>是</w:t>
-      </w:r>
-      <w:r>
-        <w:rPr>
-          <w:rStyle w:val="CommentTok"/>
-        </w:rPr>
-        <w:t xml:space="preserve"> </w:t>
-      </w:r>
-      <w:proofErr w:type="spellStart"/>
-      <w:r>
-        <w:rPr>
-          <w:rStyle w:val="CommentTok"/>
-        </w:rPr>
-        <w:t>SpatRaster</w:t>
-      </w:r>
-      <w:r>
-        <w:rPr>
-          <w:rStyle w:val="CommentTok"/>
-        </w:rPr>
-        <w:t>，因此使用</w:t>
-      </w:r>
-      <w:proofErr w:type="spellEnd"/>
-      <w:r>
-        <w:rPr>
-          <w:rStyle w:val="CommentTok"/>
-        </w:rPr>
-        <w:t xml:space="preserve"> terra::</w:t>
-      </w:r>
-      <w:proofErr w:type="spellStart"/>
-      <w:r>
-        <w:rPr>
-          <w:rStyle w:val="CommentTok"/>
-        </w:rPr>
-        <w:t>crs</w:t>
-      </w:r>
-      <w:proofErr w:type="spellEnd"/>
-      <w:r>
-        <w:rPr>
-          <w:rStyle w:val="CommentTok"/>
-        </w:rPr>
-        <w:t>()</w:t>
-      </w:r>
-      <w:r>
-        <w:br/>
-      </w:r>
-      <w:r>
-        <w:rPr>
-          <w:rStyle w:val="NormalTok"/>
-        </w:rPr>
-        <w:t>terra</w:t>
-      </w:r>
-      <w:r>
-        <w:rPr>
-          <w:rStyle w:val="SpecialCharTok"/>
-        </w:rPr>
-        <w:t>::</w:t>
-      </w:r>
-      <w:proofErr w:type="spellStart"/>
-      <w:r>
-        <w:rPr>
           <w:rStyle w:val="FunctionTok"/>
         </w:rPr>
-        <w:t>crs</w:t>
-      </w:r>
-      <w:proofErr w:type="spellEnd"/>
-      <w:r>
-        <w:rPr>
-          <w:rStyle w:val="NormalTok"/>
-        </w:rPr>
-        <w:t>(</w:t>
-      </w:r>
-      <w:proofErr w:type="spellStart"/>
-      <w:r>
-        <w:rPr>
-          <w:rStyle w:val="NormalTok"/>
-        </w:rPr>
-        <w:t>doubs_dem</w:t>
-      </w:r>
-      <w:proofErr w:type="spellEnd"/>
-      <w:r>
-        <w:rPr>
-          <w:rStyle w:val="NormalTok"/>
-        </w:rPr>
-        <w:t xml:space="preserve">) </w:t>
-      </w:r>
-      <w:r>
-        <w:rPr>
-          <w:rStyle w:val="OtherTok"/>
-        </w:rPr>
-        <w:t>&lt;-</w:t>
-      </w:r>
-      <w:r>
-        <w:rPr>
-          <w:rStyle w:val="NormalTok"/>
-        </w:rPr>
-        <w:t xml:space="preserve"> </w:t>
-      </w:r>
-      <w:r>
-        <w:rPr>
-          <w:rStyle w:val="StringTok"/>
-        </w:rPr>
-        <w:t>"EPSG:4326"</w:t>
-      </w:r>
-      <w:r>
-        <w:br/>
-      </w:r>
-      <w:r>
-        <w:br/>
-      </w:r>
-      <w:r>
-        <w:rPr>
-          <w:rStyle w:val="CommentTok"/>
-        </w:rPr>
-        <w:t xml:space="preserve"># </w:t>
-      </w:r>
-      <w:proofErr w:type="spellStart"/>
-      <w:r>
-        <w:rPr>
-          <w:rStyle w:val="CommentTok"/>
-        </w:rPr>
-        <w:t>doubs_river</w:t>
-      </w:r>
-      <w:proofErr w:type="spellEnd"/>
-      <w:r>
-        <w:rPr>
-          <w:rStyle w:val="CommentTok"/>
-        </w:rPr>
-        <w:t xml:space="preserve"> </w:t>
-      </w:r>
-      <w:r>
-        <w:rPr>
-          <w:rStyle w:val="CommentTok"/>
-        </w:rPr>
-        <w:t>和</w:t>
-      </w:r>
-      <w:r>
-        <w:rPr>
-          <w:rStyle w:val="CommentTok"/>
-        </w:rPr>
-        <w:t xml:space="preserve"> </w:t>
-      </w:r>
-      <w:proofErr w:type="spellStart"/>
-      <w:r>
-        <w:rPr>
-          <w:rStyle w:val="CommentTok"/>
-        </w:rPr>
-        <w:t>doubs_pts</w:t>
-      </w:r>
-      <w:proofErr w:type="spellEnd"/>
-      <w:r>
-        <w:rPr>
-          <w:rStyle w:val="CommentTok"/>
-        </w:rPr>
-        <w:t xml:space="preserve"> </w:t>
-      </w:r>
-      <w:r>
-        <w:rPr>
-          <w:rStyle w:val="CommentTok"/>
-        </w:rPr>
-        <w:t>是</w:t>
-      </w:r>
-      <w:r>
-        <w:rPr>
-          <w:rStyle w:val="CommentTok"/>
-        </w:rPr>
-        <w:t xml:space="preserve"> sf </w:t>
-      </w:r>
-      <w:proofErr w:type="spellStart"/>
-      <w:r>
-        <w:rPr>
-          <w:rStyle w:val="CommentTok"/>
-        </w:rPr>
-        <w:t>对象，因此使用</w:t>
-      </w:r>
-      <w:proofErr w:type="spellEnd"/>
-      <w:r>
-        <w:rPr>
-          <w:rStyle w:val="CommentTok"/>
-        </w:rPr>
-        <w:t xml:space="preserve"> </w:t>
-      </w:r>
-      <w:proofErr w:type="spellStart"/>
-      <w:r>
-        <w:rPr>
-          <w:rStyle w:val="CommentTok"/>
-        </w:rPr>
-        <w:t>st_crs</w:t>
-      </w:r>
-      <w:proofErr w:type="spellEnd"/>
-      <w:r>
-        <w:rPr>
-          <w:rStyle w:val="CommentTok"/>
-        </w:rPr>
-        <w:t>()</w:t>
-      </w:r>
-      <w:r>
-        <w:br/>
-      </w:r>
-      <w:proofErr w:type="spellStart"/>
-      <w:r>
-        <w:rPr>
-          <w:rStyle w:val="FunctionTok"/>
-        </w:rPr>
-        <w:t>st_crs</w:t>
-      </w:r>
-      <w:proofErr w:type="spellEnd"/>
-      <w:r>
-        <w:rPr>
-          <w:rStyle w:val="NormalTok"/>
-        </w:rPr>
-        <w:t>(</w:t>
-      </w:r>
-      <w:proofErr w:type="spellStart"/>
-      <w:r>
-        <w:rPr>
-          <w:rStyle w:val="NormalTok"/>
-        </w:rPr>
-        <w:t>doubs_river</w:t>
-      </w:r>
-      <w:proofErr w:type="spellEnd"/>
-      <w:r>
-        <w:rPr>
-          <w:rStyle w:val="NormalTok"/>
-        </w:rPr>
-        <w:t xml:space="preserve">) </w:t>
-      </w:r>
-      <w:r>
-        <w:rPr>
-          <w:rStyle w:val="OtherTok"/>
-        </w:rPr>
-        <w:t>&lt;-</w:t>
-      </w:r>
-      <w:r>
-        <w:rPr>
-          <w:rStyle w:val="NormalTok"/>
-        </w:rPr>
-        <w:t xml:space="preserve"> </w:t>
-      </w:r>
-      <w:r>
-        <w:rPr>
-          <w:rStyle w:val="DecValTok"/>
-        </w:rPr>
-        <w:t>4326</w:t>
-      </w:r>
-      <w:r>
-        <w:br/>
-      </w:r>
-      <w:proofErr w:type="spellStart"/>
-      <w:r>
-        <w:rPr>
-          <w:rStyle w:val="FunctionTok"/>
-        </w:rPr>
-        <w:t>st_crs</w:t>
-      </w:r>
-      <w:proofErr w:type="spellEnd"/>
-      <w:r>
-        <w:rPr>
-          <w:rStyle w:val="NormalTok"/>
-        </w:rPr>
-        <w:t>(</w:t>
-      </w:r>
-      <w:proofErr w:type="spellStart"/>
-      <w:r>
-        <w:rPr>
-          <w:rStyle w:val="NormalTok"/>
-        </w:rPr>
-        <w:t>doubs_pts</w:t>
-      </w:r>
-      <w:proofErr w:type="spellEnd"/>
-      <w:r>
-        <w:rPr>
-          <w:rStyle w:val="NormalTok"/>
-        </w:rPr>
-        <w:t xml:space="preserve">)   </w:t>
-      </w:r>
-      <w:r>
-        <w:rPr>
-          <w:rStyle w:val="OtherTok"/>
-        </w:rPr>
-        <w:t>&lt;-</w:t>
-      </w:r>
-      <w:r>
-        <w:rPr>
-          <w:rStyle w:val="NormalTok"/>
-        </w:rPr>
-        <w:t xml:space="preserve"> </w:t>
-      </w:r>
-      <w:r>
-        <w:rPr>
-          <w:rStyle w:val="DecValTok"/>
-        </w:rPr>
-        <w:t>4326</w:t>
-      </w:r>
-      <w:r>
-        <w:br/>
-      </w:r>
-      <w:r>
-        <w:br/>
-      </w:r>
-      <w:r>
-        <w:rPr>
-          <w:rStyle w:val="CommentTok"/>
-        </w:rPr>
-        <w:t xml:space="preserve"># </w:t>
-      </w:r>
-      <w:r>
-        <w:rPr>
-          <w:rStyle w:val="CommentTok"/>
-        </w:rPr>
-        <w:t>将</w:t>
-      </w:r>
-      <w:r>
-        <w:rPr>
-          <w:rStyle w:val="CommentTok"/>
-        </w:rPr>
-        <w:t xml:space="preserve"> DEM </w:t>
-      </w:r>
-      <w:proofErr w:type="spellStart"/>
-      <w:r>
-        <w:rPr>
-          <w:rStyle w:val="CommentTok"/>
-        </w:rPr>
-        <w:t>转换为数据框</w:t>
-      </w:r>
-      <w:proofErr w:type="spellEnd"/>
-      <w:r>
-        <w:br/>
-      </w:r>
-      <w:proofErr w:type="spellStart"/>
-      <w:r>
-        <w:rPr>
-          <w:rStyle w:val="NormalTok"/>
-        </w:rPr>
-        <w:t>dem_df</w:t>
-      </w:r>
-      <w:proofErr w:type="spellEnd"/>
-      <w:r>
-        <w:rPr>
-          <w:rStyle w:val="NormalTok"/>
-        </w:rPr>
-        <w:t xml:space="preserve"> </w:t>
-      </w:r>
-      <w:r>
-        <w:rPr>
-          <w:rStyle w:val="OtherTok"/>
-        </w:rPr>
-        <w:t>&lt;-</w:t>
-      </w:r>
-      <w:r>
-        <w:rPr>
-          <w:rStyle w:val="NormalTok"/>
-        </w:rPr>
-        <w:t xml:space="preserve"> </w:t>
-      </w:r>
-      <w:proofErr w:type="spellStart"/>
-      <w:r>
-        <w:rPr>
-          <w:rStyle w:val="FunctionTok"/>
-        </w:rPr>
         <w:t>as.data.frame</w:t>
       </w:r>
-      <w:proofErr w:type="spellEnd"/>
-      <w:r>
-        <w:rPr>
-          <w:rStyle w:val="NormalTok"/>
-        </w:rPr>
-        <w:t>(</w:t>
-      </w:r>
-      <w:proofErr w:type="spellStart"/>
-      <w:r>
-        <w:rPr>
-          <w:rStyle w:val="NormalTok"/>
-        </w:rPr>
-        <w:t>doubs_dem</w:t>
-      </w:r>
-      <w:proofErr w:type="spellEnd"/>
-      <w:r>
-        <w:rPr>
-          <w:rStyle w:val="NormalTok"/>
-        </w:rPr>
-        <w:t xml:space="preserve">, </w:t>
-      </w:r>
-      <w:proofErr w:type="spellStart"/>
+      <w:r>
+        <w:rPr>
+          <w:rStyle w:val="NormalTok"/>
+        </w:rPr>
+        <w:t xml:space="preserve">(doubs_dem, </w:t>
+      </w:r>
       <w:r>
         <w:rPr>
           <w:rStyle w:val="AttributeTok"/>
         </w:rPr>
-        <w:t>xy</w:t>
-      </w:r>
-      <w:proofErr w:type="spellEnd"/>
-      <w:r>
-        <w:rPr>
-          <w:rStyle w:val="AttributeTok"/>
-        </w:rPr>
-        <w:t xml:space="preserve"> =</w:t>
+        <w:t>xy =</w:t>
       </w:r>
       <w:r>
         <w:rPr>
@@ -5074,28 +4333,24 @@
         <w:lastRenderedPageBreak/>
         <w:t xml:space="preserve"># </w:t>
       </w:r>
-      <w:proofErr w:type="spellStart"/>
       <w:r>
         <w:rPr>
           <w:rStyle w:val="CommentTok"/>
         </w:rPr>
         <w:t>为了避免</w:t>
       </w:r>
-      <w:proofErr w:type="spellEnd"/>
       <w:r>
         <w:rPr>
           <w:rStyle w:val="CommentTok"/>
         </w:rPr>
         <w:t xml:space="preserve"> DEM </w:t>
       </w:r>
-      <w:proofErr w:type="spellStart"/>
       <w:r>
         <w:rPr>
           <w:rStyle w:val="CommentTok"/>
         </w:rPr>
         <w:t>高程列名不统一，将第三列统一改名为</w:t>
       </w:r>
-      <w:proofErr w:type="spellEnd"/>
       <w:r>
         <w:rPr>
           <w:rStyle w:val="CommentTok"/>
@@ -5115,39 +4370,238 @@
         <w:rPr>
           <w:rStyle w:val="NormalTok"/>
         </w:rPr>
+        <w:t>(dem_df)[</w:t>
+      </w:r>
+      <w:r>
+        <w:rPr>
+          <w:rStyle w:val="DecValTok"/>
+        </w:rPr>
+        <w:t>3</w:t>
+      </w:r>
+      <w:r>
+        <w:rPr>
+          <w:rStyle w:val="NormalTok"/>
+        </w:rPr>
+        <w:t xml:space="preserve">] </w:t>
+      </w:r>
+      <w:r>
+        <w:rPr>
+          <w:rStyle w:val="OtherTok"/>
+        </w:rPr>
+        <w:t>&lt;-</w:t>
+      </w:r>
+      <w:r>
+        <w:rPr>
+          <w:rStyle w:val="NormalTok"/>
+        </w:rPr>
+        <w:t xml:space="preserve"> </w:t>
+      </w:r>
+      <w:r>
+        <w:rPr>
+          <w:rStyle w:val="StringTok"/>
+        </w:rPr>
+        <w:t>"elevation"</w:t>
+      </w:r>
+      <w:r>
+        <w:br/>
+      </w:r>
+      <w:r>
+        <w:br/>
+      </w:r>
+      <w:r>
+        <w:rPr>
+          <w:rStyle w:val="CommentTok"/>
+        </w:rPr>
+        <w:t xml:space="preserve"># </w:t>
+      </w:r>
+      <w:r>
+        <w:rPr>
+          <w:rStyle w:val="CommentTok"/>
+        </w:rPr>
+        <w:t>绘制</w:t>
+      </w:r>
+      <w:r>
+        <w:rPr>
+          <w:rStyle w:val="CommentTok"/>
+        </w:rPr>
+        <w:t xml:space="preserve"> DEM</w:t>
+      </w:r>
+      <w:r>
+        <w:rPr>
+          <w:rStyle w:val="CommentTok"/>
+        </w:rPr>
+        <w:t>、河流和样点</w:t>
+      </w:r>
+      <w:r>
+        <w:br/>
+      </w:r>
+      <w:r>
+        <w:rPr>
+          <w:rStyle w:val="FunctionTok"/>
+        </w:rPr>
+        <w:t>ggplot</w:t>
+      </w:r>
+      <w:r>
+        <w:rPr>
+          <w:rStyle w:val="NormalTok"/>
+        </w:rPr>
+        <w:t xml:space="preserve">() </w:t>
+      </w:r>
+      <w:r>
+        <w:rPr>
+          <w:rStyle w:val="SpecialCharTok"/>
+        </w:rPr>
+        <w:t>+</w:t>
+      </w:r>
+      <w:r>
+        <w:br/>
+      </w:r>
+      <w:r>
+        <w:rPr>
+          <w:rStyle w:val="NormalTok"/>
+        </w:rPr>
+        <w:t xml:space="preserve">  </w:t>
+      </w:r>
+      <w:r>
+        <w:rPr>
+          <w:rStyle w:val="FunctionTok"/>
+        </w:rPr>
+        <w:t>geom_raster</w:t>
+      </w:r>
+      <w:r>
+        <w:rPr>
+          <w:rStyle w:val="NormalTok"/>
+        </w:rPr>
         <w:t>(</w:t>
       </w:r>
-      <w:proofErr w:type="spellStart"/>
-      <w:r>
-        <w:rPr>
-          <w:rStyle w:val="NormalTok"/>
-        </w:rPr>
-        <w:t>dem_df</w:t>
-      </w:r>
-      <w:proofErr w:type="spellEnd"/>
-      <w:r>
-        <w:rPr>
-          <w:rStyle w:val="NormalTok"/>
-        </w:rPr>
-        <w:t>)[</w:t>
-      </w:r>
-      <w:r>
-        <w:rPr>
-          <w:rStyle w:val="DecValTok"/>
-        </w:rPr>
-        <w:t>3</w:t>
-      </w:r>
-      <w:r>
-        <w:rPr>
-          <w:rStyle w:val="NormalTok"/>
-        </w:rPr>
-        <w:t xml:space="preserve">] </w:t>
-      </w:r>
-      <w:r>
-        <w:rPr>
-          <w:rStyle w:val="OtherTok"/>
-        </w:rPr>
-        <w:t>&lt;-</w:t>
+      <w:r>
+        <w:rPr>
+          <w:rStyle w:val="AttributeTok"/>
+        </w:rPr>
+        <w:t>data =</w:t>
+      </w:r>
+      <w:r>
+        <w:rPr>
+          <w:rStyle w:val="NormalTok"/>
+        </w:rPr>
+        <w:t xml:space="preserve"> dem_df, </w:t>
+      </w:r>
+      <w:r>
+        <w:rPr>
+          <w:rStyle w:val="FunctionTok"/>
+        </w:rPr>
+        <w:t>aes</w:t>
+      </w:r>
+      <w:r>
+        <w:rPr>
+          <w:rStyle w:val="NormalTok"/>
+        </w:rPr>
+        <w:t>(</w:t>
+      </w:r>
+      <w:r>
+        <w:rPr>
+          <w:rStyle w:val="AttributeTok"/>
+        </w:rPr>
+        <w:t>x =</w:t>
+      </w:r>
+      <w:r>
+        <w:rPr>
+          <w:rStyle w:val="NormalTok"/>
+        </w:rPr>
+        <w:t xml:space="preserve"> x, </w:t>
+      </w:r>
+      <w:r>
+        <w:rPr>
+          <w:rStyle w:val="AttributeTok"/>
+        </w:rPr>
+        <w:t>y =</w:t>
+      </w:r>
+      <w:r>
+        <w:rPr>
+          <w:rStyle w:val="NormalTok"/>
+        </w:rPr>
+        <w:t xml:space="preserve"> y, </w:t>
+      </w:r>
+      <w:r>
+        <w:rPr>
+          <w:rStyle w:val="AttributeTok"/>
+        </w:rPr>
+        <w:t>fill =</w:t>
+      </w:r>
+      <w:r>
+        <w:rPr>
+          <w:rStyle w:val="NormalTok"/>
+        </w:rPr>
+        <w:t xml:space="preserve"> elevation)) </w:t>
+      </w:r>
+      <w:r>
+        <w:rPr>
+          <w:rStyle w:val="SpecialCharTok"/>
+        </w:rPr>
+        <w:t>+</w:t>
+      </w:r>
+      <w:r>
+        <w:br/>
+      </w:r>
+      <w:r>
+        <w:rPr>
+          <w:rStyle w:val="NormalTok"/>
+        </w:rPr>
+        <w:t xml:space="preserve">  </w:t>
+      </w:r>
+      <w:r>
+        <w:rPr>
+          <w:rStyle w:val="FunctionTok"/>
+        </w:rPr>
+        <w:t>geom_sf</w:t>
+      </w:r>
+      <w:r>
+        <w:rPr>
+          <w:rStyle w:val="NormalTok"/>
+        </w:rPr>
+        <w:t>(</w:t>
+      </w:r>
+      <w:r>
+        <w:rPr>
+          <w:rStyle w:val="AttributeTok"/>
+        </w:rPr>
+        <w:t>data =</w:t>
+      </w:r>
+      <w:r>
+        <w:rPr>
+          <w:rStyle w:val="NormalTok"/>
+        </w:rPr>
+        <w:t xml:space="preserve"> doubs_pts, </w:t>
+      </w:r>
+      <w:r>
+        <w:rPr>
+          <w:rStyle w:val="FunctionTok"/>
+        </w:rPr>
+        <w:t>aes</w:t>
+      </w:r>
+      <w:r>
+        <w:rPr>
+          <w:rStyle w:val="NormalTok"/>
+        </w:rPr>
+        <w:t>(</w:t>
+      </w:r>
+      <w:r>
+        <w:rPr>
+          <w:rStyle w:val="AttributeTok"/>
+        </w:rPr>
+        <w:t>geometry =</w:t>
+      </w:r>
+      <w:r>
+        <w:rPr>
+          <w:rStyle w:val="NormalTok"/>
+        </w:rPr>
+        <w:t xml:space="preserve"> geometry), </w:t>
+      </w:r>
+      <w:r>
+        <w:rPr>
+          <w:rStyle w:val="AttributeTok"/>
+        </w:rPr>
+        <w:t>color =</w:t>
       </w:r>
       <w:r>
         <w:rPr>
@@ -5159,504 +4613,221 @@
         <w:rPr>
           <w:rStyle w:val="StringTok"/>
         </w:rPr>
-        <w:t>"elevation"</w:t>
+        <w:t>"red"</w:t>
+      </w:r>
+      <w:r>
+        <w:rPr>
+          <w:rStyle w:val="NormalTok"/>
+        </w:rPr>
+        <w:t xml:space="preserve">, </w:t>
+      </w:r>
+      <w:r>
+        <w:rPr>
+          <w:rStyle w:val="AttributeTok"/>
+        </w:rPr>
+        <w:t>size =</w:t>
+      </w:r>
+      <w:r>
+        <w:rPr>
+          <w:rStyle w:val="NormalTok"/>
+        </w:rPr>
+        <w:t xml:space="preserve"> </w:t>
+      </w:r>
+      <w:r>
+        <w:rPr>
+          <w:rStyle w:val="FloatTok"/>
+        </w:rPr>
+        <w:t>1.5</w:t>
+      </w:r>
+      <w:r>
+        <w:rPr>
+          <w:rStyle w:val="NormalTok"/>
+        </w:rPr>
+        <w:t xml:space="preserve">) </w:t>
+      </w:r>
+      <w:r>
+        <w:rPr>
+          <w:rStyle w:val="SpecialCharTok"/>
+        </w:rPr>
+        <w:t>+</w:t>
       </w:r>
       <w:r>
         <w:br/>
       </w:r>
       <w:r>
+        <w:rPr>
+          <w:rStyle w:val="NormalTok"/>
+        </w:rPr>
+        <w:t xml:space="preserve">  </w:t>
+      </w:r>
+      <w:r>
+        <w:rPr>
+          <w:rStyle w:val="FunctionTok"/>
+        </w:rPr>
+        <w:t>geom_sf</w:t>
+      </w:r>
+      <w:r>
+        <w:rPr>
+          <w:rStyle w:val="NormalTok"/>
+        </w:rPr>
+        <w:t>(</w:t>
+      </w:r>
+      <w:r>
+        <w:rPr>
+          <w:rStyle w:val="AttributeTok"/>
+        </w:rPr>
+        <w:t>data =</w:t>
+      </w:r>
+      <w:r>
+        <w:rPr>
+          <w:rStyle w:val="NormalTok"/>
+        </w:rPr>
+        <w:t xml:space="preserve"> doubs_river, </w:t>
+      </w:r>
+      <w:r>
+        <w:rPr>
+          <w:rStyle w:val="FunctionTok"/>
+        </w:rPr>
+        <w:t>aes</w:t>
+      </w:r>
+      <w:r>
+        <w:rPr>
+          <w:rStyle w:val="NormalTok"/>
+        </w:rPr>
+        <w:t>(</w:t>
+      </w:r>
+      <w:r>
+        <w:rPr>
+          <w:rStyle w:val="AttributeTok"/>
+        </w:rPr>
+        <w:t>geometry =</w:t>
+      </w:r>
+      <w:r>
+        <w:rPr>
+          <w:rStyle w:val="NormalTok"/>
+        </w:rPr>
+        <w:t xml:space="preserve"> geometry), </w:t>
+      </w:r>
+      <w:r>
+        <w:rPr>
+          <w:rStyle w:val="AttributeTok"/>
+        </w:rPr>
+        <w:t>color =</w:t>
+      </w:r>
+      <w:r>
+        <w:rPr>
+          <w:rStyle w:val="NormalTok"/>
+        </w:rPr>
+        <w:t xml:space="preserve"> </w:t>
+      </w:r>
+      <w:r>
+        <w:rPr>
+          <w:rStyle w:val="StringTok"/>
+        </w:rPr>
+        <w:t>"yellow"</w:t>
+      </w:r>
+      <w:r>
+        <w:rPr>
+          <w:rStyle w:val="NormalTok"/>
+        </w:rPr>
+        <w:t xml:space="preserve">, </w:t>
+      </w:r>
+      <w:r>
+        <w:rPr>
+          <w:rStyle w:val="AttributeTok"/>
+        </w:rPr>
+        <w:t>linewidth =</w:t>
+      </w:r>
+      <w:r>
+        <w:rPr>
+          <w:rStyle w:val="NormalTok"/>
+        </w:rPr>
+        <w:t xml:space="preserve"> </w:t>
+      </w:r>
+      <w:r>
+        <w:rPr>
+          <w:rStyle w:val="FloatTok"/>
+        </w:rPr>
+        <w:t>0.6</w:t>
+      </w:r>
+      <w:r>
+        <w:rPr>
+          <w:rStyle w:val="NormalTok"/>
+        </w:rPr>
+        <w:t xml:space="preserve">) </w:t>
+      </w:r>
+      <w:r>
+        <w:rPr>
+          <w:rStyle w:val="SpecialCharTok"/>
+        </w:rPr>
+        <w:t>+</w:t>
+      </w:r>
+      <w:r>
         <w:br/>
       </w:r>
       <w:r>
         <w:rPr>
-          <w:rStyle w:val="CommentTok"/>
-        </w:rPr>
-        <w:t xml:space="preserve"># </w:t>
-      </w:r>
-      <w:proofErr w:type="spellStart"/>
-      <w:r>
-        <w:rPr>
-          <w:rStyle w:val="CommentTok"/>
-        </w:rPr>
-        <w:t>绘制</w:t>
-      </w:r>
-      <w:proofErr w:type="spellEnd"/>
-      <w:r>
-        <w:rPr>
-          <w:rStyle w:val="CommentTok"/>
+          <w:rStyle w:val="NormalTok"/>
+        </w:rPr>
+        <w:t xml:space="preserve">  </w:t>
+      </w:r>
+      <w:r>
+        <w:rPr>
+          <w:rStyle w:val="FunctionTok"/>
+        </w:rPr>
+        <w:t>scale_fill_viridis_c</w:t>
+      </w:r>
+      <w:r>
+        <w:rPr>
+          <w:rStyle w:val="NormalTok"/>
+        </w:rPr>
+        <w:t>(</w:t>
+      </w:r>
+      <w:r>
+        <w:rPr>
+          <w:rStyle w:val="AttributeTok"/>
+        </w:rPr>
+        <w:t>name =</w:t>
+      </w:r>
+      <w:r>
+        <w:rPr>
+          <w:rStyle w:val="NormalTok"/>
         </w:rPr>
         <w:t xml:space="preserve"> </w:t>
       </w:r>
-      <w:proofErr w:type="spellStart"/>
-      <w:r>
-        <w:rPr>
-          <w:rStyle w:val="CommentTok"/>
-        </w:rPr>
-        <w:t>DEM</w:t>
-      </w:r>
-      <w:r>
-        <w:rPr>
-          <w:rStyle w:val="CommentTok"/>
-        </w:rPr>
-        <w:t>、河流和样点</w:t>
-      </w:r>
-      <w:proofErr w:type="spellEnd"/>
+      <w:r>
+        <w:rPr>
+          <w:rStyle w:val="StringTok"/>
+        </w:rPr>
+        <w:t>"Elevation"</w:t>
+      </w:r>
+      <w:r>
+        <w:rPr>
+          <w:rStyle w:val="NormalTok"/>
+        </w:rPr>
+        <w:t xml:space="preserve">) </w:t>
+      </w:r>
+      <w:r>
+        <w:rPr>
+          <w:rStyle w:val="SpecialCharTok"/>
+        </w:rPr>
+        <w:t>+</w:t>
+      </w:r>
       <w:r>
         <w:br/>
       </w:r>
-      <w:proofErr w:type="spellStart"/>
+      <w:r>
+        <w:rPr>
+          <w:rStyle w:val="NormalTok"/>
+        </w:rPr>
+        <w:t xml:space="preserve">  </w:t>
+      </w:r>
       <w:r>
         <w:rPr>
           <w:rStyle w:val="FunctionTok"/>
         </w:rPr>
-        <w:t>ggplot</w:t>
-      </w:r>
-      <w:proofErr w:type="spellEnd"/>
-      <w:r>
-        <w:rPr>
-          <w:rStyle w:val="NormalTok"/>
-        </w:rPr>
-        <w:t xml:space="preserve">() </w:t>
-      </w:r>
-      <w:r>
-        <w:rPr>
-          <w:rStyle w:val="SpecialCharTok"/>
-        </w:rPr>
-        <w:t>+</w:t>
-      </w:r>
-      <w:r>
-        <w:br/>
-      </w:r>
-      <w:r>
-        <w:rPr>
-          <w:rStyle w:val="NormalTok"/>
-        </w:rPr>
-        <w:t xml:space="preserve">  </w:t>
-      </w:r>
-      <w:proofErr w:type="spellStart"/>
-      <w:r>
-        <w:rPr>
-          <w:rStyle w:val="FunctionTok"/>
-        </w:rPr>
-        <w:t>geom_raster</w:t>
-      </w:r>
-      <w:proofErr w:type="spellEnd"/>
-      <w:r>
-        <w:rPr>
-          <w:rStyle w:val="NormalTok"/>
-        </w:rPr>
-        <w:t>(</w:t>
-      </w:r>
-      <w:r>
-        <w:rPr>
-          <w:rStyle w:val="AttributeTok"/>
-        </w:rPr>
-        <w:t>data =</w:t>
-      </w:r>
-      <w:r>
-        <w:rPr>
-          <w:rStyle w:val="NormalTok"/>
-        </w:rPr>
-        <w:t xml:space="preserve"> </w:t>
-      </w:r>
-      <w:proofErr w:type="spellStart"/>
-      <w:r>
-        <w:rPr>
-          <w:rStyle w:val="NormalTok"/>
-        </w:rPr>
-        <w:t>dem_df</w:t>
-      </w:r>
-      <w:proofErr w:type="spellEnd"/>
-      <w:r>
-        <w:rPr>
-          <w:rStyle w:val="NormalTok"/>
-        </w:rPr>
-        <w:t xml:space="preserve">, </w:t>
-      </w:r>
-      <w:proofErr w:type="spellStart"/>
-      <w:r>
-        <w:rPr>
-          <w:rStyle w:val="FunctionTok"/>
-        </w:rPr>
-        <w:t>aes</w:t>
-      </w:r>
-      <w:proofErr w:type="spellEnd"/>
-      <w:r>
-        <w:rPr>
-          <w:rStyle w:val="NormalTok"/>
-        </w:rPr>
-        <w:t>(</w:t>
-      </w:r>
-      <w:r>
-        <w:rPr>
-          <w:rStyle w:val="AttributeTok"/>
-        </w:rPr>
-        <w:t>x =</w:t>
-      </w:r>
-      <w:r>
-        <w:rPr>
-          <w:rStyle w:val="NormalTok"/>
-        </w:rPr>
-        <w:t xml:space="preserve"> x, </w:t>
-      </w:r>
-      <w:r>
-        <w:rPr>
-          <w:rStyle w:val="AttributeTok"/>
-        </w:rPr>
-        <w:t>y =</w:t>
-      </w:r>
-      <w:r>
-        <w:rPr>
-          <w:rStyle w:val="NormalTok"/>
-        </w:rPr>
-        <w:t xml:space="preserve"> y, </w:t>
-      </w:r>
-      <w:r>
-        <w:rPr>
-          <w:rStyle w:val="AttributeTok"/>
-        </w:rPr>
-        <w:t>fill =</w:t>
-      </w:r>
-      <w:r>
-        <w:rPr>
-          <w:rStyle w:val="NormalTok"/>
-        </w:rPr>
-        <w:t xml:space="preserve"> elevation)) </w:t>
-      </w:r>
-      <w:r>
-        <w:rPr>
-          <w:rStyle w:val="SpecialCharTok"/>
-        </w:rPr>
-        <w:t>+</w:t>
-      </w:r>
-      <w:r>
-        <w:br/>
-      </w:r>
-      <w:r>
-        <w:rPr>
-          <w:rStyle w:val="NormalTok"/>
-        </w:rPr>
-        <w:t xml:space="preserve">  </w:t>
-      </w:r>
-      <w:proofErr w:type="spellStart"/>
-      <w:r>
-        <w:rPr>
-          <w:rStyle w:val="FunctionTok"/>
-        </w:rPr>
-        <w:t>geom_sf</w:t>
-      </w:r>
-      <w:proofErr w:type="spellEnd"/>
-      <w:r>
-        <w:rPr>
-          <w:rStyle w:val="NormalTok"/>
-        </w:rPr>
-        <w:t>(</w:t>
-      </w:r>
-      <w:r>
-        <w:rPr>
-          <w:rStyle w:val="AttributeTok"/>
-        </w:rPr>
-        <w:t>data =</w:t>
-      </w:r>
-      <w:r>
-        <w:rPr>
-          <w:rStyle w:val="NormalTok"/>
-        </w:rPr>
-        <w:t xml:space="preserve"> </w:t>
-      </w:r>
-      <w:proofErr w:type="spellStart"/>
-      <w:r>
-        <w:rPr>
-          <w:rStyle w:val="NormalTok"/>
-        </w:rPr>
-        <w:t>doubs_pts</w:t>
-      </w:r>
-      <w:proofErr w:type="spellEnd"/>
-      <w:r>
-        <w:rPr>
-          <w:rStyle w:val="NormalTok"/>
-        </w:rPr>
-        <w:t xml:space="preserve">, </w:t>
-      </w:r>
-      <w:proofErr w:type="spellStart"/>
-      <w:r>
-        <w:rPr>
-          <w:rStyle w:val="FunctionTok"/>
-        </w:rPr>
-        <w:t>aes</w:t>
-      </w:r>
-      <w:proofErr w:type="spellEnd"/>
-      <w:r>
-        <w:rPr>
-          <w:rStyle w:val="NormalTok"/>
-        </w:rPr>
-        <w:t>(</w:t>
-      </w:r>
-      <w:r>
-        <w:rPr>
-          <w:rStyle w:val="AttributeTok"/>
-        </w:rPr>
-        <w:t>geometry =</w:t>
-      </w:r>
-      <w:r>
-        <w:rPr>
-          <w:rStyle w:val="NormalTok"/>
-        </w:rPr>
-        <w:t xml:space="preserve"> geometry), </w:t>
-      </w:r>
-      <w:r>
-        <w:rPr>
-          <w:rStyle w:val="AttributeTok"/>
-        </w:rPr>
-        <w:t>color =</w:t>
-      </w:r>
-      <w:r>
-        <w:rPr>
-          <w:rStyle w:val="NormalTok"/>
-        </w:rPr>
-        <w:t xml:space="preserve"> </w:t>
-      </w:r>
-      <w:r>
-        <w:rPr>
-          <w:rStyle w:val="StringTok"/>
-        </w:rPr>
-        <w:t>"red"</w:t>
-      </w:r>
-      <w:r>
-        <w:rPr>
-          <w:rStyle w:val="NormalTok"/>
-        </w:rPr>
-        <w:t xml:space="preserve">, </w:t>
-      </w:r>
-      <w:r>
-        <w:rPr>
-          <w:rStyle w:val="AttributeTok"/>
-        </w:rPr>
-        <w:t>size =</w:t>
-      </w:r>
-      <w:r>
-        <w:rPr>
-          <w:rStyle w:val="NormalTok"/>
-        </w:rPr>
-        <w:t xml:space="preserve"> </w:t>
-      </w:r>
-      <w:r>
-        <w:rPr>
-          <w:rStyle w:val="FloatTok"/>
-        </w:rPr>
-        <w:t>1.5</w:t>
-      </w:r>
-      <w:r>
-        <w:rPr>
-          <w:rStyle w:val="NormalTok"/>
-        </w:rPr>
-        <w:t xml:space="preserve">) </w:t>
-      </w:r>
-      <w:r>
-        <w:rPr>
-          <w:rStyle w:val="SpecialCharTok"/>
-        </w:rPr>
-        <w:t>+</w:t>
-      </w:r>
-      <w:r>
-        <w:br/>
-      </w:r>
-      <w:r>
-        <w:rPr>
-          <w:rStyle w:val="NormalTok"/>
-        </w:rPr>
-        <w:t xml:space="preserve">  </w:t>
-      </w:r>
-      <w:proofErr w:type="spellStart"/>
-      <w:r>
-        <w:rPr>
-          <w:rStyle w:val="FunctionTok"/>
-        </w:rPr>
-        <w:t>geom_sf</w:t>
-      </w:r>
-      <w:proofErr w:type="spellEnd"/>
-      <w:r>
-        <w:rPr>
-          <w:rStyle w:val="NormalTok"/>
-        </w:rPr>
-        <w:t>(</w:t>
-      </w:r>
-      <w:r>
-        <w:rPr>
-          <w:rStyle w:val="AttributeTok"/>
-        </w:rPr>
-        <w:t>data =</w:t>
-      </w:r>
-      <w:r>
-        <w:rPr>
-          <w:rStyle w:val="NormalTok"/>
-        </w:rPr>
-        <w:t xml:space="preserve"> </w:t>
-      </w:r>
-      <w:proofErr w:type="spellStart"/>
-      <w:r>
-        <w:rPr>
-          <w:rStyle w:val="NormalTok"/>
-        </w:rPr>
-        <w:t>doubs_river</w:t>
-      </w:r>
-      <w:proofErr w:type="spellEnd"/>
-      <w:r>
-        <w:rPr>
-          <w:rStyle w:val="NormalTok"/>
-        </w:rPr>
-        <w:t xml:space="preserve">, </w:t>
-      </w:r>
-      <w:proofErr w:type="spellStart"/>
-      <w:r>
-        <w:rPr>
-          <w:rStyle w:val="FunctionTok"/>
-        </w:rPr>
-        <w:t>aes</w:t>
-      </w:r>
-      <w:proofErr w:type="spellEnd"/>
-      <w:r>
-        <w:rPr>
-          <w:rStyle w:val="NormalTok"/>
-        </w:rPr>
-        <w:t>(</w:t>
-      </w:r>
-      <w:r>
-        <w:rPr>
-          <w:rStyle w:val="AttributeTok"/>
-        </w:rPr>
-        <w:t>geometry =</w:t>
-      </w:r>
-      <w:r>
-        <w:rPr>
-          <w:rStyle w:val="NormalTok"/>
-        </w:rPr>
-        <w:t xml:space="preserve"> geometry), </w:t>
-      </w:r>
-      <w:r>
-        <w:rPr>
-          <w:rStyle w:val="AttributeTok"/>
-        </w:rPr>
-        <w:t>color =</w:t>
-      </w:r>
-      <w:r>
-        <w:rPr>
-          <w:rStyle w:val="NormalTok"/>
-        </w:rPr>
-        <w:t xml:space="preserve"> </w:t>
-      </w:r>
-      <w:r>
-        <w:rPr>
-          <w:rStyle w:val="StringTok"/>
-        </w:rPr>
-        <w:t>"yellow"</w:t>
-      </w:r>
-      <w:r>
-        <w:rPr>
-          <w:rStyle w:val="NormalTok"/>
-        </w:rPr>
-        <w:t xml:space="preserve">, </w:t>
-      </w:r>
-      <w:r>
-        <w:rPr>
-          <w:rStyle w:val="AttributeTok"/>
-        </w:rPr>
-        <w:t>linewidth =</w:t>
-      </w:r>
-      <w:r>
-        <w:rPr>
-          <w:rStyle w:val="NormalTok"/>
-        </w:rPr>
-        <w:t xml:space="preserve"> </w:t>
-      </w:r>
-      <w:r>
-        <w:rPr>
-          <w:rStyle w:val="FloatTok"/>
-        </w:rPr>
-        <w:t>0.6</w:t>
-      </w:r>
-      <w:r>
-        <w:rPr>
-          <w:rStyle w:val="NormalTok"/>
-        </w:rPr>
-        <w:t xml:space="preserve">) </w:t>
-      </w:r>
-      <w:r>
-        <w:rPr>
-          <w:rStyle w:val="SpecialCharTok"/>
-        </w:rPr>
-        <w:t>+</w:t>
-      </w:r>
-      <w:r>
-        <w:br/>
-      </w:r>
-      <w:r>
-        <w:rPr>
-          <w:rStyle w:val="NormalTok"/>
-        </w:rPr>
-        <w:t xml:space="preserve">  </w:t>
-      </w:r>
-      <w:proofErr w:type="spellStart"/>
-      <w:r>
-        <w:rPr>
-          <w:rStyle w:val="FunctionTok"/>
-        </w:rPr>
-        <w:t>scale_fill_viridis_c</w:t>
-      </w:r>
-      <w:proofErr w:type="spellEnd"/>
-      <w:r>
-        <w:rPr>
-          <w:rStyle w:val="NormalTok"/>
-        </w:rPr>
-        <w:t>(</w:t>
-      </w:r>
-      <w:r>
-        <w:rPr>
-          <w:rStyle w:val="AttributeTok"/>
-        </w:rPr>
-        <w:t>name =</w:t>
-      </w:r>
-      <w:r>
-        <w:rPr>
-          <w:rStyle w:val="NormalTok"/>
-        </w:rPr>
-        <w:t xml:space="preserve"> </w:t>
-      </w:r>
-      <w:r>
-        <w:rPr>
-          <w:rStyle w:val="StringTok"/>
-        </w:rPr>
-        <w:t>"Elevation"</w:t>
-      </w:r>
-      <w:r>
-        <w:rPr>
-          <w:rStyle w:val="NormalTok"/>
-        </w:rPr>
-        <w:t xml:space="preserve">) </w:t>
-      </w:r>
-      <w:r>
-        <w:rPr>
-          <w:rStyle w:val="SpecialCharTok"/>
-        </w:rPr>
-        <w:t>+</w:t>
-      </w:r>
-      <w:r>
-        <w:br/>
-      </w:r>
-      <w:r>
-        <w:rPr>
-          <w:rStyle w:val="NormalTok"/>
-        </w:rPr>
-        <w:t xml:space="preserve">  </w:t>
-      </w:r>
-      <w:proofErr w:type="spellStart"/>
-      <w:r>
-        <w:rPr>
-          <w:rStyle w:val="FunctionTok"/>
-        </w:rPr>
         <w:t>theme_minimal</w:t>
       </w:r>
-      <w:proofErr w:type="spellEnd"/>
       <w:r>
         <w:rPr>
           <w:rStyle w:val="NormalTok"/>
@@ -5724,27 +4895,29 @@
       <w:r>
         <w:t xml:space="preserve">2.2 </w:t>
       </w:r>
-      <w:proofErr w:type="spellStart"/>
       <w:r>
         <w:rPr>
           <w:rFonts w:hint="eastAsia"/>
         </w:rPr>
         <w:t>对应填空答案</w:t>
       </w:r>
-      <w:proofErr w:type="spellEnd"/>
     </w:p>
     <w:p>
       <w:pPr>
         <w:pStyle w:val="SourceCode"/>
       </w:pPr>
-      <w:proofErr w:type="spellStart"/>
-      <w:r>
-        <w:rPr>
-          <w:rStyle w:val="NormalTok"/>
-        </w:rPr>
-        <w:t>dem_df</w:t>
-      </w:r>
-      <w:proofErr w:type="spellEnd"/>
+      <w:r>
+        <w:rPr>
+          <w:rStyle w:val="NormalTok"/>
+        </w:rPr>
+        <w:t xml:space="preserve">dem_df </w:t>
+      </w:r>
+      <w:r>
+        <w:rPr>
+          <w:rStyle w:val="OtherTok"/>
+        </w:rPr>
+        <w:t>&lt;-</w:t>
+      </w:r>
       <w:r>
         <w:rPr>
           <w:rStyle w:val="NormalTok"/>
@@ -5753,6 +4926,96 @@
       </w:r>
       <w:r>
         <w:rPr>
+          <w:rStyle w:val="FunctionTok"/>
+        </w:rPr>
+        <w:t>as.data.frame</w:t>
+      </w:r>
+      <w:r>
+        <w:rPr>
+          <w:rStyle w:val="NormalTok"/>
+        </w:rPr>
+        <w:t xml:space="preserve">(doubs_dem, </w:t>
+      </w:r>
+      <w:r>
+        <w:rPr>
+          <w:rStyle w:val="AttributeTok"/>
+        </w:rPr>
+        <w:t>xy =</w:t>
+      </w:r>
+      <w:r>
+        <w:rPr>
+          <w:rStyle w:val="NormalTok"/>
+        </w:rPr>
+        <w:t xml:space="preserve"> </w:t>
+      </w:r>
+      <w:r>
+        <w:rPr>
+          <w:rStyle w:val="ConstantTok"/>
+        </w:rPr>
+        <w:t>TRUE</w:t>
+      </w:r>
+      <w:r>
+        <w:rPr>
+          <w:rStyle w:val="NormalTok"/>
+        </w:rPr>
+        <w:t xml:space="preserve">, </w:t>
+      </w:r>
+      <w:r>
+        <w:rPr>
+          <w:rStyle w:val="AttributeTok"/>
+        </w:rPr>
+        <w:t>na.rm =</w:t>
+      </w:r>
+      <w:r>
+        <w:rPr>
+          <w:rStyle w:val="NormalTok"/>
+        </w:rPr>
+        <w:t xml:space="preserve"> </w:t>
+      </w:r>
+      <w:r>
+        <w:rPr>
+          <w:rStyle w:val="ConstantTok"/>
+        </w:rPr>
+        <w:t>TRUE</w:t>
+      </w:r>
+      <w:r>
+        <w:rPr>
+          <w:rStyle w:val="NormalTok"/>
+        </w:rPr>
+        <w:t>)</w:t>
+      </w:r>
+      <w:r>
+        <w:br/>
+      </w:r>
+      <w:r>
+        <w:br/>
+      </w:r>
+      <w:r>
+        <w:rPr>
+          <w:rStyle w:val="NormalTok"/>
+        </w:rPr>
+        <w:t>terra</w:t>
+      </w:r>
+      <w:r>
+        <w:rPr>
+          <w:rStyle w:val="SpecialCharTok"/>
+        </w:rPr>
+        <w:t>::</w:t>
+      </w:r>
+      <w:r>
+        <w:rPr>
+          <w:rStyle w:val="FunctionTok"/>
+        </w:rPr>
+        <w:t>crs</w:t>
+      </w:r>
+      <w:r>
+        <w:rPr>
+          <w:rStyle w:val="NormalTok"/>
+        </w:rPr>
+        <w:t xml:space="preserve">(doubs_dem) </w:t>
+      </w:r>
+      <w:r>
+        <w:rPr>
           <w:rStyle w:val="OtherTok"/>
         </w:rPr>
         <w:t>&lt;-</w:t>
@@ -5763,397 +5026,189 @@
         </w:rPr>
         <w:t xml:space="preserve"> </w:t>
       </w:r>
-      <w:proofErr w:type="spellStart"/>
+      <w:r>
+        <w:rPr>
+          <w:rStyle w:val="StringTok"/>
+        </w:rPr>
+        <w:t>"EPSG:4326"</w:t>
+      </w:r>
+      <w:r>
+        <w:br/>
+      </w:r>
       <w:r>
         <w:rPr>
           <w:rStyle w:val="FunctionTok"/>
         </w:rPr>
-        <w:t>as.data.frame</w:t>
-      </w:r>
-      <w:proofErr w:type="spellEnd"/>
+        <w:t>st_crs</w:t>
+      </w:r>
+      <w:r>
+        <w:rPr>
+          <w:rStyle w:val="NormalTok"/>
+        </w:rPr>
+        <w:t xml:space="preserve">(doubs_river) </w:t>
+      </w:r>
+      <w:r>
+        <w:rPr>
+          <w:rStyle w:val="OtherTok"/>
+        </w:rPr>
+        <w:t>&lt;-</w:t>
+      </w:r>
+      <w:r>
+        <w:rPr>
+          <w:rStyle w:val="NormalTok"/>
+        </w:rPr>
+        <w:t xml:space="preserve"> </w:t>
+      </w:r>
+      <w:r>
+        <w:rPr>
+          <w:rStyle w:val="DecValTok"/>
+        </w:rPr>
+        <w:t>4326</w:t>
+      </w:r>
+      <w:r>
+        <w:br/>
+      </w:r>
+      <w:r>
+        <w:rPr>
+          <w:rStyle w:val="FunctionTok"/>
+        </w:rPr>
+        <w:t>st_crs</w:t>
+      </w:r>
+      <w:r>
+        <w:rPr>
+          <w:rStyle w:val="NormalTok"/>
+        </w:rPr>
+        <w:t xml:space="preserve">(doubs_pts) </w:t>
+      </w:r>
+      <w:r>
+        <w:rPr>
+          <w:rStyle w:val="OtherTok"/>
+        </w:rPr>
+        <w:t>&lt;-</w:t>
+      </w:r>
+      <w:r>
+        <w:rPr>
+          <w:rStyle w:val="NormalTok"/>
+        </w:rPr>
+        <w:t xml:space="preserve"> </w:t>
+      </w:r>
+      <w:r>
+        <w:rPr>
+          <w:rStyle w:val="DecValTok"/>
+        </w:rPr>
+        <w:t>4326</w:t>
+      </w:r>
+      <w:r>
+        <w:br/>
+      </w:r>
+      <w:r>
+        <w:br/>
+      </w:r>
+      <w:r>
+        <w:rPr>
+          <w:rStyle w:val="FunctionTok"/>
+        </w:rPr>
+        <w:t>names</w:t>
+      </w:r>
+      <w:r>
+        <w:rPr>
+          <w:rStyle w:val="NormalTok"/>
+        </w:rPr>
+        <w:t>(dem_df)[</w:t>
+      </w:r>
+      <w:r>
+        <w:rPr>
+          <w:rStyle w:val="DecValTok"/>
+        </w:rPr>
+        <w:t>3</w:t>
+      </w:r>
+      <w:r>
+        <w:rPr>
+          <w:rStyle w:val="NormalTok"/>
+        </w:rPr>
+        <w:t xml:space="preserve">] </w:t>
+      </w:r>
+      <w:r>
+        <w:rPr>
+          <w:rStyle w:val="OtherTok"/>
+        </w:rPr>
+        <w:t>&lt;-</w:t>
+      </w:r>
+      <w:r>
+        <w:rPr>
+          <w:rStyle w:val="NormalTok"/>
+        </w:rPr>
+        <w:t xml:space="preserve"> </w:t>
+      </w:r>
+      <w:r>
+        <w:rPr>
+          <w:rStyle w:val="StringTok"/>
+        </w:rPr>
+        <w:t>"elevation"</w:t>
+      </w:r>
+      <w:r>
+        <w:br/>
+      </w:r>
+      <w:r>
+        <w:br/>
+      </w:r>
+      <w:r>
+        <w:rPr>
+          <w:rStyle w:val="FunctionTok"/>
+        </w:rPr>
+        <w:t>ggplot</w:t>
+      </w:r>
+      <w:r>
+        <w:rPr>
+          <w:rStyle w:val="NormalTok"/>
+        </w:rPr>
+        <w:t xml:space="preserve">() </w:t>
+      </w:r>
+      <w:r>
+        <w:rPr>
+          <w:rStyle w:val="SpecialCharTok"/>
+        </w:rPr>
+        <w:t>+</w:t>
+      </w:r>
+      <w:r>
+        <w:br/>
+      </w:r>
+      <w:r>
+        <w:rPr>
+          <w:rStyle w:val="NormalTok"/>
+        </w:rPr>
+        <w:t xml:space="preserve">  </w:t>
+      </w:r>
+      <w:r>
+        <w:rPr>
+          <w:rStyle w:val="FunctionTok"/>
+        </w:rPr>
+        <w:t>geom_raster</w:t>
+      </w:r>
       <w:r>
         <w:rPr>
           <w:rStyle w:val="NormalTok"/>
         </w:rPr>
         <w:t>(</w:t>
       </w:r>
-      <w:proofErr w:type="spellStart"/>
-      <w:r>
-        <w:rPr>
-          <w:rStyle w:val="NormalTok"/>
-        </w:rPr>
-        <w:t>doubs_dem</w:t>
-      </w:r>
-      <w:proofErr w:type="spellEnd"/>
-      <w:r>
-        <w:rPr>
-          <w:rStyle w:val="NormalTok"/>
-        </w:rPr>
-        <w:t xml:space="preserve">, </w:t>
-      </w:r>
-      <w:proofErr w:type="spellStart"/>
       <w:r>
         <w:rPr>
           <w:rStyle w:val="AttributeTok"/>
         </w:rPr>
-        <w:t>xy</w:t>
-      </w:r>
-      <w:proofErr w:type="spellEnd"/>
-      <w:r>
-        <w:rPr>
-          <w:rStyle w:val="AttributeTok"/>
-        </w:rPr>
-        <w:t xml:space="preserve"> =</w:t>
-      </w:r>
-      <w:r>
-        <w:rPr>
-          <w:rStyle w:val="NormalTok"/>
-        </w:rPr>
-        <w:t xml:space="preserve"> </w:t>
-      </w:r>
-      <w:r>
-        <w:rPr>
-          <w:rStyle w:val="ConstantTok"/>
-        </w:rPr>
-        <w:t>TRUE</w:t>
-      </w:r>
-      <w:r>
-        <w:rPr>
-          <w:rStyle w:val="NormalTok"/>
-        </w:rPr>
-        <w:t xml:space="preserve">, </w:t>
-      </w:r>
-      <w:r>
-        <w:rPr>
-          <w:rStyle w:val="AttributeTok"/>
-        </w:rPr>
-        <w:t>na.rm =</w:t>
-      </w:r>
-      <w:r>
-        <w:rPr>
-          <w:rStyle w:val="NormalTok"/>
-        </w:rPr>
-        <w:t xml:space="preserve"> </w:t>
-      </w:r>
-      <w:r>
-        <w:rPr>
-          <w:rStyle w:val="ConstantTok"/>
-        </w:rPr>
-        <w:t>TRUE</w:t>
-      </w:r>
-      <w:r>
-        <w:rPr>
-          <w:rStyle w:val="NormalTok"/>
-        </w:rPr>
-        <w:t>)</w:t>
-      </w:r>
-      <w:r>
-        <w:br/>
-      </w:r>
-      <w:r>
-        <w:br/>
-      </w:r>
-      <w:r>
-        <w:rPr>
-          <w:rStyle w:val="NormalTok"/>
-        </w:rPr>
-        <w:t>terra</w:t>
-      </w:r>
-      <w:r>
-        <w:rPr>
-          <w:rStyle w:val="SpecialCharTok"/>
-        </w:rPr>
-        <w:t>::</w:t>
-      </w:r>
-      <w:proofErr w:type="spellStart"/>
+        <w:t>data =</w:t>
+      </w:r>
+      <w:r>
+        <w:rPr>
+          <w:rStyle w:val="NormalTok"/>
+        </w:rPr>
+        <w:t xml:space="preserve"> dem_df, </w:t>
+      </w:r>
       <w:r>
         <w:rPr>
           <w:rStyle w:val="FunctionTok"/>
         </w:rPr>
-        <w:t>crs</w:t>
-      </w:r>
-      <w:proofErr w:type="spellEnd"/>
-      <w:r>
-        <w:rPr>
-          <w:rStyle w:val="NormalTok"/>
-        </w:rPr>
-        <w:t>(</w:t>
-      </w:r>
-      <w:proofErr w:type="spellStart"/>
-      <w:r>
-        <w:rPr>
-          <w:rStyle w:val="NormalTok"/>
-        </w:rPr>
-        <w:t>doubs_dem</w:t>
-      </w:r>
-      <w:proofErr w:type="spellEnd"/>
-      <w:r>
-        <w:rPr>
-          <w:rStyle w:val="NormalTok"/>
-        </w:rPr>
-        <w:t xml:space="preserve">) </w:t>
-      </w:r>
-      <w:r>
-        <w:rPr>
-          <w:rStyle w:val="OtherTok"/>
-        </w:rPr>
-        <w:t>&lt;-</w:t>
-      </w:r>
-      <w:r>
-        <w:rPr>
-          <w:rStyle w:val="NormalTok"/>
-        </w:rPr>
-        <w:t xml:space="preserve"> </w:t>
-      </w:r>
-      <w:r>
-        <w:rPr>
-          <w:rStyle w:val="StringTok"/>
-        </w:rPr>
-        <w:t>"EPSG:4326"</w:t>
-      </w:r>
-      <w:r>
-        <w:br/>
-      </w:r>
-      <w:proofErr w:type="spellStart"/>
-      <w:r>
-        <w:rPr>
-          <w:rStyle w:val="FunctionTok"/>
-        </w:rPr>
-        <w:t>st_crs</w:t>
-      </w:r>
-      <w:proofErr w:type="spellEnd"/>
-      <w:r>
-        <w:rPr>
-          <w:rStyle w:val="NormalTok"/>
-        </w:rPr>
-        <w:t>(</w:t>
-      </w:r>
-      <w:proofErr w:type="spellStart"/>
-      <w:r>
-        <w:rPr>
-          <w:rStyle w:val="NormalTok"/>
-        </w:rPr>
-        <w:t>doubs_river</w:t>
-      </w:r>
-      <w:proofErr w:type="spellEnd"/>
-      <w:r>
-        <w:rPr>
-          <w:rStyle w:val="NormalTok"/>
-        </w:rPr>
-        <w:t xml:space="preserve">) </w:t>
-      </w:r>
-      <w:r>
-        <w:rPr>
-          <w:rStyle w:val="OtherTok"/>
-        </w:rPr>
-        <w:t>&lt;-</w:t>
-      </w:r>
-      <w:r>
-        <w:rPr>
-          <w:rStyle w:val="NormalTok"/>
-        </w:rPr>
-        <w:t xml:space="preserve"> </w:t>
-      </w:r>
-      <w:r>
-        <w:rPr>
-          <w:rStyle w:val="DecValTok"/>
-        </w:rPr>
-        <w:t>4326</w:t>
-      </w:r>
-      <w:r>
-        <w:br/>
-      </w:r>
-      <w:proofErr w:type="spellStart"/>
-      <w:r>
-        <w:rPr>
-          <w:rStyle w:val="FunctionTok"/>
-        </w:rPr>
-        <w:t>st_crs</w:t>
-      </w:r>
-      <w:proofErr w:type="spellEnd"/>
-      <w:r>
-        <w:rPr>
-          <w:rStyle w:val="NormalTok"/>
-        </w:rPr>
-        <w:t>(</w:t>
-      </w:r>
-      <w:proofErr w:type="spellStart"/>
-      <w:r>
-        <w:rPr>
-          <w:rStyle w:val="NormalTok"/>
-        </w:rPr>
-        <w:t>doubs_pts</w:t>
-      </w:r>
-      <w:proofErr w:type="spellEnd"/>
-      <w:r>
-        <w:rPr>
-          <w:rStyle w:val="NormalTok"/>
-        </w:rPr>
-        <w:t xml:space="preserve">) </w:t>
-      </w:r>
-      <w:r>
-        <w:rPr>
-          <w:rStyle w:val="OtherTok"/>
-        </w:rPr>
-        <w:t>&lt;-</w:t>
-      </w:r>
-      <w:r>
-        <w:rPr>
-          <w:rStyle w:val="NormalTok"/>
-        </w:rPr>
-        <w:t xml:space="preserve"> </w:t>
-      </w:r>
-      <w:r>
-        <w:rPr>
-          <w:rStyle w:val="DecValTok"/>
-        </w:rPr>
-        <w:t>4326</w:t>
-      </w:r>
-      <w:r>
-        <w:br/>
-      </w:r>
-      <w:r>
-        <w:br/>
-      </w:r>
-      <w:r>
-        <w:rPr>
-          <w:rStyle w:val="FunctionTok"/>
-        </w:rPr>
-        <w:t>names</w:t>
-      </w:r>
-      <w:r>
-        <w:rPr>
-          <w:rStyle w:val="NormalTok"/>
-        </w:rPr>
-        <w:t>(</w:t>
-      </w:r>
-      <w:proofErr w:type="spellStart"/>
-      <w:r>
-        <w:rPr>
-          <w:rStyle w:val="NormalTok"/>
-        </w:rPr>
-        <w:t>dem_df</w:t>
-      </w:r>
-      <w:proofErr w:type="spellEnd"/>
-      <w:r>
-        <w:rPr>
-          <w:rStyle w:val="NormalTok"/>
-        </w:rPr>
-        <w:t>)[</w:t>
-      </w:r>
-      <w:r>
-        <w:rPr>
-          <w:rStyle w:val="DecValTok"/>
-        </w:rPr>
-        <w:t>3</w:t>
-      </w:r>
-      <w:r>
-        <w:rPr>
-          <w:rStyle w:val="NormalTok"/>
-        </w:rPr>
-        <w:t xml:space="preserve">] </w:t>
-      </w:r>
-      <w:r>
-        <w:rPr>
-          <w:rStyle w:val="OtherTok"/>
-        </w:rPr>
-        <w:t>&lt;-</w:t>
-      </w:r>
-      <w:r>
-        <w:rPr>
-          <w:rStyle w:val="NormalTok"/>
-        </w:rPr>
-        <w:t xml:space="preserve"> </w:t>
-      </w:r>
-      <w:r>
-        <w:rPr>
-          <w:rStyle w:val="StringTok"/>
-        </w:rPr>
-        <w:t>"elevation"</w:t>
-      </w:r>
-      <w:r>
-        <w:br/>
-      </w:r>
-      <w:r>
-        <w:br/>
-      </w:r>
-      <w:proofErr w:type="spellStart"/>
-      <w:r>
-        <w:rPr>
-          <w:rStyle w:val="FunctionTok"/>
-        </w:rPr>
-        <w:t>ggplot</w:t>
-      </w:r>
-      <w:proofErr w:type="spellEnd"/>
-      <w:r>
-        <w:rPr>
-          <w:rStyle w:val="NormalTok"/>
-        </w:rPr>
-        <w:t xml:space="preserve">() </w:t>
-      </w:r>
-      <w:r>
-        <w:rPr>
-          <w:rStyle w:val="SpecialCharTok"/>
-        </w:rPr>
-        <w:t>+</w:t>
-      </w:r>
-      <w:r>
-        <w:br/>
-      </w:r>
-      <w:r>
-        <w:rPr>
-          <w:rStyle w:val="NormalTok"/>
-        </w:rPr>
-        <w:t xml:space="preserve">  </w:t>
-      </w:r>
-      <w:proofErr w:type="spellStart"/>
-      <w:r>
-        <w:rPr>
-          <w:rStyle w:val="FunctionTok"/>
-        </w:rPr>
-        <w:t>geom_raster</w:t>
-      </w:r>
-      <w:proofErr w:type="spellEnd"/>
-      <w:r>
-        <w:rPr>
-          <w:rStyle w:val="NormalTok"/>
-        </w:rPr>
-        <w:t>(</w:t>
-      </w:r>
-      <w:r>
-        <w:rPr>
-          <w:rStyle w:val="AttributeTok"/>
-        </w:rPr>
-        <w:t>data =</w:t>
-      </w:r>
-      <w:r>
-        <w:rPr>
-          <w:rStyle w:val="NormalTok"/>
-        </w:rPr>
-        <w:t xml:space="preserve"> </w:t>
-      </w:r>
-      <w:proofErr w:type="spellStart"/>
-      <w:r>
-        <w:rPr>
-          <w:rStyle w:val="NormalTok"/>
-        </w:rPr>
-        <w:t>dem_df</w:t>
-      </w:r>
-      <w:proofErr w:type="spellEnd"/>
-      <w:r>
-        <w:rPr>
-          <w:rStyle w:val="NormalTok"/>
-        </w:rPr>
-        <w:t xml:space="preserve">, </w:t>
-      </w:r>
-      <w:proofErr w:type="spellStart"/>
-      <w:r>
-        <w:rPr>
-          <w:rStyle w:val="FunctionTok"/>
-        </w:rPr>
         <w:t>aes</w:t>
       </w:r>
-      <w:proofErr w:type="spellEnd"/>
       <w:r>
         <w:rPr>
           <w:rStyle w:val="NormalTok"/>
@@ -6212,14 +5267,12 @@
         <w:lastRenderedPageBreak/>
         <w:t xml:space="preserve">  </w:t>
       </w:r>
-      <w:proofErr w:type="spellStart"/>
       <w:r>
         <w:rPr>
           <w:rStyle w:val="FunctionTok"/>
         </w:rPr>
         <w:t>geom_sf</w:t>
       </w:r>
-      <w:proofErr w:type="spellEnd"/>
       <w:r>
         <w:rPr>
           <w:rStyle w:val="NormalTok"/>
@@ -6236,30 +5289,101 @@
         <w:rPr>
           <w:rStyle w:val="NormalTok"/>
         </w:rPr>
+        <w:t xml:space="preserve"> doubs_pts, </w:t>
+      </w:r>
+      <w:r>
+        <w:rPr>
+          <w:rStyle w:val="FunctionTok"/>
+        </w:rPr>
+        <w:t>aes</w:t>
+      </w:r>
+      <w:r>
+        <w:rPr>
+          <w:rStyle w:val="NormalTok"/>
+        </w:rPr>
+        <w:t>(</w:t>
+      </w:r>
+      <w:r>
+        <w:rPr>
+          <w:rStyle w:val="AttributeTok"/>
+        </w:rPr>
+        <w:t>geometry =</w:t>
+      </w:r>
+      <w:r>
+        <w:rPr>
+          <w:rStyle w:val="NormalTok"/>
+        </w:rPr>
+        <w:t xml:space="preserve"> geometry), </w:t>
+      </w:r>
+      <w:r>
+        <w:rPr>
+          <w:rStyle w:val="AttributeTok"/>
+        </w:rPr>
+        <w:t>color =</w:t>
+      </w:r>
+      <w:r>
+        <w:rPr>
+          <w:rStyle w:val="NormalTok"/>
+        </w:rPr>
         <w:t xml:space="preserve"> </w:t>
       </w:r>
-      <w:proofErr w:type="spellStart"/>
-      <w:r>
-        <w:rPr>
-          <w:rStyle w:val="NormalTok"/>
-        </w:rPr>
-        <w:t>doubs_pts</w:t>
-      </w:r>
-      <w:proofErr w:type="spellEnd"/>
-      <w:r>
-        <w:rPr>
-          <w:rStyle w:val="NormalTok"/>
-        </w:rPr>
-        <w:t xml:space="preserve">, </w:t>
-      </w:r>
-      <w:proofErr w:type="spellStart"/>
+      <w:r>
+        <w:rPr>
+          <w:rStyle w:val="StringTok"/>
+        </w:rPr>
+        <w:t>"red"</w:t>
+      </w:r>
+      <w:r>
+        <w:rPr>
+          <w:rStyle w:val="NormalTok"/>
+        </w:rPr>
+        <w:t xml:space="preserve">) </w:t>
+      </w:r>
+      <w:r>
+        <w:rPr>
+          <w:rStyle w:val="SpecialCharTok"/>
+        </w:rPr>
+        <w:t>+</w:t>
+      </w:r>
+      <w:r>
+        <w:br/>
+      </w:r>
+      <w:r>
+        <w:rPr>
+          <w:rStyle w:val="NormalTok"/>
+        </w:rPr>
+        <w:t xml:space="preserve">  </w:t>
+      </w:r>
       <w:r>
         <w:rPr>
           <w:rStyle w:val="FunctionTok"/>
         </w:rPr>
+        <w:t>geom_sf</w:t>
+      </w:r>
+      <w:r>
+        <w:rPr>
+          <w:rStyle w:val="NormalTok"/>
+        </w:rPr>
+        <w:t>(</w:t>
+      </w:r>
+      <w:r>
+        <w:rPr>
+          <w:rStyle w:val="AttributeTok"/>
+        </w:rPr>
+        <w:t>data =</w:t>
+      </w:r>
+      <w:r>
+        <w:rPr>
+          <w:rStyle w:val="NormalTok"/>
+        </w:rPr>
+        <w:t xml:space="preserve"> doubs_river, </w:t>
+      </w:r>
+      <w:r>
+        <w:rPr>
+          <w:rStyle w:val="FunctionTok"/>
+        </w:rPr>
         <w:t>aes</w:t>
       </w:r>
-      <w:proofErr w:type="spellEnd"/>
       <w:r>
         <w:rPr>
           <w:rStyle w:val="NormalTok"/>
@@ -6294,7 +5418,7 @@
         <w:rPr>
           <w:rStyle w:val="StringTok"/>
         </w:rPr>
-        <w:t>"red"</w:t>
+        <w:t>"yellow"</w:t>
       </w:r>
       <w:r>
         <w:rPr>
@@ -6317,119 +5441,12 @@
         </w:rPr>
         <w:t xml:space="preserve">  </w:t>
       </w:r>
-      <w:proofErr w:type="spellStart"/>
       <w:r>
         <w:rPr>
           <w:rStyle w:val="FunctionTok"/>
         </w:rPr>
-        <w:t>geom_sf</w:t>
-      </w:r>
-      <w:proofErr w:type="spellEnd"/>
-      <w:r>
-        <w:rPr>
-          <w:rStyle w:val="NormalTok"/>
-        </w:rPr>
-        <w:t>(</w:t>
-      </w:r>
-      <w:r>
-        <w:rPr>
-          <w:rStyle w:val="AttributeTok"/>
-        </w:rPr>
-        <w:t>data =</w:t>
-      </w:r>
-      <w:r>
-        <w:rPr>
-          <w:rStyle w:val="NormalTok"/>
-        </w:rPr>
-        <w:t xml:space="preserve"> </w:t>
-      </w:r>
-      <w:proofErr w:type="spellStart"/>
-      <w:r>
-        <w:rPr>
-          <w:rStyle w:val="NormalTok"/>
-        </w:rPr>
-        <w:t>doubs_river</w:t>
-      </w:r>
-      <w:proofErr w:type="spellEnd"/>
-      <w:r>
-        <w:rPr>
-          <w:rStyle w:val="NormalTok"/>
-        </w:rPr>
-        <w:t xml:space="preserve">, </w:t>
-      </w:r>
-      <w:proofErr w:type="spellStart"/>
-      <w:r>
-        <w:rPr>
-          <w:rStyle w:val="FunctionTok"/>
-        </w:rPr>
-        <w:t>aes</w:t>
-      </w:r>
-      <w:proofErr w:type="spellEnd"/>
-      <w:r>
-        <w:rPr>
-          <w:rStyle w:val="NormalTok"/>
-        </w:rPr>
-        <w:t>(</w:t>
-      </w:r>
-      <w:r>
-        <w:rPr>
-          <w:rStyle w:val="AttributeTok"/>
-        </w:rPr>
-        <w:t>geometry =</w:t>
-      </w:r>
-      <w:r>
-        <w:rPr>
-          <w:rStyle w:val="NormalTok"/>
-        </w:rPr>
-        <w:t xml:space="preserve"> geometry), </w:t>
-      </w:r>
-      <w:r>
-        <w:rPr>
-          <w:rStyle w:val="AttributeTok"/>
-        </w:rPr>
-        <w:t>color =</w:t>
-      </w:r>
-      <w:r>
-        <w:rPr>
-          <w:rStyle w:val="NormalTok"/>
-        </w:rPr>
-        <w:t xml:space="preserve"> </w:t>
-      </w:r>
-      <w:r>
-        <w:rPr>
-          <w:rStyle w:val="StringTok"/>
-        </w:rPr>
-        <w:t>"yellow"</w:t>
-      </w:r>
-      <w:r>
-        <w:rPr>
-          <w:rStyle w:val="NormalTok"/>
-        </w:rPr>
-        <w:t xml:space="preserve">) </w:t>
-      </w:r>
-      <w:r>
-        <w:rPr>
-          <w:rStyle w:val="SpecialCharTok"/>
-        </w:rPr>
-        <w:t>+</w:t>
-      </w:r>
-      <w:r>
-        <w:br/>
-      </w:r>
-      <w:r>
-        <w:rPr>
-          <w:rStyle w:val="NormalTok"/>
-        </w:rPr>
-        <w:t xml:space="preserve">  </w:t>
-      </w:r>
-      <w:proofErr w:type="spellStart"/>
-      <w:r>
-        <w:rPr>
-          <w:rStyle w:val="FunctionTok"/>
-        </w:rPr>
         <w:t>theme_minimal</w:t>
       </w:r>
-      <w:proofErr w:type="spellEnd"/>
       <w:r>
         <w:rPr>
           <w:rStyle w:val="NormalTok"/>
@@ -6492,19 +5509,11 @@
       <w:pPr>
         <w:pStyle w:val="a0"/>
       </w:pPr>
-      <w:proofErr w:type="spellStart"/>
-      <w:r>
-        <w:rPr>
-          <w:rFonts w:hint="eastAsia"/>
-        </w:rPr>
-        <w:t>其中</w:t>
-      </w:r>
-      <w:proofErr w:type="spellEnd"/>
-      <w:r>
-        <w:rPr>
-          <w:rFonts w:hint="eastAsia"/>
-        </w:rPr>
-        <w:t>：</w:t>
+      <w:r>
+        <w:rPr>
+          <w:rFonts w:hint="eastAsia"/>
+        </w:rPr>
+        <w:t>其中：</w:t>
       </w:r>
       <w:r>
         <w:t xml:space="preserve"> - </w:t>
@@ -6518,30 +5527,20 @@
       <w:r>
         <w:t xml:space="preserve"> </w:t>
       </w:r>
-      <w:proofErr w:type="spellStart"/>
       <w:r>
         <w:rPr>
           <w:rFonts w:hint="eastAsia"/>
         </w:rPr>
         <w:t>表示</w:t>
       </w:r>
-      <w:proofErr w:type="spellEnd"/>
       <w:r>
         <w:t xml:space="preserve"> DEM </w:t>
       </w:r>
-      <w:proofErr w:type="spellStart"/>
-      <w:r>
-        <w:rPr>
-          <w:rFonts w:hint="eastAsia"/>
-        </w:rPr>
-        <w:t>数据框中的横坐标</w:t>
-      </w:r>
-      <w:proofErr w:type="spellEnd"/>
-      <w:r>
-        <w:rPr>
-          <w:rFonts w:hint="eastAsia"/>
-        </w:rPr>
-        <w:t>；</w:t>
+      <w:r>
+        <w:rPr>
+          <w:rFonts w:hint="eastAsia"/>
+        </w:rPr>
+        <w:t>数据框中的横坐标；</w:t>
       </w:r>
       <w:r>
         <w:t xml:space="preserve"> - </w:t>
@@ -6555,30 +5554,20 @@
       <w:r>
         <w:t xml:space="preserve"> </w:t>
       </w:r>
-      <w:proofErr w:type="spellStart"/>
       <w:r>
         <w:rPr>
           <w:rFonts w:hint="eastAsia"/>
         </w:rPr>
         <w:t>表示</w:t>
       </w:r>
-      <w:proofErr w:type="spellEnd"/>
       <w:r>
         <w:t xml:space="preserve"> DEM </w:t>
       </w:r>
-      <w:proofErr w:type="spellStart"/>
-      <w:r>
-        <w:rPr>
-          <w:rFonts w:hint="eastAsia"/>
-        </w:rPr>
-        <w:t>数据框中的纵坐标</w:t>
-      </w:r>
-      <w:proofErr w:type="spellEnd"/>
-      <w:r>
-        <w:rPr>
-          <w:rFonts w:hint="eastAsia"/>
-        </w:rPr>
-        <w:t>；</w:t>
+      <w:r>
+        <w:rPr>
+          <w:rFonts w:hint="eastAsia"/>
+        </w:rPr>
+        <w:t>数据框中的纵坐标；</w:t>
       </w:r>
       <w:r>
         <w:t xml:space="preserve"> - </w:t>
@@ -6592,19 +5581,11 @@
       <w:r>
         <w:t xml:space="preserve"> </w:t>
       </w:r>
-      <w:proofErr w:type="spellStart"/>
-      <w:r>
-        <w:rPr>
-          <w:rFonts w:hint="eastAsia"/>
-        </w:rPr>
-        <w:t>表示用高程值控制栅格颜色</w:t>
-      </w:r>
-      <w:proofErr w:type="spellEnd"/>
-      <w:r>
-        <w:rPr>
-          <w:rFonts w:hint="eastAsia"/>
-        </w:rPr>
-        <w:t>；</w:t>
+      <w:r>
+        <w:rPr>
+          <w:rFonts w:hint="eastAsia"/>
+        </w:rPr>
+        <w:t>表示用高程值控制栅格颜色；</w:t>
       </w:r>
       <w:r>
         <w:t xml:space="preserve"> - </w:t>
@@ -6618,14 +5599,12 @@
       <w:r>
         <w:t xml:space="preserve"> </w:t>
       </w:r>
-      <w:proofErr w:type="spellStart"/>
       <w:r>
         <w:rPr>
           <w:rFonts w:hint="eastAsia"/>
         </w:rPr>
         <w:t>表示</w:t>
       </w:r>
-      <w:proofErr w:type="spellEnd"/>
       <w:r>
         <w:t xml:space="preserve"> </w:t>
       </w:r>
@@ -6638,19 +5617,11 @@
       <w:r>
         <w:t xml:space="preserve"> </w:t>
       </w:r>
-      <w:proofErr w:type="spellStart"/>
-      <w:r>
-        <w:rPr>
-          <w:rFonts w:hint="eastAsia"/>
-        </w:rPr>
-        <w:t>图层使用自身的几何字段绘图</w:t>
-      </w:r>
-      <w:proofErr w:type="spellEnd"/>
-      <w:r>
-        <w:rPr>
-          <w:rFonts w:hint="eastAsia"/>
-        </w:rPr>
-        <w:t>。</w:t>
+      <w:r>
+        <w:rPr>
+          <w:rFonts w:hint="eastAsia"/>
+        </w:rPr>
+        <w:t>图层使用自身的几何字段绘图。</w:t>
       </w:r>
     </w:p>
     <w:p>
@@ -7198,282 +6169,6 @@
     </w:p>
     <w:p>
       <w:pPr>
-        <w:pStyle w:val="FirstParagraph"/>
-        <w:rPr>
-          <w:lang w:eastAsia="zh-CN"/>
-        </w:rPr>
-      </w:pPr>
-      <w:r>
-        <w:rPr>
-          <w:rFonts w:hint="eastAsia"/>
-          <w:lang w:eastAsia="zh-CN"/>
-        </w:rPr>
-        <w:t>如果采用行标准化权重，由于</w:t>
-      </w:r>
-      <w:r>
-        <w:rPr>
-          <w:lang w:eastAsia="zh-CN"/>
-        </w:rPr>
-        <w:t xml:space="preserve"> Rook </w:t>
-      </w:r>
-      <w:r>
-        <w:rPr>
-          <w:rFonts w:hint="eastAsia"/>
-          <w:lang w:eastAsia="zh-CN"/>
-        </w:rPr>
-        <w:t>邻居共有</w:t>
-      </w:r>
-      <w:r>
-        <w:rPr>
-          <w:lang w:eastAsia="zh-CN"/>
-        </w:rPr>
-        <w:t xml:space="preserve"> 4 </w:t>
-      </w:r>
-      <w:r>
-        <w:rPr>
-          <w:rFonts w:hint="eastAsia"/>
-          <w:lang w:eastAsia="zh-CN"/>
-        </w:rPr>
-        <w:t>个，因此每个邻居的权重为：</w:t>
-      </w:r>
-    </w:p>
-    <w:p>
-      <w:pPr>
-        <w:pStyle w:val="a0"/>
-      </w:pPr>
-      <m:oMathPara>
-        <m:oMathParaPr>
-          <m:jc m:val="center"/>
-        </m:oMathParaPr>
-        <m:oMath>
-          <m:f>
-            <m:fPr>
-              <m:ctrlPr>
-                <w:rPr>
-                  <w:rFonts w:ascii="Cambria Math" w:hAnsi="Cambria Math"/>
-                </w:rPr>
-              </m:ctrlPr>
-            </m:fPr>
-            <m:num>
-              <m:r>
-                <w:rPr>
-                  <w:rFonts w:ascii="Cambria Math" w:hAnsi="Cambria Math"/>
-                </w:rPr>
-                <m:t>1</m:t>
-              </m:r>
-            </m:num>
-            <m:den>
-              <m:r>
-                <w:rPr>
-                  <w:rFonts w:ascii="Cambria Math" w:hAnsi="Cambria Math"/>
-                </w:rPr>
-                <m:t>4</m:t>
-              </m:r>
-            </m:den>
-          </m:f>
-          <m:r>
-            <m:rPr>
-              <m:sty m:val="p"/>
-            </m:rPr>
-            <w:rPr>
-              <w:rFonts w:ascii="Cambria Math" w:hAnsi="Cambria Math"/>
-            </w:rPr>
-            <m:t>=</m:t>
-          </m:r>
-          <m:r>
-            <w:rPr>
-              <w:rFonts w:ascii="Cambria Math" w:hAnsi="Cambria Math"/>
-            </w:rPr>
-            <m:t>0.25</m:t>
-          </m:r>
-        </m:oMath>
-      </m:oMathPara>
-    </w:p>
-    <w:p>
-      <w:pPr>
-        <w:pStyle w:val="FirstParagraph"/>
-        <w:rPr>
-          <w:lang w:eastAsia="zh-CN"/>
-        </w:rPr>
-      </w:pPr>
-      <w:r>
-        <w:rPr>
-          <w:rFonts w:hint="eastAsia"/>
-          <w:lang w:eastAsia="zh-CN"/>
-        </w:rPr>
-        <w:t>行标准化后的</w:t>
-      </w:r>
-      <w:r>
-        <w:rPr>
-          <w:lang w:eastAsia="zh-CN"/>
-        </w:rPr>
-        <w:t xml:space="preserve"> Rook </w:t>
-      </w:r>
-      <w:r>
-        <w:rPr>
-          <w:rFonts w:hint="eastAsia"/>
-          <w:lang w:eastAsia="zh-CN"/>
-        </w:rPr>
-        <w:t>权重矩阵为：</w:t>
-      </w:r>
-    </w:p>
-    <w:p>
-      <w:pPr>
-        <w:pStyle w:val="a0"/>
-      </w:pPr>
-      <m:oMathPara>
-        <m:oMathParaPr>
-          <m:jc m:val="center"/>
-        </m:oMathParaPr>
-        <m:oMath>
-          <m:sSub>
-            <m:sSubPr>
-              <m:ctrlPr>
-                <w:rPr>
-                  <w:rFonts w:ascii="Cambria Math" w:hAnsi="Cambria Math"/>
-                </w:rPr>
-              </m:ctrlPr>
-            </m:sSubPr>
-            <m:e>
-              <m:r>
-                <w:rPr>
-                  <w:rFonts w:ascii="Cambria Math" w:hAnsi="Cambria Math"/>
-                </w:rPr>
-                <m:t>W</m:t>
-              </m:r>
-            </m:e>
-            <m:sub>
-              <m:r>
-                <w:rPr>
-                  <w:rFonts w:ascii="Cambria Math" w:hAnsi="Cambria Math"/>
-                </w:rPr>
-                <m:t>rook</m:t>
-              </m:r>
-            </m:sub>
-          </m:sSub>
-          <m:r>
-            <m:rPr>
-              <m:sty m:val="p"/>
-            </m:rPr>
-            <w:rPr>
-              <w:rFonts w:ascii="Cambria Math" w:hAnsi="Cambria Math"/>
-            </w:rPr>
-            <m:t>=</m:t>
-          </m:r>
-          <m:d>
-            <m:dPr>
-              <m:begChr m:val="["/>
-              <m:endChr m:val="]"/>
-              <m:ctrlPr>
-                <w:rPr>
-                  <w:rFonts w:ascii="Cambria Math" w:hAnsi="Cambria Math"/>
-                </w:rPr>
-              </m:ctrlPr>
-            </m:dPr>
-            <m:e>
-              <m:m>
-                <m:mPr>
-                  <m:plcHide m:val="1"/>
-                  <m:mcs>
-                    <m:mc>
-                      <m:mcPr>
-                        <m:count m:val="3"/>
-                        <m:mcJc m:val="center"/>
-                      </m:mcPr>
-                    </m:mc>
-                  </m:mcs>
-                  <m:ctrlPr>
-                    <w:rPr>
-                      <w:rFonts w:ascii="Cambria Math" w:hAnsi="Cambria Math"/>
-                    </w:rPr>
-                  </m:ctrlPr>
-                </m:mPr>
-                <m:mr>
-                  <m:e>
-                    <m:r>
-                      <w:rPr>
-                        <w:rFonts w:ascii="Cambria Math" w:hAnsi="Cambria Math"/>
-                      </w:rPr>
-                      <m:t>0</m:t>
-                    </m:r>
-                  </m:e>
-                  <m:e>
-                    <m:r>
-                      <w:rPr>
-                        <w:rFonts w:ascii="Cambria Math" w:hAnsi="Cambria Math"/>
-                      </w:rPr>
-                      <m:t>0.25</m:t>
-                    </m:r>
-                  </m:e>
-                  <m:e>
-                    <m:r>
-                      <w:rPr>
-                        <w:rFonts w:ascii="Cambria Math" w:hAnsi="Cambria Math"/>
-                      </w:rPr>
-                      <m:t>0</m:t>
-                    </m:r>
-                  </m:e>
-                </m:mr>
-                <m:mr>
-                  <m:e>
-                    <m:r>
-                      <w:rPr>
-                        <w:rFonts w:ascii="Cambria Math" w:hAnsi="Cambria Math"/>
-                      </w:rPr>
-                      <m:t>0.25</m:t>
-                    </m:r>
-                  </m:e>
-                  <m:e>
-                    <m:r>
-                      <w:rPr>
-                        <w:rFonts w:ascii="Cambria Math" w:hAnsi="Cambria Math"/>
-                      </w:rPr>
-                      <m:t>0</m:t>
-                    </m:r>
-                  </m:e>
-                  <m:e>
-                    <m:r>
-                      <w:rPr>
-                        <w:rFonts w:ascii="Cambria Math" w:hAnsi="Cambria Math"/>
-                      </w:rPr>
-                      <m:t>0.25</m:t>
-                    </m:r>
-                  </m:e>
-                </m:mr>
-                <m:mr>
-                  <m:e>
-                    <m:r>
-                      <w:rPr>
-                        <w:rFonts w:ascii="Cambria Math" w:hAnsi="Cambria Math"/>
-                      </w:rPr>
-                      <m:t>0</m:t>
-                    </m:r>
-                  </m:e>
-                  <m:e>
-                    <m:r>
-                      <w:rPr>
-                        <w:rFonts w:ascii="Cambria Math" w:hAnsi="Cambria Math"/>
-                      </w:rPr>
-                      <m:t>0.25</m:t>
-                    </m:r>
-                  </m:e>
-                  <m:e>
-                    <m:r>
-                      <w:rPr>
-                        <w:rFonts w:ascii="Cambria Math" w:hAnsi="Cambria Math"/>
-                      </w:rPr>
-                      <m:t>0</m:t>
-                    </m:r>
-                  </m:e>
-                </m:mr>
-              </m:m>
-            </m:e>
-          </m:d>
-        </m:oMath>
-      </m:oMathPara>
-    </w:p>
-    <w:p>
-      <w:pPr>
         <w:pStyle w:val="4"/>
         <w:rPr>
           <w:lang w:eastAsia="zh-CN"/>
@@ -7895,282 +6590,6 @@
           <w:rFonts w:hint="eastAsia"/>
           <w:lang w:eastAsia="zh-CN"/>
         </w:rPr>
-        <w:t>如果采用行标准化权重，由于</w:t>
-      </w:r>
-      <w:r>
-        <w:rPr>
-          <w:lang w:eastAsia="zh-CN"/>
-        </w:rPr>
-        <w:t xml:space="preserve"> Queen </w:t>
-      </w:r>
-      <w:r>
-        <w:rPr>
-          <w:rFonts w:hint="eastAsia"/>
-          <w:lang w:eastAsia="zh-CN"/>
-        </w:rPr>
-        <w:t>邻居共有</w:t>
-      </w:r>
-      <w:r>
-        <w:rPr>
-          <w:lang w:eastAsia="zh-CN"/>
-        </w:rPr>
-        <w:t xml:space="preserve"> 8 </w:t>
-      </w:r>
-      <w:r>
-        <w:rPr>
-          <w:rFonts w:hint="eastAsia"/>
-          <w:lang w:eastAsia="zh-CN"/>
-        </w:rPr>
-        <w:t>个，因此每个邻居的权重为：</w:t>
-      </w:r>
-    </w:p>
-    <w:p>
-      <w:pPr>
-        <w:pStyle w:val="a0"/>
-      </w:pPr>
-      <m:oMathPara>
-        <m:oMathParaPr>
-          <m:jc m:val="center"/>
-        </m:oMathParaPr>
-        <m:oMath>
-          <m:f>
-            <m:fPr>
-              <m:ctrlPr>
-                <w:rPr>
-                  <w:rFonts w:ascii="Cambria Math" w:hAnsi="Cambria Math"/>
-                </w:rPr>
-              </m:ctrlPr>
-            </m:fPr>
-            <m:num>
-              <m:r>
-                <w:rPr>
-                  <w:rFonts w:ascii="Cambria Math" w:hAnsi="Cambria Math"/>
-                </w:rPr>
-                <m:t>1</m:t>
-              </m:r>
-            </m:num>
-            <m:den>
-              <m:r>
-                <w:rPr>
-                  <w:rFonts w:ascii="Cambria Math" w:hAnsi="Cambria Math"/>
-                </w:rPr>
-                <m:t>8</m:t>
-              </m:r>
-            </m:den>
-          </m:f>
-          <m:r>
-            <m:rPr>
-              <m:sty m:val="p"/>
-            </m:rPr>
-            <w:rPr>
-              <w:rFonts w:ascii="Cambria Math" w:hAnsi="Cambria Math"/>
-            </w:rPr>
-            <m:t>=</m:t>
-          </m:r>
-          <m:r>
-            <w:rPr>
-              <w:rFonts w:ascii="Cambria Math" w:hAnsi="Cambria Math"/>
-            </w:rPr>
-            <m:t>0.125</m:t>
-          </m:r>
-        </m:oMath>
-      </m:oMathPara>
-    </w:p>
-    <w:p>
-      <w:pPr>
-        <w:pStyle w:val="FirstParagraph"/>
-        <w:rPr>
-          <w:lang w:eastAsia="zh-CN"/>
-        </w:rPr>
-      </w:pPr>
-      <w:r>
-        <w:rPr>
-          <w:rFonts w:hint="eastAsia"/>
-          <w:lang w:eastAsia="zh-CN"/>
-        </w:rPr>
-        <w:t>行标准化后的</w:t>
-      </w:r>
-      <w:r>
-        <w:rPr>
-          <w:lang w:eastAsia="zh-CN"/>
-        </w:rPr>
-        <w:t xml:space="preserve"> Queen </w:t>
-      </w:r>
-      <w:r>
-        <w:rPr>
-          <w:rFonts w:hint="eastAsia"/>
-          <w:lang w:eastAsia="zh-CN"/>
-        </w:rPr>
-        <w:t>权重矩阵为：</w:t>
-      </w:r>
-    </w:p>
-    <w:p>
-      <w:pPr>
-        <w:pStyle w:val="a0"/>
-      </w:pPr>
-      <m:oMathPara>
-        <m:oMathParaPr>
-          <m:jc m:val="center"/>
-        </m:oMathParaPr>
-        <m:oMath>
-          <m:sSub>
-            <m:sSubPr>
-              <m:ctrlPr>
-                <w:rPr>
-                  <w:rFonts w:ascii="Cambria Math" w:hAnsi="Cambria Math"/>
-                </w:rPr>
-              </m:ctrlPr>
-            </m:sSubPr>
-            <m:e>
-              <m:r>
-                <w:rPr>
-                  <w:rFonts w:ascii="Cambria Math" w:hAnsi="Cambria Math"/>
-                </w:rPr>
-                <m:t>W</m:t>
-              </m:r>
-            </m:e>
-            <m:sub>
-              <m:r>
-                <w:rPr>
-                  <w:rFonts w:ascii="Cambria Math" w:hAnsi="Cambria Math"/>
-                </w:rPr>
-                <m:t>queen</m:t>
-              </m:r>
-            </m:sub>
-          </m:sSub>
-          <m:r>
-            <m:rPr>
-              <m:sty m:val="p"/>
-            </m:rPr>
-            <w:rPr>
-              <w:rFonts w:ascii="Cambria Math" w:hAnsi="Cambria Math"/>
-            </w:rPr>
-            <m:t>=</m:t>
-          </m:r>
-          <m:d>
-            <m:dPr>
-              <m:begChr m:val="["/>
-              <m:endChr m:val="]"/>
-              <m:ctrlPr>
-                <w:rPr>
-                  <w:rFonts w:ascii="Cambria Math" w:hAnsi="Cambria Math"/>
-                </w:rPr>
-              </m:ctrlPr>
-            </m:dPr>
-            <m:e>
-              <m:m>
-                <m:mPr>
-                  <m:plcHide m:val="1"/>
-                  <m:mcs>
-                    <m:mc>
-                      <m:mcPr>
-                        <m:count m:val="3"/>
-                        <m:mcJc m:val="center"/>
-                      </m:mcPr>
-                    </m:mc>
-                  </m:mcs>
-                  <m:ctrlPr>
-                    <w:rPr>
-                      <w:rFonts w:ascii="Cambria Math" w:hAnsi="Cambria Math"/>
-                    </w:rPr>
-                  </m:ctrlPr>
-                </m:mPr>
-                <m:mr>
-                  <m:e>
-                    <m:r>
-                      <w:rPr>
-                        <w:rFonts w:ascii="Cambria Math" w:hAnsi="Cambria Math"/>
-                      </w:rPr>
-                      <m:t>0.125</m:t>
-                    </m:r>
-                  </m:e>
-                  <m:e>
-                    <m:r>
-                      <w:rPr>
-                        <w:rFonts w:ascii="Cambria Math" w:hAnsi="Cambria Math"/>
-                      </w:rPr>
-                      <m:t>0.125</m:t>
-                    </m:r>
-                  </m:e>
-                  <m:e>
-                    <m:r>
-                      <w:rPr>
-                        <w:rFonts w:ascii="Cambria Math" w:hAnsi="Cambria Math"/>
-                      </w:rPr>
-                      <m:t>0.125</m:t>
-                    </m:r>
-                  </m:e>
-                </m:mr>
-                <m:mr>
-                  <m:e>
-                    <m:r>
-                      <w:rPr>
-                        <w:rFonts w:ascii="Cambria Math" w:hAnsi="Cambria Math"/>
-                      </w:rPr>
-                      <m:t>0.125</m:t>
-                    </m:r>
-                  </m:e>
-                  <m:e>
-                    <m:r>
-                      <w:rPr>
-                        <w:rFonts w:ascii="Cambria Math" w:hAnsi="Cambria Math"/>
-                      </w:rPr>
-                      <m:t>0</m:t>
-                    </m:r>
-                  </m:e>
-                  <m:e>
-                    <m:r>
-                      <w:rPr>
-                        <w:rFonts w:ascii="Cambria Math" w:hAnsi="Cambria Math"/>
-                      </w:rPr>
-                      <m:t>0.125</m:t>
-                    </m:r>
-                  </m:e>
-                </m:mr>
-                <m:mr>
-                  <m:e>
-                    <m:r>
-                      <w:rPr>
-                        <w:rFonts w:ascii="Cambria Math" w:hAnsi="Cambria Math"/>
-                      </w:rPr>
-                      <m:t>0.125</m:t>
-                    </m:r>
-                  </m:e>
-                  <m:e>
-                    <m:r>
-                      <w:rPr>
-                        <w:rFonts w:ascii="Cambria Math" w:hAnsi="Cambria Math"/>
-                      </w:rPr>
-                      <m:t>0.125</m:t>
-                    </m:r>
-                  </m:e>
-                  <m:e>
-                    <m:r>
-                      <w:rPr>
-                        <w:rFonts w:ascii="Cambria Math" w:hAnsi="Cambria Math"/>
-                      </w:rPr>
-                      <m:t>0.125</m:t>
-                    </m:r>
-                  </m:e>
-                </m:mr>
-              </m:m>
-            </m:e>
-          </m:d>
-        </m:oMath>
-      </m:oMathPara>
-    </w:p>
-    <w:p>
-      <w:pPr>
-        <w:pStyle w:val="FirstParagraph"/>
-        <w:rPr>
-          <w:lang w:eastAsia="zh-CN"/>
-        </w:rPr>
-      </w:pPr>
-      <w:r>
-        <w:rPr>
-          <w:rFonts w:hint="eastAsia"/>
-          <w:lang w:eastAsia="zh-CN"/>
-        </w:rPr>
         <w:t>因此，</w:t>
       </w:r>
       <w:r>
@@ -8233,307 +6652,247 @@
       <w:r>
         <w:t xml:space="preserve"> Lagged mean plot </w:t>
       </w:r>
-      <w:proofErr w:type="spellStart"/>
       <w:r>
         <w:rPr>
           <w:rFonts w:hint="eastAsia"/>
         </w:rPr>
         <w:t>的横纵坐标和直线含义</w:t>
       </w:r>
-      <w:proofErr w:type="spellEnd"/>
     </w:p>
     <w:p>
       <w:pPr>
-        <w:pStyle w:val="FirstParagraph"/>
-      </w:pPr>
-      <w:r>
-        <w:t xml:space="preserve">Moran’s scatter </w:t>
-      </w:r>
-      <w:proofErr w:type="spellStart"/>
-      <w:r>
-        <w:rPr>
-          <w:rFonts w:hint="eastAsia"/>
-        </w:rPr>
-        <w:t>plot</w:t>
-      </w:r>
-      <w:r>
-        <w:rPr>
-          <w:rFonts w:hint="eastAsia"/>
-        </w:rPr>
-        <w:t>，简称</w:t>
-      </w:r>
-      <w:proofErr w:type="spellEnd"/>
-      <w:r>
-        <w:t xml:space="preserve"> </w:t>
-      </w:r>
-      <w:proofErr w:type="spellStart"/>
-      <w:r>
-        <w:rPr>
-          <w:rFonts w:hint="eastAsia"/>
-        </w:rPr>
-        <w:t>MSL</w:t>
-      </w:r>
-      <w:r>
-        <w:rPr>
-          <w:rFonts w:hint="eastAsia"/>
-        </w:rPr>
-        <w:t>，和</w:t>
-      </w:r>
-      <w:proofErr w:type="spellEnd"/>
-      <w:r>
-        <w:t xml:space="preserve"> Lagged mean </w:t>
-      </w:r>
-      <w:proofErr w:type="spellStart"/>
-      <w:r>
-        <w:rPr>
-          <w:rFonts w:hint="eastAsia"/>
-        </w:rPr>
-        <w:t>plot</w:t>
-      </w:r>
-      <w:r>
-        <w:rPr>
-          <w:rFonts w:hint="eastAsia"/>
-        </w:rPr>
-        <w:t>，简称</w:t>
-      </w:r>
-      <w:proofErr w:type="spellEnd"/>
-      <w:r>
-        <w:t xml:space="preserve"> </w:t>
-      </w:r>
-      <w:proofErr w:type="spellStart"/>
-      <w:r>
-        <w:rPr>
-          <w:rFonts w:hint="eastAsia"/>
-        </w:rPr>
-        <w:t>LMP</w:t>
-      </w:r>
-      <w:r>
-        <w:rPr>
-          <w:rFonts w:hint="eastAsia"/>
-        </w:rPr>
-        <w:t>，都是用来比较样点自身属性值与其空间滞后值之间关系的图</w:t>
-      </w:r>
-      <w:proofErr w:type="spellEnd"/>
-      <w:r>
-        <w:rPr>
-          <w:rFonts w:hint="eastAsia"/>
-        </w:rPr>
-        <w:t>。</w:t>
+        <w:ind w:firstLine="420"/>
+        <w:rPr>
+          <w:rFonts w:ascii="等线" w:eastAsia="等线" w:hAnsi="等线" w:hint="eastAsia"/>
+          <w:szCs w:val="21"/>
+          <w:lang w:eastAsia="zh-CN"/>
+        </w:rPr>
+      </w:pPr>
+      <w:bookmarkStart w:id="12" w:name="lagged-mean-plotlmp"/>
+      <w:r>
+        <w:rPr>
+          <w:rFonts w:ascii="等线" w:eastAsia="等线" w:hAnsi="等线"/>
+          <w:szCs w:val="21"/>
+        </w:rPr>
+        <w:t>Moran scatter plot:-</w:t>
+      </w:r>
+      <w:r>
+        <w:rPr>
+          <w:rFonts w:ascii="等线" w:eastAsia="等线" w:hAnsi="等线" w:hint="eastAsia"/>
+          <w:szCs w:val="21"/>
+        </w:rPr>
+        <w:t>Y轴是X的空间滞后，X是观察值。散点图中的每个点都是一个调查地点。</w:t>
+      </w:r>
+      <w:r>
+        <w:rPr>
+          <w:rFonts w:ascii="等线" w:eastAsia="等线" w:hAnsi="等线" w:hint="eastAsia"/>
+          <w:szCs w:val="21"/>
+          <w:lang w:eastAsia="zh-CN"/>
+        </w:rPr>
+        <w:t>图中的两条虚线将该图分成四个象限。第1象限，所有值都高于平均水平，其邻近也高于平均水平。第3象限的点值都低于平均值。相比之下，位于第4象限的值高于平均值，但其邻近值低于平均值，第2象限的点值低于平均值，其邻近值高于平均值。图中实线表示Moran指数，斜率就是Moran指数。</w:t>
       </w:r>
     </w:p>
     <w:p>
       <w:pPr>
-        <w:pStyle w:val="4"/>
-      </w:pPr>
-      <w:bookmarkStart w:id="12" w:name="morans-scatter-plotmsl"/>
-      <w:r>
-        <w:lastRenderedPageBreak/>
-        <w:t xml:space="preserve">Moran’s scatter </w:t>
-      </w:r>
-      <w:proofErr w:type="spellStart"/>
-      <w:r>
-        <w:rPr>
-          <w:rFonts w:hint="eastAsia"/>
-        </w:rPr>
-        <w:t>plot</w:t>
-      </w:r>
-      <w:r>
-        <w:rPr>
-          <w:rFonts w:hint="eastAsia"/>
-        </w:rPr>
-        <w:t>，</w:t>
-      </w:r>
-      <w:r>
-        <w:rPr>
-          <w:rFonts w:hint="eastAsia"/>
-        </w:rPr>
-        <w:t>MSL</w:t>
-      </w:r>
-      <w:proofErr w:type="spellEnd"/>
+        <w:ind w:firstLine="420"/>
+        <w:jc w:val="center"/>
+        <w:rPr>
+          <w:rFonts w:ascii="等线" w:eastAsia="等线" w:hAnsi="等线" w:hint="eastAsia"/>
+          <w:szCs w:val="21"/>
+        </w:rPr>
+      </w:pPr>
+      <w:r>
+        <w:rPr>
+          <w:rFonts w:ascii="等线" w:eastAsia="等线" w:hAnsi="等线" w:hint="eastAsia"/>
+          <w:noProof/>
+          <w:szCs w:val="21"/>
+        </w:rPr>
+        <w:drawing>
+          <wp:inline distT="0" distB="0" distL="0" distR="0" wp14:anchorId="2588D4A0" wp14:editId="0D51C8E9">
+            <wp:extent cx="3960000" cy="2538000"/>
+            <wp:effectExtent l="0" t="0" r="2540" b="0"/>
+            <wp:docPr id="946339230" name="图片 15"/>
+            <wp:cNvGraphicFramePr>
+              <a:graphicFrameLocks xmlns:a="http://schemas.openxmlformats.org/drawingml/2006/main" noChangeAspect="1"/>
+            </wp:cNvGraphicFramePr>
+            <a:graphic xmlns:a="http://schemas.openxmlformats.org/drawingml/2006/main">
+              <a:graphicData uri="http://schemas.openxmlformats.org/drawingml/2006/picture">
+                <pic:pic xmlns:pic="http://schemas.openxmlformats.org/drawingml/2006/picture">
+                  <pic:nvPicPr>
+                    <pic:cNvPr id="0" name="Picture 2"/>
+                    <pic:cNvPicPr>
+                      <a:picLocks noChangeAspect="1" noChangeArrowheads="1"/>
+                    </pic:cNvPicPr>
+                  </pic:nvPicPr>
+                  <pic:blipFill>
+                    <a:blip r:embed="rId18" cstate="print">
+                      <a:extLst>
+                        <a:ext uri="{28A0092B-C50C-407E-A947-70E740481C1C}">
+                          <a14:useLocalDpi xmlns:a14="http://schemas.microsoft.com/office/drawing/2010/main" val="0"/>
+                        </a:ext>
+                      </a:extLst>
+                    </a:blip>
+                    <a:srcRect/>
+                    <a:stretch>
+                      <a:fillRect/>
+                    </a:stretch>
+                  </pic:blipFill>
+                  <pic:spPr bwMode="auto">
+                    <a:xfrm>
+                      <a:off x="0" y="0"/>
+                      <a:ext cx="3960000" cy="2538000"/>
+                    </a:xfrm>
+                    <a:prstGeom prst="rect">
+                      <a:avLst/>
+                    </a:prstGeom>
+                    <a:noFill/>
+                  </pic:spPr>
+                </pic:pic>
+              </a:graphicData>
+            </a:graphic>
+          </wp:inline>
+        </w:drawing>
+      </w:r>
     </w:p>
     <w:p>
       <w:pPr>
-        <w:pStyle w:val="FirstParagraph"/>
-      </w:pPr>
-      <w:r>
-        <w:t xml:space="preserve">Moran’s scatter plot </w:t>
-      </w:r>
-      <w:proofErr w:type="spellStart"/>
-      <w:r>
-        <w:rPr>
-          <w:rFonts w:hint="eastAsia"/>
-        </w:rPr>
-        <w:t>通常使用标准化后的变量</w:t>
-      </w:r>
-      <w:proofErr w:type="spellEnd"/>
-      <w:r>
-        <w:rPr>
-          <w:rFonts w:hint="eastAsia"/>
-        </w:rPr>
-        <w:t>。</w:t>
+        <w:ind w:firstLine="420"/>
+        <w:rPr>
+          <w:rFonts w:ascii="等线" w:eastAsia="等线" w:hAnsi="等线" w:hint="eastAsia"/>
+          <w:szCs w:val="21"/>
+        </w:rPr>
+      </w:pPr>
+      <w:r>
+        <w:rPr>
+          <w:rFonts w:ascii="等线" w:eastAsia="等线" w:hAnsi="等线"/>
+          <w:szCs w:val="21"/>
+        </w:rPr>
+        <w:lastRenderedPageBreak/>
+        <w:t>Moran‘s scatter plot</w:t>
+      </w:r>
+      <w:r>
+        <w:rPr>
+          <w:rFonts w:ascii="等线" w:eastAsia="等线" w:hAnsi="等线" w:hint="eastAsia"/>
+          <w:szCs w:val="21"/>
+        </w:rPr>
+        <w:t>：</w:t>
+      </w:r>
+      <w:r>
+        <w:rPr>
+          <w:rFonts w:ascii="等线" w:eastAsia="等线" w:hAnsi="等线" w:hint="eastAsia"/>
+          <w:szCs w:val="21"/>
+        </w:rPr>
+        <w:t>横轴为标准化的变量值，纵轴为标准化的空间滞后值。</w:t>
+      </w:r>
+      <w:r>
+        <w:rPr>
+          <w:rFonts w:ascii="等线" w:eastAsia="等线" w:hAnsi="等线" w:hint="eastAsia"/>
+          <w:szCs w:val="21"/>
+        </w:rPr>
+        <w:t>直线为回归线，斜率等于 Moran’s I 系数，正值表示正自相关，负值表示负自相关。</w:t>
       </w:r>
     </w:p>
     <w:p>
       <w:pPr>
-        <w:pStyle w:val="Compact"/>
-        <w:numPr>
-          <w:ilvl w:val="0"/>
-          <w:numId w:val="3"/>
-        </w:numPr>
-        <w:rPr>
-          <w:lang w:eastAsia="zh-CN"/>
-        </w:rPr>
-      </w:pPr>
-      <w:r>
-        <w:rPr>
-          <w:rFonts w:hint="eastAsia"/>
-          <w:lang w:eastAsia="zh-CN"/>
-        </w:rPr>
-        <w:t>横坐标：样点自身属性值的标准化值，记为</w:t>
-      </w:r>
-      <w:r>
-        <w:rPr>
-          <w:lang w:eastAsia="zh-CN"/>
-        </w:rPr>
-        <w:t xml:space="preserve"> </w:t>
-      </w:r>
-      <m:oMath>
-        <m:sSub>
-          <m:sSubPr>
-            <m:ctrlPr>
-              <w:rPr>
-                <w:rFonts w:ascii="Cambria Math" w:hAnsi="Cambria Math"/>
-              </w:rPr>
-            </m:ctrlPr>
-          </m:sSubPr>
-          <m:e>
-            <m:r>
-              <w:rPr>
-                <w:rFonts w:ascii="Cambria Math" w:hAnsi="Cambria Math"/>
-                <w:lang w:eastAsia="zh-CN"/>
-              </w:rPr>
-              <m:t>z</m:t>
-            </m:r>
-          </m:e>
-          <m:sub>
-            <m:r>
-              <w:rPr>
-                <w:rFonts w:ascii="Cambria Math" w:hAnsi="Cambria Math"/>
-                <w:lang w:eastAsia="zh-CN"/>
-              </w:rPr>
-              <m:t>i</m:t>
-            </m:r>
-          </m:sub>
-        </m:sSub>
-      </m:oMath>
-      <w:r>
-        <w:rPr>
-          <w:rFonts w:hint="eastAsia"/>
-          <w:lang w:eastAsia="zh-CN"/>
-        </w:rPr>
-        <w:t>；</w:t>
+        <w:ind w:firstLine="420"/>
+        <w:rPr>
+          <w:rFonts w:ascii="等线" w:eastAsia="等线" w:hAnsi="等线" w:hint="eastAsia"/>
+          <w:szCs w:val="21"/>
+          <w:lang w:eastAsia="zh-CN"/>
+        </w:rPr>
+      </w:pPr>
+      <w:r>
+        <w:rPr>
+          <w:rFonts w:ascii="等线" w:eastAsia="等线" w:hAnsi="等线"/>
+          <w:szCs w:val="21"/>
+          <w:lang w:eastAsia="zh-CN"/>
+        </w:rPr>
+        <w:t>Lagged mean plot</w:t>
+      </w:r>
+      <w:r>
+        <w:rPr>
+          <w:rFonts w:ascii="等线" w:eastAsia="等线" w:hAnsi="等线" w:hint="eastAsia"/>
+          <w:szCs w:val="21"/>
+          <w:lang w:eastAsia="zh-CN"/>
+        </w:rPr>
+        <w:t>：</w:t>
+      </w:r>
+      <w:r>
+        <w:rPr>
+          <w:rFonts w:ascii="等线" w:eastAsia="等线" w:hAnsi="等线" w:hint="eastAsia"/>
+          <w:szCs w:val="21"/>
+          <w:lang w:eastAsia="zh-CN"/>
+        </w:rPr>
+        <w:t>横轴为样点原始数值，纵轴为样点的空间滞后原始值的平均数。</w:t>
+      </w:r>
+      <w:r>
+        <w:rPr>
+          <w:rFonts w:ascii="等线" w:eastAsia="等线" w:hAnsi="等线" w:hint="eastAsia"/>
+          <w:szCs w:val="21"/>
+          <w:lang w:eastAsia="zh-CN"/>
+        </w:rPr>
+        <w:t xml:space="preserve">直线为 </w:t>
+      </w:r>
+      <w:r>
+        <w:rPr>
+          <w:rFonts w:ascii="等线" w:eastAsia="等线" w:hAnsi="等线"/>
+          <w:szCs w:val="21"/>
+          <w:lang w:eastAsia="zh-CN"/>
+        </w:rPr>
+        <w:t>y=x</w:t>
+      </w:r>
+      <w:r>
+        <w:rPr>
+          <w:rFonts w:ascii="等线" w:eastAsia="等线" w:hAnsi="等线" w:hint="eastAsia"/>
+          <w:szCs w:val="21"/>
+          <w:lang w:eastAsia="zh-CN"/>
+        </w:rPr>
+        <w:t>，若点分布在线上方，表示空间滞后值高于原始值（正趋势）；反之则为负趋势。</w:t>
       </w:r>
     </w:p>
     <w:p>
       <w:pPr>
-        <w:pStyle w:val="Compact"/>
-        <w:numPr>
-          <w:ilvl w:val="0"/>
-          <w:numId w:val="3"/>
-        </w:numPr>
-        <w:rPr>
-          <w:lang w:eastAsia="zh-CN"/>
-        </w:rPr>
-      </w:pPr>
-      <w:r>
-        <w:rPr>
-          <w:rFonts w:hint="eastAsia"/>
-          <w:lang w:eastAsia="zh-CN"/>
-        </w:rPr>
-        <w:t>纵坐标：空间滞后值，即邻居标准化属性值的加权平均，记为</w:t>
-      </w:r>
-      <w:r>
-        <w:rPr>
-          <w:lang w:eastAsia="zh-CN"/>
-        </w:rPr>
-        <w:t xml:space="preserve"> </w:t>
-      </w:r>
-      <m:oMath>
-        <m:r>
-          <w:rPr>
-            <w:rFonts w:ascii="Cambria Math" w:hAnsi="Cambria Math"/>
-            <w:lang w:eastAsia="zh-CN"/>
-          </w:rPr>
-          <m:t>W</m:t>
-        </m:r>
-        <m:sSub>
-          <m:sSubPr>
-            <m:ctrlPr>
-              <w:rPr>
-                <w:rFonts w:ascii="Cambria Math" w:hAnsi="Cambria Math"/>
-              </w:rPr>
-            </m:ctrlPr>
-          </m:sSubPr>
-          <m:e>
-            <m:r>
-              <w:rPr>
-                <w:rFonts w:ascii="Cambria Math" w:hAnsi="Cambria Math"/>
-                <w:lang w:eastAsia="zh-CN"/>
-              </w:rPr>
-              <m:t>z</m:t>
-            </m:r>
-          </m:e>
-          <m:sub>
-            <m:r>
-              <w:rPr>
-                <w:rFonts w:ascii="Cambria Math" w:hAnsi="Cambria Math"/>
-                <w:lang w:eastAsia="zh-CN"/>
-              </w:rPr>
-              <m:t>i</m:t>
-            </m:r>
-          </m:sub>
-        </m:sSub>
-      </m:oMath>
-      <w:r>
-        <w:rPr>
-          <w:lang w:eastAsia="zh-CN"/>
-        </w:rPr>
-        <w:t>。</w:t>
-      </w:r>
+        <w:rPr>
+          <w:lang w:eastAsia="zh-CN"/>
+        </w:rPr>
+      </w:pPr>
     </w:p>
     <w:p>
       <w:pPr>
-        <w:pStyle w:val="FirstParagraph"/>
-        <w:rPr>
-          <w:lang w:eastAsia="zh-CN"/>
-        </w:rPr>
-      </w:pPr>
-      <w:r>
-        <w:rPr>
-          <w:rFonts w:hint="eastAsia"/>
-          <w:lang w:eastAsia="zh-CN"/>
-        </w:rPr>
-        <w:t>也就是说，</w:t>
-      </w:r>
-      <w:r>
-        <w:rPr>
-          <w:rFonts w:hint="eastAsia"/>
-          <w:lang w:eastAsia="zh-CN"/>
-        </w:rPr>
-        <w:t>MSL</w:t>
-      </w:r>
-      <w:r>
-        <w:rPr>
-          <w:lang w:eastAsia="zh-CN"/>
-        </w:rPr>
-        <w:t xml:space="preserve"> </w:t>
-      </w:r>
-      <w:r>
-        <w:rPr>
-          <w:rFonts w:hint="eastAsia"/>
-          <w:lang w:eastAsia="zh-CN"/>
-        </w:rPr>
-        <w:t>比较的是：</w:t>
+        <w:pStyle w:val="2"/>
+        <w:rPr>
+          <w:lang w:eastAsia="zh-CN"/>
+        </w:rPr>
+      </w:pPr>
+      <w:bookmarkStart w:id="13" w:name="缓冲距离-buffer-distance-的含义"/>
+      <w:bookmarkEnd w:id="7"/>
+      <w:bookmarkEnd w:id="11"/>
+      <w:bookmarkEnd w:id="12"/>
+      <w:r>
+        <w:rPr>
+          <w:lang w:eastAsia="zh-CN"/>
+        </w:rPr>
+        <w:t xml:space="preserve">4. </w:t>
+      </w:r>
+      <w:r>
+        <w:rPr>
+          <w:rFonts w:hint="eastAsia"/>
+          <w:lang w:eastAsia="zh-CN"/>
+        </w:rPr>
+        <w:t>缓冲距离</w:t>
+      </w:r>
+      <w:r>
+        <w:rPr>
+          <w:lang w:eastAsia="zh-CN"/>
+        </w:rPr>
+        <w:t xml:space="preserve"> buffer distance </w:t>
+      </w:r>
+      <w:r>
+        <w:rPr>
+          <w:rFonts w:hint="eastAsia"/>
+          <w:lang w:eastAsia="zh-CN"/>
+        </w:rPr>
+        <w:t>的含义</w:t>
       </w:r>
     </w:p>
     <w:p>
@@ -8543,831 +6902,16 @@
           <w:lang w:eastAsia="zh-CN"/>
         </w:rPr>
       </w:pPr>
-      <m:oMathPara>
-        <m:oMathParaPr>
-          <m:jc m:val="center"/>
-        </m:oMathParaPr>
-        <m:oMath>
-          <m:sSub>
-            <m:sSubPr>
-              <m:ctrlPr>
-                <w:rPr>
-                  <w:rFonts w:ascii="Cambria Math" w:hAnsi="Cambria Math"/>
-                </w:rPr>
-              </m:ctrlPr>
-            </m:sSubPr>
-            <m:e>
-              <m:r>
-                <w:rPr>
-                  <w:rFonts w:ascii="Cambria Math" w:hAnsi="Cambria Math"/>
-                  <w:lang w:eastAsia="zh-CN"/>
-                </w:rPr>
-                <m:t>z</m:t>
-              </m:r>
-            </m:e>
-            <m:sub>
-              <m:r>
-                <w:rPr>
-                  <w:rFonts w:ascii="Cambria Math" w:hAnsi="Cambria Math"/>
-                  <w:lang w:eastAsia="zh-CN"/>
-                </w:rPr>
-                <m:t>i</m:t>
-              </m:r>
-            </m:sub>
-          </m:sSub>
-          <m:r>
-            <w:rPr>
-              <w:rFonts w:ascii="Cambria Math" w:hAnsi="Cambria Math"/>
-              <w:lang w:eastAsia="zh-CN"/>
-            </w:rPr>
-            <m:t> </m:t>
-          </m:r>
-          <m:r>
-            <m:rPr>
-              <m:nor/>
-            </m:rPr>
-            <w:rPr>
-              <w:lang w:eastAsia="zh-CN"/>
-            </w:rPr>
-            <m:t>和</m:t>
-          </m:r>
-          <m:r>
-            <w:rPr>
-              <w:rFonts w:ascii="Cambria Math" w:hAnsi="Cambria Math"/>
-              <w:lang w:eastAsia="zh-CN"/>
-            </w:rPr>
-            <m:t> W</m:t>
-          </m:r>
-          <m:sSub>
-            <m:sSubPr>
-              <m:ctrlPr>
-                <w:rPr>
-                  <w:rFonts w:ascii="Cambria Math" w:hAnsi="Cambria Math"/>
-                </w:rPr>
-              </m:ctrlPr>
-            </m:sSubPr>
-            <m:e>
-              <m:r>
-                <w:rPr>
-                  <w:rFonts w:ascii="Cambria Math" w:hAnsi="Cambria Math"/>
-                  <w:lang w:eastAsia="zh-CN"/>
-                </w:rPr>
-                <m:t>z</m:t>
-              </m:r>
-            </m:e>
-            <m:sub>
-              <m:r>
-                <w:rPr>
-                  <w:rFonts w:ascii="Cambria Math" w:hAnsi="Cambria Math"/>
-                  <w:lang w:eastAsia="zh-CN"/>
-                </w:rPr>
-                <m:t>i</m:t>
-              </m:r>
-            </m:sub>
-          </m:sSub>
-        </m:oMath>
-      </m:oMathPara>
+      <w:bookmarkStart w:id="14" w:name="_Hlk230621321"/>
+      <w:r>
+        <w:rPr>
+          <w:rFonts w:hint="eastAsia"/>
+          <w:lang w:eastAsia="zh-CN"/>
+        </w:rPr>
+        <w:t>缓冲距离一般是指待预测网格或未知位置到最近已知样点的最短距离。它反映了预测位置与已知样点之间的空间邻近程度，距离越近，可能受到该样点或邻近区域的影响越强。</w:t>
+      </w:r>
     </w:p>
-    <w:p>
-      <w:pPr>
-        <w:pStyle w:val="FirstParagraph"/>
-        <w:rPr>
-          <w:lang w:eastAsia="zh-CN"/>
-        </w:rPr>
-      </w:pPr>
-      <w:r>
-        <w:rPr>
-          <w:lang w:eastAsia="zh-CN"/>
-        </w:rPr>
-        <w:t xml:space="preserve">MSL </w:t>
-      </w:r>
-      <w:r>
-        <w:rPr>
-          <w:rFonts w:hint="eastAsia"/>
-          <w:lang w:eastAsia="zh-CN"/>
-        </w:rPr>
-        <w:t>图中的直线通常为线性拟合线，其斜率等于</w:t>
-      </w:r>
-      <w:r>
-        <w:rPr>
-          <w:lang w:eastAsia="zh-CN"/>
-        </w:rPr>
-        <w:t xml:space="preserve"> Moran’s I </w:t>
-      </w:r>
-      <w:r>
-        <w:rPr>
-          <w:rFonts w:hint="eastAsia"/>
-          <w:lang w:eastAsia="zh-CN"/>
-        </w:rPr>
-        <w:t>指数。</w:t>
-      </w:r>
-      <w:r>
-        <w:rPr>
-          <w:lang w:eastAsia="zh-CN"/>
-        </w:rPr>
-        <w:br/>
-      </w:r>
-      <w:r>
-        <w:rPr>
-          <w:rFonts w:hint="eastAsia"/>
-          <w:lang w:eastAsia="zh-CN"/>
-        </w:rPr>
-        <w:t>如果斜率为正，说明高值周围倾向于出现高值、低值周围倾向于出现低值，表现为正空间自相关。</w:t>
-      </w:r>
-      <w:r>
-        <w:rPr>
-          <w:lang w:eastAsia="zh-CN"/>
-        </w:rPr>
-        <w:br/>
-      </w:r>
-      <w:r>
-        <w:rPr>
-          <w:rFonts w:hint="eastAsia"/>
-          <w:lang w:eastAsia="zh-CN"/>
-        </w:rPr>
-        <w:t>如果斜率为负，说明高值周围倾向于出现低值、低值周围倾向于出现高值，表现为负空间自相关。</w:t>
-      </w:r>
-    </w:p>
-    <w:p>
-      <w:pPr>
-        <w:pStyle w:val="4"/>
-      </w:pPr>
-      <w:bookmarkStart w:id="13" w:name="lagged-mean-plotlmp"/>
-      <w:bookmarkEnd w:id="12"/>
-      <w:r>
-        <w:t xml:space="preserve">Lagged mean </w:t>
-      </w:r>
-      <w:proofErr w:type="spellStart"/>
-      <w:r>
-        <w:rPr>
-          <w:rFonts w:hint="eastAsia"/>
-        </w:rPr>
-        <w:t>plot</w:t>
-      </w:r>
-      <w:r>
-        <w:rPr>
-          <w:rFonts w:hint="eastAsia"/>
-        </w:rPr>
-        <w:t>，</w:t>
-      </w:r>
-      <w:r>
-        <w:rPr>
-          <w:rFonts w:hint="eastAsia"/>
-        </w:rPr>
-        <w:t>LMP</w:t>
-      </w:r>
-      <w:proofErr w:type="spellEnd"/>
-    </w:p>
-    <w:p>
-      <w:pPr>
-        <w:pStyle w:val="FirstParagraph"/>
-      </w:pPr>
-      <w:r>
-        <w:t xml:space="preserve">Lagged mean plot </w:t>
-      </w:r>
-      <w:proofErr w:type="spellStart"/>
-      <w:r>
-        <w:rPr>
-          <w:rFonts w:hint="eastAsia"/>
-        </w:rPr>
-        <w:t>主要比较样点自身值与邻居平均值之间的差异</w:t>
-      </w:r>
-      <w:proofErr w:type="spellEnd"/>
-      <w:r>
-        <w:rPr>
-          <w:rFonts w:hint="eastAsia"/>
-        </w:rPr>
-        <w:t>。</w:t>
-      </w:r>
-    </w:p>
-    <w:p>
-      <w:pPr>
-        <w:pStyle w:val="Compact"/>
-        <w:numPr>
-          <w:ilvl w:val="0"/>
-          <w:numId w:val="3"/>
-        </w:numPr>
-        <w:rPr>
-          <w:lang w:eastAsia="zh-CN"/>
-        </w:rPr>
-      </w:pPr>
-      <w:r>
-        <w:rPr>
-          <w:rFonts w:hint="eastAsia"/>
-          <w:lang w:eastAsia="zh-CN"/>
-        </w:rPr>
-        <w:t>横坐标：样点自身属性值，可以记为</w:t>
-      </w:r>
-      <w:r>
-        <w:rPr>
-          <w:lang w:eastAsia="zh-CN"/>
-        </w:rPr>
-        <w:t xml:space="preserve"> </w:t>
-      </w:r>
-      <m:oMath>
-        <m:sSub>
-          <m:sSubPr>
-            <m:ctrlPr>
-              <w:rPr>
-                <w:rFonts w:ascii="Cambria Math" w:hAnsi="Cambria Math"/>
-              </w:rPr>
-            </m:ctrlPr>
-          </m:sSubPr>
-          <m:e>
-            <m:r>
-              <w:rPr>
-                <w:rFonts w:ascii="Cambria Math" w:hAnsi="Cambria Math"/>
-                <w:lang w:eastAsia="zh-CN"/>
-              </w:rPr>
-              <m:t>x</m:t>
-            </m:r>
-          </m:e>
-          <m:sub>
-            <m:r>
-              <w:rPr>
-                <w:rFonts w:ascii="Cambria Math" w:hAnsi="Cambria Math"/>
-                <w:lang w:eastAsia="zh-CN"/>
-              </w:rPr>
-              <m:t>i</m:t>
-            </m:r>
-          </m:sub>
-        </m:sSub>
-      </m:oMath>
-      <w:r>
-        <w:rPr>
-          <w:rFonts w:hint="eastAsia"/>
-          <w:lang w:eastAsia="zh-CN"/>
-        </w:rPr>
-        <w:t>；</w:t>
-      </w:r>
-    </w:p>
-    <w:p>
-      <w:pPr>
-        <w:pStyle w:val="Compact"/>
-        <w:numPr>
-          <w:ilvl w:val="0"/>
-          <w:numId w:val="3"/>
-        </w:numPr>
-        <w:rPr>
-          <w:lang w:eastAsia="zh-CN"/>
-        </w:rPr>
-      </w:pPr>
-      <w:r>
-        <w:rPr>
-          <w:rFonts w:hint="eastAsia"/>
-          <w:lang w:eastAsia="zh-CN"/>
-        </w:rPr>
-        <w:t>纵坐标：邻居属性值的空间滞后平均值，可以记为</w:t>
-      </w:r>
-      <w:r>
-        <w:rPr>
-          <w:lang w:eastAsia="zh-CN"/>
-        </w:rPr>
-        <w:t xml:space="preserve"> </w:t>
-      </w:r>
-      <m:oMath>
-        <m:r>
-          <w:rPr>
-            <w:rFonts w:ascii="Cambria Math" w:hAnsi="Cambria Math"/>
-            <w:lang w:eastAsia="zh-CN"/>
-          </w:rPr>
-          <m:t>W</m:t>
-        </m:r>
-        <m:sSub>
-          <m:sSubPr>
-            <m:ctrlPr>
-              <w:rPr>
-                <w:rFonts w:ascii="Cambria Math" w:hAnsi="Cambria Math"/>
-              </w:rPr>
-            </m:ctrlPr>
-          </m:sSubPr>
-          <m:e>
-            <m:r>
-              <w:rPr>
-                <w:rFonts w:ascii="Cambria Math" w:hAnsi="Cambria Math"/>
-                <w:lang w:eastAsia="zh-CN"/>
-              </w:rPr>
-              <m:t>x</m:t>
-            </m:r>
-          </m:e>
-          <m:sub>
-            <m:r>
-              <w:rPr>
-                <w:rFonts w:ascii="Cambria Math" w:hAnsi="Cambria Math"/>
-                <w:lang w:eastAsia="zh-CN"/>
-              </w:rPr>
-              <m:t>i</m:t>
-            </m:r>
-          </m:sub>
-        </m:sSub>
-      </m:oMath>
-      <w:r>
-        <w:rPr>
-          <w:lang w:eastAsia="zh-CN"/>
-        </w:rPr>
-        <w:t>。</w:t>
-      </w:r>
-    </w:p>
-    <w:p>
-      <w:pPr>
-        <w:pStyle w:val="FirstParagraph"/>
-        <w:rPr>
-          <w:lang w:eastAsia="zh-CN"/>
-        </w:rPr>
-      </w:pPr>
-      <w:r>
-        <w:rPr>
-          <w:rFonts w:hint="eastAsia"/>
-          <w:lang w:eastAsia="zh-CN"/>
-        </w:rPr>
-        <w:t>也就是说，</w:t>
-      </w:r>
-      <w:r>
-        <w:rPr>
-          <w:rFonts w:hint="eastAsia"/>
-          <w:lang w:eastAsia="zh-CN"/>
-        </w:rPr>
-        <w:t>LMP</w:t>
-      </w:r>
-      <w:r>
-        <w:rPr>
-          <w:lang w:eastAsia="zh-CN"/>
-        </w:rPr>
-        <w:t xml:space="preserve"> </w:t>
-      </w:r>
-      <w:r>
-        <w:rPr>
-          <w:rFonts w:hint="eastAsia"/>
-          <w:lang w:eastAsia="zh-CN"/>
-        </w:rPr>
-        <w:t>比较的是：</w:t>
-      </w:r>
-    </w:p>
-    <w:p>
-      <w:pPr>
-        <w:pStyle w:val="a0"/>
-        <w:rPr>
-          <w:lang w:eastAsia="zh-CN"/>
-        </w:rPr>
-      </w:pPr>
-      <m:oMathPara>
-        <m:oMathParaPr>
-          <m:jc m:val="center"/>
-        </m:oMathParaPr>
-        <m:oMath>
-          <m:sSub>
-            <m:sSubPr>
-              <m:ctrlPr>
-                <w:rPr>
-                  <w:rFonts w:ascii="Cambria Math" w:hAnsi="Cambria Math"/>
-                </w:rPr>
-              </m:ctrlPr>
-            </m:sSubPr>
-            <m:e>
-              <m:r>
-                <w:rPr>
-                  <w:rFonts w:ascii="Cambria Math" w:hAnsi="Cambria Math"/>
-                  <w:lang w:eastAsia="zh-CN"/>
-                </w:rPr>
-                <m:t>x</m:t>
-              </m:r>
-            </m:e>
-            <m:sub>
-              <m:r>
-                <w:rPr>
-                  <w:rFonts w:ascii="Cambria Math" w:hAnsi="Cambria Math"/>
-                  <w:lang w:eastAsia="zh-CN"/>
-                </w:rPr>
-                <m:t>i</m:t>
-              </m:r>
-            </m:sub>
-          </m:sSub>
-          <m:r>
-            <w:rPr>
-              <w:rFonts w:ascii="Cambria Math" w:hAnsi="Cambria Math"/>
-              <w:lang w:eastAsia="zh-CN"/>
-            </w:rPr>
-            <m:t> </m:t>
-          </m:r>
-          <m:r>
-            <m:rPr>
-              <m:nor/>
-            </m:rPr>
-            <w:rPr>
-              <w:lang w:eastAsia="zh-CN"/>
-            </w:rPr>
-            <m:t>和</m:t>
-          </m:r>
-          <m:r>
-            <w:rPr>
-              <w:rFonts w:ascii="Cambria Math" w:hAnsi="Cambria Math"/>
-              <w:lang w:eastAsia="zh-CN"/>
-            </w:rPr>
-            <m:t> W</m:t>
-          </m:r>
-          <m:sSub>
-            <m:sSubPr>
-              <m:ctrlPr>
-                <w:rPr>
-                  <w:rFonts w:ascii="Cambria Math" w:hAnsi="Cambria Math"/>
-                </w:rPr>
-              </m:ctrlPr>
-            </m:sSubPr>
-            <m:e>
-              <m:r>
-                <w:rPr>
-                  <w:rFonts w:ascii="Cambria Math" w:hAnsi="Cambria Math"/>
-                  <w:lang w:eastAsia="zh-CN"/>
-                </w:rPr>
-                <m:t>x</m:t>
-              </m:r>
-            </m:e>
-            <m:sub>
-              <m:r>
-                <w:rPr>
-                  <w:rFonts w:ascii="Cambria Math" w:hAnsi="Cambria Math"/>
-                  <w:lang w:eastAsia="zh-CN"/>
-                </w:rPr>
-                <m:t>i</m:t>
-              </m:r>
-            </m:sub>
-          </m:sSub>
-        </m:oMath>
-      </m:oMathPara>
-    </w:p>
-    <w:p>
-      <w:pPr>
-        <w:pStyle w:val="FirstParagraph"/>
-        <w:rPr>
-          <w:lang w:eastAsia="zh-CN"/>
-        </w:rPr>
-      </w:pPr>
-      <w:r>
-        <w:rPr>
-          <w:lang w:eastAsia="zh-CN"/>
-        </w:rPr>
-        <w:t xml:space="preserve">LMP </w:t>
-      </w:r>
-      <w:r>
-        <w:rPr>
-          <w:rFonts w:hint="eastAsia"/>
-          <w:lang w:eastAsia="zh-CN"/>
-        </w:rPr>
-        <w:t>图中的直线通常是</w:t>
-      </w:r>
-      <w:r>
-        <w:rPr>
-          <w:lang w:eastAsia="zh-CN"/>
-        </w:rPr>
-        <w:t xml:space="preserve"> 45° </w:t>
-      </w:r>
-      <w:r>
-        <w:rPr>
-          <w:rFonts w:hint="eastAsia"/>
-          <w:lang w:eastAsia="zh-CN"/>
-        </w:rPr>
-        <w:t>参考线，即：</w:t>
-      </w:r>
-    </w:p>
-    <w:p>
-      <w:pPr>
-        <w:pStyle w:val="a0"/>
-      </w:pPr>
-      <m:oMathPara>
-        <m:oMathParaPr>
-          <m:jc m:val="center"/>
-        </m:oMathParaPr>
-        <m:oMath>
-          <m:r>
-            <w:rPr>
-              <w:rFonts w:ascii="Cambria Math" w:hAnsi="Cambria Math"/>
-            </w:rPr>
-            <m:t>y</m:t>
-          </m:r>
-          <m:r>
-            <m:rPr>
-              <m:sty m:val="p"/>
-            </m:rPr>
-            <w:rPr>
-              <w:rFonts w:ascii="Cambria Math" w:hAnsi="Cambria Math"/>
-            </w:rPr>
-            <m:t>=</m:t>
-          </m:r>
-          <m:r>
-            <w:rPr>
-              <w:rFonts w:ascii="Cambria Math" w:hAnsi="Cambria Math"/>
-            </w:rPr>
-            <m:t>x</m:t>
-          </m:r>
-        </m:oMath>
-      </m:oMathPara>
-    </w:p>
-    <w:p>
-      <w:pPr>
-        <w:pStyle w:val="FirstParagraph"/>
-        <w:rPr>
-          <w:lang w:eastAsia="zh-CN"/>
-        </w:rPr>
-      </w:pPr>
-      <w:r>
-        <w:rPr>
-          <w:rFonts w:hint="eastAsia"/>
-          <w:lang w:eastAsia="zh-CN"/>
-        </w:rPr>
-        <w:t>该直线表示样点自身值与邻居平均值相等。</w:t>
-      </w:r>
-      <w:r>
-        <w:rPr>
-          <w:lang w:eastAsia="zh-CN"/>
-        </w:rPr>
-        <w:br/>
-      </w:r>
-      <w:r>
-        <w:rPr>
-          <w:rFonts w:hint="eastAsia"/>
-          <w:lang w:eastAsia="zh-CN"/>
-        </w:rPr>
-        <w:t>若点落在直线附近，说明该样点与周围邻居较相似；若点明显偏离直线，说明该样点与周围邻居差异较大。</w:t>
-      </w:r>
-      <w:r>
-        <w:rPr>
-          <w:lang w:eastAsia="zh-CN"/>
-        </w:rPr>
-        <w:br/>
-      </w:r>
-      <w:r>
-        <w:rPr>
-          <w:rFonts w:hint="eastAsia"/>
-          <w:lang w:eastAsia="zh-CN"/>
-        </w:rPr>
-        <w:t>点在直线上方，说明邻居平均值大于自身值；点在直线下方，说明邻居平均值小于自身值。</w:t>
-      </w:r>
-    </w:p>
-    <w:p>
-      <w:r>
-        <w:pict w14:anchorId="74D73DB7">
-          <v:rect id="_x0000_i1027" style="width:0;height:1.5pt" o:hralign="center" o:hrstd="t" o:hr="t"/>
-        </w:pict>
-      </w:r>
-    </w:p>
-    <w:p>
-      <w:pPr>
-        <w:pStyle w:val="2"/>
-        <w:rPr>
-          <w:lang w:eastAsia="zh-CN"/>
-        </w:rPr>
-      </w:pPr>
-      <w:bookmarkStart w:id="14" w:name="缓冲距离-buffer-distance-的含义"/>
-      <w:bookmarkEnd w:id="7"/>
-      <w:bookmarkEnd w:id="11"/>
-      <w:bookmarkEnd w:id="13"/>
-      <w:r>
-        <w:rPr>
-          <w:lang w:eastAsia="zh-CN"/>
-        </w:rPr>
-        <w:t xml:space="preserve">4. </w:t>
-      </w:r>
-      <w:r>
-        <w:rPr>
-          <w:rFonts w:hint="eastAsia"/>
-          <w:lang w:eastAsia="zh-CN"/>
-        </w:rPr>
-        <w:t>缓冲距离</w:t>
-      </w:r>
-      <w:r>
-        <w:rPr>
-          <w:lang w:eastAsia="zh-CN"/>
-        </w:rPr>
-        <w:t xml:space="preserve"> buffer distance </w:t>
-      </w:r>
-      <w:r>
-        <w:rPr>
-          <w:rFonts w:hint="eastAsia"/>
-          <w:lang w:eastAsia="zh-CN"/>
-        </w:rPr>
-        <w:t>的含义</w:t>
-      </w:r>
-    </w:p>
-    <w:p>
-      <w:pPr>
-        <w:pStyle w:val="FirstParagraph"/>
-        <w:rPr>
-          <w:lang w:eastAsia="zh-CN"/>
-        </w:rPr>
-      </w:pPr>
-      <w:r>
-        <w:rPr>
-          <w:rFonts w:hint="eastAsia"/>
-          <w:lang w:eastAsia="zh-CN"/>
-        </w:rPr>
-        <w:t>如果样点属性值存在空间自相关，说明某一个位置的属性值不仅与该位置自身有关，还可能受到周围样点或邻近区域的影响。因此，在进行空间预测时，可以将空间邻近信息转换成机器学习模型能够使用的输入变量。其中一种常见方法就是计算缓冲距离。</w:t>
-      </w:r>
-    </w:p>
-    <w:p>
-      <w:pPr>
-        <w:pStyle w:val="a0"/>
-        <w:rPr>
-          <w:lang w:eastAsia="zh-CN"/>
-        </w:rPr>
-      </w:pPr>
-      <w:r>
-        <w:rPr>
-          <w:rFonts w:hint="eastAsia"/>
-          <w:lang w:eastAsia="zh-CN"/>
-        </w:rPr>
-        <w:lastRenderedPageBreak/>
-        <w:t>缓冲距离是指从待预测网格或未知位置到已知样点之间的距离关系。它可以有不同的表达方式，例如：</w:t>
-      </w:r>
-    </w:p>
-    <w:p>
-      <w:pPr>
-        <w:pStyle w:val="Compact"/>
-        <w:ind w:left="502"/>
-        <w:rPr>
-          <w:lang w:eastAsia="zh-CN"/>
-        </w:rPr>
-      </w:pPr>
-      <w:r>
-        <w:rPr>
-          <w:rFonts w:hint="eastAsia"/>
-          <w:lang w:eastAsia="zh-CN"/>
-        </w:rPr>
-        <w:t>每个预测网格到最近样点的最短距离；</w:t>
-      </w:r>
-    </w:p>
-    <w:p>
-      <w:pPr>
-        <w:pStyle w:val="Compact"/>
-        <w:ind w:left="502"/>
-        <w:rPr>
-          <w:lang w:eastAsia="zh-CN"/>
-        </w:rPr>
-      </w:pPr>
-      <w:r>
-        <w:rPr>
-          <w:rFonts w:hint="eastAsia"/>
-          <w:lang w:eastAsia="zh-CN"/>
-        </w:rPr>
-        <w:t>每个预测网格到多个样点的平均距离；</w:t>
-      </w:r>
-    </w:p>
-    <w:p>
-      <w:pPr>
-        <w:pStyle w:val="Compact"/>
-        <w:ind w:left="502"/>
-        <w:rPr>
-          <w:lang w:eastAsia="zh-CN"/>
-        </w:rPr>
-      </w:pPr>
-      <w:r>
-        <w:rPr>
-          <w:rFonts w:hint="eastAsia"/>
-          <w:lang w:eastAsia="zh-CN"/>
-        </w:rPr>
-        <w:t>每个预测网格是否落在样点的某一缓冲范围内，例如</w:t>
-      </w:r>
-      <w:r>
-        <w:rPr>
-          <w:lang w:eastAsia="zh-CN"/>
-        </w:rPr>
-        <w:t xml:space="preserve"> 100 m</w:t>
-      </w:r>
-      <w:r>
-        <w:rPr>
-          <w:lang w:eastAsia="zh-CN"/>
-        </w:rPr>
-        <w:t>、</w:t>
-      </w:r>
-      <w:r>
-        <w:rPr>
-          <w:lang w:eastAsia="zh-CN"/>
-        </w:rPr>
-        <w:t xml:space="preserve">500 m </w:t>
-      </w:r>
-      <w:r>
-        <w:rPr>
-          <w:rFonts w:hint="eastAsia"/>
-          <w:lang w:eastAsia="zh-CN"/>
-        </w:rPr>
-        <w:t>或</w:t>
-      </w:r>
-      <w:r>
-        <w:rPr>
-          <w:lang w:eastAsia="zh-CN"/>
-        </w:rPr>
-        <w:t xml:space="preserve"> 1000 </w:t>
-      </w:r>
-      <w:r>
-        <w:rPr>
-          <w:rFonts w:hint="eastAsia"/>
-          <w:lang w:eastAsia="zh-CN"/>
-        </w:rPr>
-        <w:t>m</w:t>
-      </w:r>
-      <w:r>
-        <w:rPr>
-          <w:rFonts w:hint="eastAsia"/>
-          <w:lang w:eastAsia="zh-CN"/>
-        </w:rPr>
-        <w:t>；</w:t>
-      </w:r>
-    </w:p>
-    <w:p>
-      <w:pPr>
-        <w:pStyle w:val="Compact"/>
-        <w:ind w:left="142" w:firstLineChars="100" w:firstLine="240"/>
-        <w:rPr>
-          <w:lang w:eastAsia="zh-CN"/>
-        </w:rPr>
-      </w:pPr>
-      <w:r>
-        <w:rPr>
-          <w:rFonts w:hint="eastAsia"/>
-          <w:lang w:eastAsia="zh-CN"/>
-        </w:rPr>
-        <w:t>每个预测网格周围一定缓冲范围内包含多少个样点，或邻近样点属性值的平均值。</w:t>
-      </w:r>
-    </w:p>
-    <w:p>
-      <w:pPr>
-        <w:pStyle w:val="FirstParagraph"/>
-        <w:rPr>
-          <w:lang w:eastAsia="zh-CN"/>
-        </w:rPr>
-      </w:pPr>
-      <w:r>
-        <w:rPr>
-          <w:rFonts w:hint="eastAsia"/>
-          <w:lang w:eastAsia="zh-CN"/>
-        </w:rPr>
-        <w:t>在空间机器学习建模中，缓冲距离的作用是将“空间邻近程度”转化为模型中的数值特征。一般来说，预测网格距离某个已知样点越近，二者之间的空间联系可能越强；距离越远，空间影响可能越弱。因此，缓冲距离可以帮助模型捕捉空间自相关结构，提高空间预测的合理性。</w:t>
-      </w:r>
-    </w:p>
-    <w:p>
-      <w:pPr>
-        <w:pStyle w:val="a0"/>
-        <w:rPr>
-          <w:lang w:eastAsia="zh-CN"/>
-        </w:rPr>
-      </w:pPr>
-      <w:r>
-        <w:rPr>
-          <w:rFonts w:hint="eastAsia"/>
-          <w:lang w:eastAsia="zh-CN"/>
-        </w:rPr>
-        <w:t>也可以使用</w:t>
-      </w:r>
-      <w:r>
-        <w:rPr>
-          <w:lang w:eastAsia="zh-CN"/>
-        </w:rPr>
-        <w:t xml:space="preserve"> </w:t>
-      </w:r>
-      <w:proofErr w:type="spellStart"/>
-      <w:r>
-        <w:rPr>
-          <w:rStyle w:val="VerbatimChar"/>
-          <w:lang w:eastAsia="zh-CN"/>
-        </w:rPr>
-        <w:t>st_buffer</w:t>
-      </w:r>
-      <w:proofErr w:type="spellEnd"/>
-      <w:r>
-        <w:rPr>
-          <w:rStyle w:val="VerbatimChar"/>
-          <w:lang w:eastAsia="zh-CN"/>
-        </w:rPr>
-        <w:t>()</w:t>
-      </w:r>
-      <w:r>
-        <w:rPr>
-          <w:lang w:eastAsia="zh-CN"/>
-        </w:rPr>
-        <w:t xml:space="preserve"> </w:t>
-      </w:r>
-      <w:r>
-        <w:rPr>
-          <w:rFonts w:hint="eastAsia"/>
-          <w:lang w:eastAsia="zh-CN"/>
-        </w:rPr>
-        <w:t>为样点创建缓冲区：</w:t>
-      </w:r>
-    </w:p>
-    <w:p>
-      <w:pPr>
-        <w:pStyle w:val="a0"/>
-        <w:rPr>
-          <w:lang w:eastAsia="zh-CN"/>
-        </w:rPr>
-      </w:pPr>
-      <w:r>
-        <w:rPr>
-          <w:rFonts w:hint="eastAsia"/>
-          <w:lang w:eastAsia="zh-CN"/>
-        </w:rPr>
-        <w:t>综上，缓冲距离的本质是把样点与预测网格之间的空间距离关系转换为模型变量，从而将空间自相关信息引入机器学习预测过程。</w:t>
-      </w:r>
-    </w:p>
+    <w:bookmarkEnd w:id="13"/>
     <w:bookmarkEnd w:id="14"/>
     <w:p>
       <w:pPr>
